--- a/production/quizzes/unit-02/unit-2-written-assessment-student.docx
+++ b/production/quizzes/unit-02/unit-2-written-assessment-student.docx
@@ -30,53 +30,6 @@
           <w:sz w:val="24"/>
         </w:rPr>
         <w:t>Unit 2 Written Assessment · Using Natural Resources for Energy · Student</w:t>
-      </w:r>
-    </w:p>
-    <w:p>
-      <w:pPr>
-        <w:spacing w:after="40"/>
-      </w:pPr>
-      <w:r>
-        <w:rPr>
-          <w:rFonts w:ascii="Calibri" w:hAnsi="Calibri" w:cs="Calibri"/>
-          <w:b/>
-          <w:i w:val="0"/>
-          <w:color w:val="1F1F1F"/>
-          <w:sz w:val="24"/>
-        </w:rPr>
-        <w:t xml:space="preserve">Name: </w:t>
-      </w:r>
-      <w:r>
-        <w:rPr>
-          <w:rFonts w:ascii="Calibri" w:hAnsi="Calibri" w:cs="Calibri"/>
-          <w:b w:val="0"/>
-          <w:i w:val="0"/>
-          <w:color w:val="1F1F1F"/>
-          <w:sz w:val="24"/>
-          <w:u w:val="single"/>
-        </w:rPr>
-        <w:t>____________________________</w:t>
-      </w:r>
-      <w:r>
-        <w:rPr>
-          <w:rFonts w:ascii="Calibri" w:hAnsi="Calibri" w:cs="Calibri"/>
-          <w:b/>
-          <w:i w:val="0"/>
-          <w:color w:val="1F1F1F"/>
-          <w:sz w:val="24"/>
-        </w:rPr>
-        <w:t xml:space="preserve">      Date: </w:t>
-      </w:r>
-      <w:r>
-        <w:rPr>
-          <w:rFonts w:ascii="Calibri" w:hAnsi="Calibri" w:cs="Calibri"/>
-          <w:b w:val="0"/>
-          <w:i w:val="0"/>
-          <w:color w:val="1F1F1F"/>
-          <w:sz w:val="24"/>
-          <w:u w:val="single"/>
-        </w:rPr>
-        <w:t>________________</w:t>
       </w:r>
     </w:p>
     <w:p>
@@ -1857,7 +1810,7 @@
           <w:color w:val="2F3C7E"/>
           <w:sz w:val="32"/>
         </w:rPr>
-        <w:t>Check Your Thinking</w:t>
+        <w:t>Check Your Thinking — BONUS (up to +2)</w:t>
       </w:r>
     </w:p>
     <w:p>

--- a/production/quizzes/unit-02/unit-2-written-assessment-student.docx
+++ b/production/quizzes/unit-02/unit-2-written-assessment-student.docx
@@ -4,1849 +4,2967 @@
   <w:body>
     <w:p>
       <w:pPr>
+        <w:spacing w:after="40" w:before="0"/>
         <w:jc w:val="center"/>
       </w:pPr>
       <w:r>
         <w:rPr>
-          <w:rFonts w:ascii="Cambria" w:hAnsi="Cambria" w:cs="Cambria"/>
+          <w:rFonts w:ascii="Calibri" w:hAnsi="Calibri"/>
           <w:b/>
-          <w:i w:val="0"/>
-          <w:color w:val="2F3C7E"/>
-          <w:sz w:val="46"/>
+          <w:sz w:val="40"/>
         </w:rPr>
-        <w:t>Using Natural Resources for Energy</w:t>
+        <w:t>Grade 4 Science</w:t>
       </w:r>
     </w:p>
     <w:p>
       <w:pPr>
+        <w:spacing w:after="100" w:before="0"/>
         <w:jc w:val="center"/>
       </w:pPr>
       <w:r>
         <w:rPr>
-          <w:rFonts w:ascii="Calibri" w:hAnsi="Calibri" w:cs="Calibri"/>
-          <w:b w:val="0"/>
-          <w:i/>
-          <w:color w:val="555555"/>
-          <w:sz w:val="24"/>
+          <w:rFonts w:ascii="Calibri" w:hAnsi="Calibri"/>
+          <w:b/>
+          <w:sz w:val="30"/>
         </w:rPr>
-        <w:t>Unit 2 Written Assessment · Using Natural Resources for Energy · Student</w:t>
+        <w:t>Unit 2 Assessment — Using Natural Resources for Energy</w:t>
       </w:r>
     </w:p>
     <w:p>
       <w:pPr>
-        <w:spacing w:before="0" w:after="30"/>
+        <w:spacing w:after="120" w:before="0"/>
       </w:pPr>
       <w:r>
         <w:rPr>
-          <w:rFonts w:ascii="Calibri" w:hAnsi="Calibri" w:cs="Calibri"/>
-          <w:b/>
-          <w:i w:val="0"/>
-          <w:color w:val="1F1F1F"/>
-          <w:sz w:val="24"/>
+          <w:rFonts w:ascii="Calibri" w:hAnsi="Calibri"/>
+          <w:b w:val="0"/>
+          <w:sz w:val="26"/>
         </w:rPr>
-        <w:t>Name: ____________________________    Date: ____________    Score: ______ / 22</w:t>
+        <w:t>Name: ________________________________    HR:   4A    4B    4C    4D</w:t>
       </w:r>
     </w:p>
     <w:p>
       <w:pPr>
-        <w:spacing w:before="100" w:after="40"/>
+        <w:spacing w:after="120" w:before="0"/>
       </w:pPr>
       <w:r>
         <w:rPr>
-          <w:rFonts w:ascii="Calibri" w:hAnsi="Calibri" w:cs="Calibri"/>
-          <w:b/>
-          <w:i w:val="0"/>
-          <w:caps/>
-          <w:color w:val="2F3C7E"/>
-          <w:sz w:val="32"/>
+          <w:rFonts w:ascii="Calibri" w:hAnsi="Calibri"/>
+          <w:b w:val="0"/>
+          <w:sz w:val="26"/>
         </w:rPr>
-        <w:t>Part A · Matching (8 points)</w:t>
+        <w:t>Directions: Read each question and choose the ONE BEST ANSWER.</w:t>
       </w:r>
     </w:p>
     <w:p>
       <w:pPr>
-        <w:spacing w:before="0" w:after="16"/>
+        <w:spacing w:after="80" w:before="0"/>
       </w:pPr>
       <w:r>
         <w:rPr>
-          <w:rFonts w:ascii="Calibri" w:hAnsi="Calibri" w:cs="Calibri"/>
+          <w:rFonts w:ascii="Calibri" w:hAnsi="Calibri"/>
+          <w:b/>
+          <w:sz w:val="32"/>
+        </w:rPr>
+        <w:t>Part 1: Matching (Questions 1–8)</w:t>
+      </w:r>
+    </w:p>
+    <w:p>
+      <w:pPr>
+        <w:spacing w:after="100" w:before="0"/>
+      </w:pPr>
+      <w:r>
+        <w:rPr>
+          <w:rFonts w:ascii="Calibri" w:hAnsi="Calibri"/>
           <w:b w:val="0"/>
-          <w:i w:val="0"/>
-          <w:color w:val="555555"/>
-          <w:sz w:val="24"/>
+          <w:sz w:val="26"/>
         </w:rPr>
-        <w:t>Write the letter of the meaning next to each term.</w:t>
+        <w:t>Write the letter of the definition that matches each word.</w:t>
       </w:r>
     </w:p>
     <w:tbl>
       <w:tblPr>
         <w:tblW w:type="auto" w:w="0"/>
+        <w:jc w:val="center"/>
+        <w:tblLayout w:type="fixed"/>
         <w:tblLook w:firstColumn="1" w:firstRow="1" w:lastColumn="0" w:lastRow="0" w:noHBand="0" w:noVBand="1" w:val="04A0"/>
-        <w:tblBorders>
-          <w:top w:val="none" w:sz="0" w:space="0" w:color="FFFFFF"/>
-          <w:left w:val="none" w:sz="0" w:space="0" w:color="FFFFFF"/>
-          <w:bottom w:val="none" w:sz="0" w:space="0" w:color="FFFFFF"/>
-          <w:right w:val="none" w:sz="0" w:space="0" w:color="FFFFFF"/>
-          <w:insideH w:val="none" w:sz="0" w:space="0" w:color="FFFFFF"/>
-          <w:insideV w:val="none" w:sz="0" w:space="0" w:color="FFFFFF"/>
-        </w:tblBorders>
       </w:tblPr>
       <w:tblGrid>
-        <w:gridCol w:w="5040"/>
-        <w:gridCol w:w="5040"/>
+        <w:gridCol w:w="4968"/>
+        <w:gridCol w:w="4968"/>
       </w:tblGrid>
       <w:tr>
-        <w:trPr>
-          <w:trHeight w:val="420" w:hRule="exact"/>
-        </w:trPr>
         <w:tc>
           <w:tcPr>
-            <w:tcW w:type="dxa" w:w="3600"/>
+            <w:tcW w:type="dxa" w:w="3744"/>
             <w:tcMar>
-              <w:top w:w="40" w:type="dxa"/>
-              <w:left w:w="80" w:type="dxa"/>
-              <w:bottom w:w="40" w:type="dxa"/>
-              <w:right w:w="80" w:type="dxa"/>
+              <w:top w:w="20" w:type="dxa"/>
+              <w:bottom w:w="20" w:type="dxa"/>
+              <w:start w:w="80" w:type="dxa"/>
+              <w:end w:w="80" w:type="dxa"/>
             </w:tcMar>
-            <w:shd w:fill="2F3C7E"/>
           </w:tcPr>
           <w:p>
+            <w:pPr>
+              <w:spacing w:after="40" w:before="40"/>
+            </w:pPr>
             <w:r>
               <w:rPr>
-                <w:rFonts w:ascii="Calibri" w:hAnsi="Calibri" w:cs="Calibri"/>
+                <w:rFonts w:ascii="Calibri" w:hAnsi="Calibri"/>
                 <w:b/>
-                <w:i w:val="0"/>
-                <w:caps/>
-                <w:color w:val="FFFFFF"/>
-                <w:sz w:val="24"/>
+                <w:sz w:val="26"/>
               </w:rPr>
-              <w:t>Term</w:t>
+              <w:t>Vocabulary</w:t>
             </w:r>
           </w:p>
         </w:tc>
         <w:tc>
           <w:tcPr>
-            <w:tcW w:type="dxa" w:w="6480"/>
+            <w:tcW w:type="dxa" w:w="6048"/>
             <w:tcMar>
-              <w:top w:w="40" w:type="dxa"/>
-              <w:left w:w="80" w:type="dxa"/>
-              <w:bottom w:w="40" w:type="dxa"/>
-              <w:right w:w="80" w:type="dxa"/>
+              <w:top w:w="20" w:type="dxa"/>
+              <w:bottom w:w="20" w:type="dxa"/>
+              <w:start w:w="80" w:type="dxa"/>
+              <w:end w:w="80" w:type="dxa"/>
             </w:tcMar>
-            <w:shd w:fill="2F3C7E"/>
           </w:tcPr>
           <w:p>
+            <w:pPr>
+              <w:spacing w:after="40" w:before="40"/>
+            </w:pPr>
             <w:r>
               <w:rPr>
-                <w:rFonts w:ascii="Calibri" w:hAnsi="Calibri" w:cs="Calibri"/>
+                <w:rFonts w:ascii="Calibri" w:hAnsi="Calibri"/>
                 <w:b/>
-                <w:i w:val="0"/>
-                <w:caps/>
-                <w:color w:val="FFFFFF"/>
-                <w:sz w:val="24"/>
+                <w:sz w:val="26"/>
               </w:rPr>
-              <w:t>Meaning (write the letter)</w:t>
+              <w:t>Definitions</w:t>
             </w:r>
           </w:p>
         </w:tc>
       </w:tr>
       <w:tr>
-        <w:trPr>
-          <w:trHeight w:val="420" w:hRule="atLeast"/>
-        </w:trPr>
         <w:tc>
           <w:tcPr>
-            <w:tcW w:type="dxa" w:w="3600"/>
+            <w:tcW w:type="dxa" w:w="3744"/>
             <w:tcMar>
-              <w:top w:w="40" w:type="dxa"/>
-              <w:left w:w="80" w:type="dxa"/>
-              <w:bottom w:w="40" w:type="dxa"/>
-              <w:right w:w="80" w:type="dxa"/>
+              <w:top w:w="20" w:type="dxa"/>
+              <w:bottom w:w="20" w:type="dxa"/>
+              <w:start w:w="80" w:type="dxa"/>
+              <w:end w:w="80" w:type="dxa"/>
             </w:tcMar>
           </w:tcPr>
           <w:p>
+            <w:pPr>
+              <w:spacing w:after="40" w:before="40"/>
+            </w:pPr>
             <w:r>
               <w:rPr>
-                <w:rFonts w:ascii="Calibri" w:hAnsi="Calibri" w:cs="Calibri"/>
+                <w:rFonts w:ascii="Calibri" w:hAnsi="Calibri"/>
+                <w:b w:val="0"/>
+                <w:sz w:val="27"/>
+              </w:rPr>
+              <w:t xml:space="preserve">1. </w:t>
+            </w:r>
+            <w:r>
+              <w:rPr>
+                <w:rFonts w:ascii="Calibri" w:hAnsi="Calibri"/>
+                <w:b w:val="0"/>
+                <w:sz w:val="27"/>
+              </w:rPr>
+              <w:t>____</w:t>
+            </w:r>
+            <w:r>
+              <w:rPr>
+                <w:rFonts w:ascii="Calibri" w:hAnsi="Calibri"/>
                 <w:b/>
-                <w:i w:val="0"/>
-                <w:color w:val="2F3C7E"/>
-                <w:sz w:val="26"/>
+                <w:sz w:val="27"/>
               </w:rPr>
-              <w:t>1. renewable resource</w:t>
+              <w:t xml:space="preserve"> Generator</w:t>
             </w:r>
           </w:p>
         </w:tc>
         <w:tc>
           <w:tcPr>
-            <w:tcW w:type="dxa" w:w="6480"/>
+            <w:tcW w:type="dxa" w:w="6048"/>
             <w:tcMar>
-              <w:top w:w="40" w:type="dxa"/>
-              <w:left w:w="80" w:type="dxa"/>
-              <w:bottom w:w="40" w:type="dxa"/>
-              <w:right w:w="80" w:type="dxa"/>
+              <w:top w:w="20" w:type="dxa"/>
+              <w:bottom w:w="20" w:type="dxa"/>
+              <w:start w:w="80" w:type="dxa"/>
+              <w:end w:w="80" w:type="dxa"/>
             </w:tcMar>
           </w:tcPr>
           <w:p>
             <w:pPr>
-              <w:pBdr>
-                <w:bottom w:val="single" w:sz="8" w:space="4" w:color="1F1F1F"/>
-              </w:pBdr>
+              <w:spacing w:after="40" w:before="40"/>
             </w:pPr>
+            <w:r>
+              <w:rPr>
+                <w:rFonts w:ascii="Calibri" w:hAnsi="Calibri"/>
+                <w:b/>
+                <w:sz w:val="26"/>
+              </w:rPr>
+              <w:t>A.</w:t>
+            </w:r>
+            <w:r>
+              <w:rPr>
+                <w:rFonts w:ascii="Calibri" w:hAnsi="Calibri"/>
+                <w:b w:val="0"/>
+                <w:sz w:val="26"/>
+              </w:rPr>
+              <w:t xml:space="preserve"> A gas fossil fuel, mostly methane, found underground.</w:t>
+            </w:r>
           </w:p>
         </w:tc>
       </w:tr>
       <w:tr>
-        <w:trPr>
-          <w:trHeight w:val="420" w:hRule="atLeast"/>
-        </w:trPr>
         <w:tc>
           <w:tcPr>
-            <w:tcW w:type="dxa" w:w="3600"/>
+            <w:tcW w:type="dxa" w:w="3744"/>
             <w:tcMar>
-              <w:top w:w="40" w:type="dxa"/>
-              <w:left w:w="80" w:type="dxa"/>
-              <w:bottom w:w="40" w:type="dxa"/>
-              <w:right w:w="80" w:type="dxa"/>
+              <w:top w:w="20" w:type="dxa"/>
+              <w:bottom w:w="20" w:type="dxa"/>
+              <w:start w:w="80" w:type="dxa"/>
+              <w:end w:w="80" w:type="dxa"/>
             </w:tcMar>
           </w:tcPr>
           <w:p>
+            <w:pPr>
+              <w:spacing w:after="40" w:before="40"/>
+            </w:pPr>
             <w:r>
               <w:rPr>
-                <w:rFonts w:ascii="Calibri" w:hAnsi="Calibri" w:cs="Calibri"/>
+                <w:rFonts w:ascii="Calibri" w:hAnsi="Calibri"/>
+                <w:b w:val="0"/>
+                <w:sz w:val="27"/>
+              </w:rPr>
+              <w:t xml:space="preserve">2. </w:t>
+            </w:r>
+            <w:r>
+              <w:rPr>
+                <w:rFonts w:ascii="Calibri" w:hAnsi="Calibri"/>
+                <w:b w:val="0"/>
+                <w:sz w:val="27"/>
+              </w:rPr>
+              <w:t>____</w:t>
+            </w:r>
+            <w:r>
+              <w:rPr>
+                <w:rFonts w:ascii="Calibri" w:hAnsi="Calibri"/>
                 <w:b/>
-                <w:i w:val="0"/>
-                <w:color w:val="2F3C7E"/>
-                <w:sz w:val="26"/>
+                <w:sz w:val="27"/>
               </w:rPr>
-              <w:t>2. nonrenewable resource</w:t>
+              <w:t xml:space="preserve"> Nonrenewable Resource</w:t>
             </w:r>
           </w:p>
         </w:tc>
         <w:tc>
           <w:tcPr>
-            <w:tcW w:type="dxa" w:w="6480"/>
+            <w:tcW w:type="dxa" w:w="6048"/>
             <w:tcMar>
-              <w:top w:w="40" w:type="dxa"/>
-              <w:left w:w="80" w:type="dxa"/>
-              <w:bottom w:w="40" w:type="dxa"/>
-              <w:right w:w="80" w:type="dxa"/>
+              <w:top w:w="20" w:type="dxa"/>
+              <w:bottom w:w="20" w:type="dxa"/>
+              <w:start w:w="80" w:type="dxa"/>
+              <w:end w:w="80" w:type="dxa"/>
             </w:tcMar>
           </w:tcPr>
           <w:p>
             <w:pPr>
-              <w:pBdr>
-                <w:bottom w:val="single" w:sz="8" w:space="4" w:color="1F1F1F"/>
-              </w:pBdr>
+              <w:spacing w:after="40" w:before="40"/>
             </w:pPr>
+            <w:r>
+              <w:rPr>
+                <w:rFonts w:ascii="Calibri" w:hAnsi="Calibri"/>
+                <w:b/>
+                <w:sz w:val="26"/>
+              </w:rPr>
+              <w:t>B.</w:t>
+            </w:r>
+            <w:r>
+              <w:rPr>
+                <w:rFonts w:ascii="Calibri" w:hAnsi="Calibri"/>
+                <w:b w:val="0"/>
+                <w:sz w:val="26"/>
+              </w:rPr>
+              <w:t xml:space="preserve"> A machine that changes motion into electricity.</w:t>
+            </w:r>
           </w:p>
         </w:tc>
       </w:tr>
       <w:tr>
-        <w:trPr>
-          <w:trHeight w:val="420" w:hRule="atLeast"/>
-        </w:trPr>
         <w:tc>
           <w:tcPr>
-            <w:tcW w:type="dxa" w:w="3600"/>
+            <w:tcW w:type="dxa" w:w="3744"/>
             <w:tcMar>
-              <w:top w:w="40" w:type="dxa"/>
-              <w:left w:w="80" w:type="dxa"/>
-              <w:bottom w:w="40" w:type="dxa"/>
-              <w:right w:w="80" w:type="dxa"/>
+              <w:top w:w="20" w:type="dxa"/>
+              <w:bottom w:w="20" w:type="dxa"/>
+              <w:start w:w="80" w:type="dxa"/>
+              <w:end w:w="80" w:type="dxa"/>
             </w:tcMar>
           </w:tcPr>
           <w:p>
+            <w:pPr>
+              <w:spacing w:after="40" w:before="40"/>
+            </w:pPr>
             <w:r>
               <w:rPr>
-                <w:rFonts w:ascii="Calibri" w:hAnsi="Calibri" w:cs="Calibri"/>
+                <w:rFonts w:ascii="Calibri" w:hAnsi="Calibri"/>
+                <w:b w:val="0"/>
+                <w:sz w:val="27"/>
+              </w:rPr>
+              <w:t xml:space="preserve">3. </w:t>
+            </w:r>
+            <w:r>
+              <w:rPr>
+                <w:rFonts w:ascii="Calibri" w:hAnsi="Calibri"/>
+                <w:b w:val="0"/>
+                <w:sz w:val="27"/>
+              </w:rPr>
+              <w:t>____</w:t>
+            </w:r>
+            <w:r>
+              <w:rPr>
+                <w:rFonts w:ascii="Calibri" w:hAnsi="Calibri"/>
                 <w:b/>
-                <w:i w:val="0"/>
-                <w:color w:val="2F3C7E"/>
-                <w:sz w:val="26"/>
+                <w:sz w:val="27"/>
               </w:rPr>
-              <w:t>3. fossil fuel</w:t>
+              <w:t xml:space="preserve"> Solar Cell</w:t>
             </w:r>
           </w:p>
         </w:tc>
         <w:tc>
           <w:tcPr>
-            <w:tcW w:type="dxa" w:w="6480"/>
+            <w:tcW w:type="dxa" w:w="6048"/>
             <w:tcMar>
-              <w:top w:w="40" w:type="dxa"/>
-              <w:left w:w="80" w:type="dxa"/>
-              <w:bottom w:w="40" w:type="dxa"/>
-              <w:right w:w="80" w:type="dxa"/>
+              <w:top w:w="20" w:type="dxa"/>
+              <w:bottom w:w="20" w:type="dxa"/>
+              <w:start w:w="80" w:type="dxa"/>
+              <w:end w:w="80" w:type="dxa"/>
             </w:tcMar>
           </w:tcPr>
           <w:p>
             <w:pPr>
-              <w:pBdr>
-                <w:bottom w:val="single" w:sz="8" w:space="4" w:color="1F1F1F"/>
-              </w:pBdr>
+              <w:spacing w:after="40" w:before="40"/>
             </w:pPr>
+            <w:r>
+              <w:rPr>
+                <w:rFonts w:ascii="Calibri" w:hAnsi="Calibri"/>
+                <w:b/>
+                <w:sz w:val="26"/>
+              </w:rPr>
+              <w:t>C.</w:t>
+            </w:r>
+            <w:r>
+              <w:rPr>
+                <w:rFonts w:ascii="Calibri" w:hAnsi="Calibri"/>
+                <w:b w:val="0"/>
+                <w:sz w:val="26"/>
+              </w:rPr>
+              <w:t xml:space="preserve"> A resource that can be restored more quickly than it is used up.</w:t>
+            </w:r>
           </w:p>
         </w:tc>
       </w:tr>
       <w:tr>
-        <w:trPr>
-          <w:trHeight w:val="420" w:hRule="atLeast"/>
-        </w:trPr>
         <w:tc>
           <w:tcPr>
-            <w:tcW w:type="dxa" w:w="3600"/>
+            <w:tcW w:type="dxa" w:w="3744"/>
             <w:tcMar>
-              <w:top w:w="40" w:type="dxa"/>
-              <w:left w:w="80" w:type="dxa"/>
-              <w:bottom w:w="40" w:type="dxa"/>
-              <w:right w:w="80" w:type="dxa"/>
+              <w:top w:w="20" w:type="dxa"/>
+              <w:bottom w:w="20" w:type="dxa"/>
+              <w:start w:w="80" w:type="dxa"/>
+              <w:end w:w="80" w:type="dxa"/>
             </w:tcMar>
           </w:tcPr>
           <w:p>
+            <w:pPr>
+              <w:spacing w:after="40" w:before="40"/>
+            </w:pPr>
             <w:r>
               <w:rPr>
-                <w:rFonts w:ascii="Calibri" w:hAnsi="Calibri" w:cs="Calibri"/>
+                <w:rFonts w:ascii="Calibri" w:hAnsi="Calibri"/>
+                <w:b w:val="0"/>
+                <w:sz w:val="27"/>
+              </w:rPr>
+              <w:t xml:space="preserve">4. </w:t>
+            </w:r>
+            <w:r>
+              <w:rPr>
+                <w:rFonts w:ascii="Calibri" w:hAnsi="Calibri"/>
+                <w:b w:val="0"/>
+                <w:sz w:val="27"/>
+              </w:rPr>
+              <w:t>____</w:t>
+            </w:r>
+            <w:r>
+              <w:rPr>
+                <w:rFonts w:ascii="Calibri" w:hAnsi="Calibri"/>
                 <w:b/>
-                <w:i w:val="0"/>
-                <w:color w:val="2F3C7E"/>
-                <w:sz w:val="26"/>
+                <w:sz w:val="27"/>
               </w:rPr>
-              <w:t>4. turbine</w:t>
+              <w:t xml:space="preserve"> Fossil Fuel</w:t>
             </w:r>
           </w:p>
         </w:tc>
         <w:tc>
           <w:tcPr>
-            <w:tcW w:type="dxa" w:w="6480"/>
+            <w:tcW w:type="dxa" w:w="6048"/>
             <w:tcMar>
-              <w:top w:w="40" w:type="dxa"/>
-              <w:left w:w="80" w:type="dxa"/>
-              <w:bottom w:w="40" w:type="dxa"/>
-              <w:right w:w="80" w:type="dxa"/>
+              <w:top w:w="20" w:type="dxa"/>
+              <w:bottom w:w="20" w:type="dxa"/>
+              <w:start w:w="80" w:type="dxa"/>
+              <w:end w:w="80" w:type="dxa"/>
             </w:tcMar>
           </w:tcPr>
           <w:p>
             <w:pPr>
-              <w:pBdr>
-                <w:bottom w:val="single" w:sz="8" w:space="4" w:color="1F1F1F"/>
-              </w:pBdr>
+              <w:spacing w:after="40" w:before="40"/>
             </w:pPr>
+            <w:r>
+              <w:rPr>
+                <w:rFonts w:ascii="Calibri" w:hAnsi="Calibri"/>
+                <w:b/>
+                <w:sz w:val="26"/>
+              </w:rPr>
+              <w:t>D.</w:t>
+            </w:r>
+            <w:r>
+              <w:rPr>
+                <w:rFonts w:ascii="Calibri" w:hAnsi="Calibri"/>
+                <w:b w:val="0"/>
+                <w:sz w:val="26"/>
+              </w:rPr>
+              <w:t xml:space="preserve"> A fuel formed from the remains of organisms that lived long ago.</w:t>
+            </w:r>
           </w:p>
         </w:tc>
       </w:tr>
       <w:tr>
-        <w:trPr>
-          <w:trHeight w:val="420" w:hRule="atLeast"/>
-        </w:trPr>
         <w:tc>
           <w:tcPr>
-            <w:tcW w:type="dxa" w:w="3600"/>
+            <w:tcW w:type="dxa" w:w="3744"/>
             <w:tcMar>
-              <w:top w:w="40" w:type="dxa"/>
-              <w:left w:w="80" w:type="dxa"/>
-              <w:bottom w:w="40" w:type="dxa"/>
-              <w:right w:w="80" w:type="dxa"/>
+              <w:top w:w="20" w:type="dxa"/>
+              <w:bottom w:w="20" w:type="dxa"/>
+              <w:start w:w="80" w:type="dxa"/>
+              <w:end w:w="80" w:type="dxa"/>
             </w:tcMar>
           </w:tcPr>
           <w:p>
+            <w:pPr>
+              <w:spacing w:after="40" w:before="40"/>
+            </w:pPr>
             <w:r>
               <w:rPr>
-                <w:rFonts w:ascii="Calibri" w:hAnsi="Calibri" w:cs="Calibri"/>
+                <w:rFonts w:ascii="Calibri" w:hAnsi="Calibri"/>
+                <w:b w:val="0"/>
+                <w:sz w:val="27"/>
+              </w:rPr>
+              <w:t xml:space="preserve">5. </w:t>
+            </w:r>
+            <w:r>
+              <w:rPr>
+                <w:rFonts w:ascii="Calibri" w:hAnsi="Calibri"/>
+                <w:b w:val="0"/>
+                <w:sz w:val="27"/>
+              </w:rPr>
+              <w:t>____</w:t>
+            </w:r>
+            <w:r>
+              <w:rPr>
+                <w:rFonts w:ascii="Calibri" w:hAnsi="Calibri"/>
                 <w:b/>
-                <w:i w:val="0"/>
-                <w:color w:val="2F3C7E"/>
-                <w:sz w:val="26"/>
+                <w:sz w:val="27"/>
               </w:rPr>
-              <w:t>5. generator</w:t>
+              <w:t xml:space="preserve"> Turbine</w:t>
             </w:r>
           </w:p>
         </w:tc>
         <w:tc>
           <w:tcPr>
-            <w:tcW w:type="dxa" w:w="6480"/>
+            <w:tcW w:type="dxa" w:w="6048"/>
             <w:tcMar>
-              <w:top w:w="40" w:type="dxa"/>
-              <w:left w:w="80" w:type="dxa"/>
-              <w:bottom w:w="40" w:type="dxa"/>
-              <w:right w:w="80" w:type="dxa"/>
+              <w:top w:w="20" w:type="dxa"/>
+              <w:bottom w:w="20" w:type="dxa"/>
+              <w:start w:w="80" w:type="dxa"/>
+              <w:end w:w="80" w:type="dxa"/>
             </w:tcMar>
           </w:tcPr>
           <w:p>
             <w:pPr>
-              <w:pBdr>
-                <w:bottom w:val="single" w:sz="8" w:space="4" w:color="1F1F1F"/>
-              </w:pBdr>
+              <w:spacing w:after="40" w:before="40"/>
             </w:pPr>
+            <w:r>
+              <w:rPr>
+                <w:rFonts w:ascii="Calibri" w:hAnsi="Calibri"/>
+                <w:b/>
+                <w:sz w:val="26"/>
+              </w:rPr>
+              <w:t>E.</w:t>
+            </w:r>
+            <w:r>
+              <w:rPr>
+                <w:rFonts w:ascii="Calibri" w:hAnsi="Calibri"/>
+                <w:b w:val="0"/>
+                <w:sz w:val="26"/>
+              </w:rPr>
+              <w:t xml:space="preserve"> Energy produced by heat that is transferred from inside Earth.</w:t>
+            </w:r>
           </w:p>
         </w:tc>
       </w:tr>
       <w:tr>
-        <w:trPr>
-          <w:trHeight w:val="420" w:hRule="atLeast"/>
-        </w:trPr>
         <w:tc>
           <w:tcPr>
-            <w:tcW w:type="dxa" w:w="3600"/>
+            <w:tcW w:type="dxa" w:w="3744"/>
             <w:tcMar>
-              <w:top w:w="40" w:type="dxa"/>
-              <w:left w:w="80" w:type="dxa"/>
-              <w:bottom w:w="40" w:type="dxa"/>
-              <w:right w:w="80" w:type="dxa"/>
+              <w:top w:w="20" w:type="dxa"/>
+              <w:bottom w:w="20" w:type="dxa"/>
+              <w:start w:w="80" w:type="dxa"/>
+              <w:end w:w="80" w:type="dxa"/>
             </w:tcMar>
           </w:tcPr>
           <w:p>
+            <w:pPr>
+              <w:spacing w:after="40" w:before="40"/>
+            </w:pPr>
             <w:r>
               <w:rPr>
-                <w:rFonts w:ascii="Calibri" w:hAnsi="Calibri" w:cs="Calibri"/>
+                <w:rFonts w:ascii="Calibri" w:hAnsi="Calibri"/>
+                <w:b w:val="0"/>
+                <w:sz w:val="27"/>
+              </w:rPr>
+              <w:t xml:space="preserve">6. </w:t>
+            </w:r>
+            <w:r>
+              <w:rPr>
+                <w:rFonts w:ascii="Calibri" w:hAnsi="Calibri"/>
+                <w:b w:val="0"/>
+                <w:sz w:val="27"/>
+              </w:rPr>
+              <w:t>____</w:t>
+            </w:r>
+            <w:r>
+              <w:rPr>
+                <w:rFonts w:ascii="Calibri" w:hAnsi="Calibri"/>
                 <w:b/>
-                <w:i w:val="0"/>
-                <w:color w:val="2F3C7E"/>
-                <w:sz w:val="26"/>
+                <w:sz w:val="27"/>
               </w:rPr>
-              <w:t>6. solar cell</w:t>
+              <w:t xml:space="preserve"> Geothermal Energy</w:t>
             </w:r>
           </w:p>
         </w:tc>
         <w:tc>
           <w:tcPr>
-            <w:tcW w:type="dxa" w:w="6480"/>
+            <w:tcW w:type="dxa" w:w="6048"/>
             <w:tcMar>
-              <w:top w:w="40" w:type="dxa"/>
-              <w:left w:w="80" w:type="dxa"/>
-              <w:bottom w:w="40" w:type="dxa"/>
-              <w:right w:w="80" w:type="dxa"/>
+              <w:top w:w="20" w:type="dxa"/>
+              <w:bottom w:w="20" w:type="dxa"/>
+              <w:start w:w="80" w:type="dxa"/>
+              <w:end w:w="80" w:type="dxa"/>
             </w:tcMar>
           </w:tcPr>
           <w:p>
             <w:pPr>
-              <w:pBdr>
-                <w:bottom w:val="single" w:sz="8" w:space="4" w:color="1F1F1F"/>
-              </w:pBdr>
+              <w:spacing w:after="40" w:before="40"/>
             </w:pPr>
+            <w:r>
+              <w:rPr>
+                <w:rFonts w:ascii="Calibri" w:hAnsi="Calibri"/>
+                <w:b/>
+                <w:sz w:val="26"/>
+              </w:rPr>
+              <w:t>F.</w:t>
+            </w:r>
+            <w:r>
+              <w:rPr>
+                <w:rFonts w:ascii="Calibri" w:hAnsi="Calibri"/>
+                <w:b w:val="0"/>
+                <w:sz w:val="26"/>
+              </w:rPr>
+              <w:t xml:space="preserve"> A nonrenewable material mined from rock, used for nuclear energy.</w:t>
+            </w:r>
           </w:p>
         </w:tc>
       </w:tr>
       <w:tr>
-        <w:trPr>
-          <w:trHeight w:val="420" w:hRule="atLeast"/>
-        </w:trPr>
         <w:tc>
           <w:tcPr>
-            <w:tcW w:type="dxa" w:w="3600"/>
+            <w:tcW w:type="dxa" w:w="3744"/>
             <w:tcMar>
-              <w:top w:w="40" w:type="dxa"/>
-              <w:left w:w="80" w:type="dxa"/>
-              <w:bottom w:w="40" w:type="dxa"/>
-              <w:right w:w="80" w:type="dxa"/>
+              <w:top w:w="20" w:type="dxa"/>
+              <w:bottom w:w="20" w:type="dxa"/>
+              <w:start w:w="80" w:type="dxa"/>
+              <w:end w:w="80" w:type="dxa"/>
             </w:tcMar>
           </w:tcPr>
           <w:p>
+            <w:pPr>
+              <w:spacing w:after="40" w:before="40"/>
+            </w:pPr>
             <w:r>
               <w:rPr>
-                <w:rFonts w:ascii="Calibri" w:hAnsi="Calibri" w:cs="Calibri"/>
+                <w:rFonts w:ascii="Calibri" w:hAnsi="Calibri"/>
+                <w:b w:val="0"/>
+                <w:sz w:val="27"/>
+              </w:rPr>
+              <w:t xml:space="preserve">7. </w:t>
+            </w:r>
+            <w:r>
+              <w:rPr>
+                <w:rFonts w:ascii="Calibri" w:hAnsi="Calibri"/>
+                <w:b w:val="0"/>
+                <w:sz w:val="27"/>
+              </w:rPr>
+              <w:t>____</w:t>
+            </w:r>
+            <w:r>
+              <w:rPr>
+                <w:rFonts w:ascii="Calibri" w:hAnsi="Calibri"/>
                 <w:b/>
-                <w:i w:val="0"/>
-                <w:color w:val="2F3C7E"/>
-                <w:sz w:val="26"/>
+                <w:sz w:val="27"/>
               </w:rPr>
-              <w:t>7. geothermal energy</w:t>
+              <w:t xml:space="preserve"> Renewable Resource</w:t>
             </w:r>
           </w:p>
         </w:tc>
         <w:tc>
           <w:tcPr>
-            <w:tcW w:type="dxa" w:w="6480"/>
+            <w:tcW w:type="dxa" w:w="6048"/>
             <w:tcMar>
-              <w:top w:w="40" w:type="dxa"/>
-              <w:left w:w="80" w:type="dxa"/>
-              <w:bottom w:w="40" w:type="dxa"/>
-              <w:right w:w="80" w:type="dxa"/>
+              <w:top w:w="20" w:type="dxa"/>
+              <w:bottom w:w="20" w:type="dxa"/>
+              <w:start w:w="80" w:type="dxa"/>
+              <w:end w:w="80" w:type="dxa"/>
             </w:tcMar>
           </w:tcPr>
           <w:p>
             <w:pPr>
-              <w:pBdr>
-                <w:bottom w:val="single" w:sz="8" w:space="4" w:color="1F1F1F"/>
-              </w:pBdr>
+              <w:spacing w:after="40" w:before="40"/>
             </w:pPr>
+            <w:r>
+              <w:rPr>
+                <w:rFonts w:ascii="Calibri" w:hAnsi="Calibri"/>
+                <w:b/>
+                <w:sz w:val="26"/>
+              </w:rPr>
+              <w:t>G.</w:t>
+            </w:r>
+            <w:r>
+              <w:rPr>
+                <w:rFonts w:ascii="Calibri" w:hAnsi="Calibri"/>
+                <w:b w:val="0"/>
+                <w:sz w:val="26"/>
+              </w:rPr>
+              <w:t xml:space="preserve"> A machine with blades that spin when wind, water, or steam pushes them.</w:t>
+            </w:r>
           </w:p>
         </w:tc>
       </w:tr>
       <w:tr>
-        <w:trPr>
-          <w:trHeight w:val="420" w:hRule="atLeast"/>
-        </w:trPr>
         <w:tc>
           <w:tcPr>
-            <w:tcW w:type="dxa" w:w="3600"/>
+            <w:tcW w:type="dxa" w:w="3744"/>
             <w:tcMar>
-              <w:top w:w="40" w:type="dxa"/>
-              <w:left w:w="80" w:type="dxa"/>
-              <w:bottom w:w="40" w:type="dxa"/>
-              <w:right w:w="80" w:type="dxa"/>
+              <w:top w:w="20" w:type="dxa"/>
+              <w:bottom w:w="20" w:type="dxa"/>
+              <w:start w:w="80" w:type="dxa"/>
+              <w:end w:w="80" w:type="dxa"/>
             </w:tcMar>
           </w:tcPr>
           <w:p>
+            <w:pPr>
+              <w:spacing w:after="40" w:before="40"/>
+            </w:pPr>
             <w:r>
               <w:rPr>
-                <w:rFonts w:ascii="Calibri" w:hAnsi="Calibri" w:cs="Calibri"/>
+                <w:rFonts w:ascii="Calibri" w:hAnsi="Calibri"/>
+                <w:b w:val="0"/>
+                <w:sz w:val="27"/>
+              </w:rPr>
+              <w:t xml:space="preserve">8. </w:t>
+            </w:r>
+            <w:r>
+              <w:rPr>
+                <w:rFonts w:ascii="Calibri" w:hAnsi="Calibri"/>
+                <w:b w:val="0"/>
+                <w:sz w:val="27"/>
+              </w:rPr>
+              <w:t>____</w:t>
+            </w:r>
+            <w:r>
+              <w:rPr>
+                <w:rFonts w:ascii="Calibri" w:hAnsi="Calibri"/>
                 <w:b/>
-                <w:i w:val="0"/>
-                <w:color w:val="2F3C7E"/>
-                <w:sz w:val="26"/>
+                <w:sz w:val="27"/>
               </w:rPr>
-              <w:t>8. hydroelectric power</w:t>
+              <w:t xml:space="preserve"> Hydroelectric Power</w:t>
             </w:r>
           </w:p>
         </w:tc>
         <w:tc>
           <w:tcPr>
-            <w:tcW w:type="dxa" w:w="6480"/>
+            <w:tcW w:type="dxa" w:w="6048"/>
             <w:tcMar>
-              <w:top w:w="40" w:type="dxa"/>
-              <w:left w:w="80" w:type="dxa"/>
-              <w:bottom w:w="40" w:type="dxa"/>
-              <w:right w:w="80" w:type="dxa"/>
+              <w:top w:w="20" w:type="dxa"/>
+              <w:bottom w:w="20" w:type="dxa"/>
+              <w:start w:w="80" w:type="dxa"/>
+              <w:end w:w="80" w:type="dxa"/>
             </w:tcMar>
           </w:tcPr>
           <w:p>
             <w:pPr>
-              <w:pBdr>
-                <w:bottom w:val="single" w:sz="8" w:space="4" w:color="1F1F1F"/>
-              </w:pBdr>
+              <w:spacing w:after="40" w:before="40"/>
             </w:pPr>
+            <w:r>
+              <w:rPr>
+                <w:rFonts w:ascii="Calibri" w:hAnsi="Calibri"/>
+                <w:b/>
+                <w:sz w:val="26"/>
+              </w:rPr>
+              <w:t>H.</w:t>
+            </w:r>
+            <w:r>
+              <w:rPr>
+                <w:rFonts w:ascii="Calibri" w:hAnsi="Calibri"/>
+                <w:b w:val="0"/>
+                <w:sz w:val="26"/>
+              </w:rPr>
+              <w:t xml:space="preserve"> A solid fossil fuel formed from plants in wet, swampy places.</w:t>
+            </w:r>
+          </w:p>
+        </w:tc>
+      </w:tr>
+      <w:tr>
+        <w:tc>
+          <w:tcPr>
+            <w:tcW w:type="dxa" w:w="3744"/>
+            <w:tcMar>
+              <w:top w:w="20" w:type="dxa"/>
+              <w:bottom w:w="20" w:type="dxa"/>
+              <w:start w:w="80" w:type="dxa"/>
+              <w:end w:w="80" w:type="dxa"/>
+            </w:tcMar>
+          </w:tcPr>
+          <w:p>
+            <w:pPr>
+              <w:spacing w:after="40" w:before="40"/>
+            </w:pPr>
+            <w:r>
+              <w:rPr>
+                <w:rFonts w:ascii="Calibri" w:hAnsi="Calibri"/>
+                <w:b w:val="0"/>
+                <w:sz w:val="27"/>
+              </w:rPr>
+            </w:r>
+          </w:p>
+        </w:tc>
+        <w:tc>
+          <w:tcPr>
+            <w:tcW w:type="dxa" w:w="6048"/>
+            <w:tcMar>
+              <w:top w:w="20" w:type="dxa"/>
+              <w:bottom w:w="20" w:type="dxa"/>
+              <w:start w:w="80" w:type="dxa"/>
+              <w:end w:w="80" w:type="dxa"/>
+            </w:tcMar>
+          </w:tcPr>
+          <w:p>
+            <w:pPr>
+              <w:spacing w:after="40" w:before="40"/>
+            </w:pPr>
+            <w:r>
+              <w:rPr>
+                <w:rFonts w:ascii="Calibri" w:hAnsi="Calibri"/>
+                <w:b/>
+                <w:sz w:val="26"/>
+              </w:rPr>
+              <w:t>I.</w:t>
+            </w:r>
+            <w:r>
+              <w:rPr>
+                <w:rFonts w:ascii="Calibri" w:hAnsi="Calibri"/>
+                <w:b w:val="0"/>
+                <w:sz w:val="26"/>
+              </w:rPr>
+              <w:t xml:space="preserve"> A resource that cannot be restored as quickly as it is used.</w:t>
+            </w:r>
+          </w:p>
+        </w:tc>
+      </w:tr>
+      <w:tr>
+        <w:tc>
+          <w:tcPr>
+            <w:tcW w:type="dxa" w:w="3744"/>
+            <w:tcMar>
+              <w:top w:w="20" w:type="dxa"/>
+              <w:bottom w:w="20" w:type="dxa"/>
+              <w:start w:w="80" w:type="dxa"/>
+              <w:end w:w="80" w:type="dxa"/>
+            </w:tcMar>
+          </w:tcPr>
+          <w:p>
+            <w:pPr>
+              <w:spacing w:after="40" w:before="40"/>
+            </w:pPr>
+            <w:r>
+              <w:rPr>
+                <w:rFonts w:ascii="Calibri" w:hAnsi="Calibri"/>
+                <w:b w:val="0"/>
+                <w:sz w:val="27"/>
+              </w:rPr>
+            </w:r>
+          </w:p>
+        </w:tc>
+        <w:tc>
+          <w:tcPr>
+            <w:tcW w:type="dxa" w:w="6048"/>
+            <w:tcMar>
+              <w:top w:w="20" w:type="dxa"/>
+              <w:bottom w:w="20" w:type="dxa"/>
+              <w:start w:w="80" w:type="dxa"/>
+              <w:end w:w="80" w:type="dxa"/>
+            </w:tcMar>
+          </w:tcPr>
+          <w:p>
+            <w:pPr>
+              <w:spacing w:after="40" w:before="40"/>
+            </w:pPr>
+            <w:r>
+              <w:rPr>
+                <w:rFonts w:ascii="Calibri" w:hAnsi="Calibri"/>
+                <w:b/>
+                <w:sz w:val="26"/>
+              </w:rPr>
+              <w:t>J.</w:t>
+            </w:r>
+            <w:r>
+              <w:rPr>
+                <w:rFonts w:ascii="Calibri" w:hAnsi="Calibri"/>
+                <w:b w:val="0"/>
+                <w:sz w:val="26"/>
+              </w:rPr>
+              <w:t xml:space="preserve"> A device that converts sunlight to electricity.</w:t>
+            </w:r>
+          </w:p>
+        </w:tc>
+      </w:tr>
+      <w:tr>
+        <w:tc>
+          <w:tcPr>
+            <w:tcW w:type="dxa" w:w="3744"/>
+            <w:tcMar>
+              <w:top w:w="20" w:type="dxa"/>
+              <w:bottom w:w="20" w:type="dxa"/>
+              <w:start w:w="80" w:type="dxa"/>
+              <w:end w:w="80" w:type="dxa"/>
+            </w:tcMar>
+          </w:tcPr>
+          <w:p>
+            <w:pPr>
+              <w:spacing w:after="40" w:before="40"/>
+            </w:pPr>
+            <w:r>
+              <w:rPr>
+                <w:rFonts w:ascii="Calibri" w:hAnsi="Calibri"/>
+                <w:b w:val="0"/>
+                <w:sz w:val="27"/>
+              </w:rPr>
+            </w:r>
+          </w:p>
+        </w:tc>
+        <w:tc>
+          <w:tcPr>
+            <w:tcW w:type="dxa" w:w="6048"/>
+            <w:tcMar>
+              <w:top w:w="20" w:type="dxa"/>
+              <w:bottom w:w="20" w:type="dxa"/>
+              <w:start w:w="80" w:type="dxa"/>
+              <w:end w:w="80" w:type="dxa"/>
+            </w:tcMar>
+          </w:tcPr>
+          <w:p>
+            <w:pPr>
+              <w:spacing w:after="40" w:before="40"/>
+            </w:pPr>
+            <w:r>
+              <w:rPr>
+                <w:rFonts w:ascii="Calibri" w:hAnsi="Calibri"/>
+                <w:b/>
+                <w:sz w:val="26"/>
+              </w:rPr>
+              <w:t>K.</w:t>
+            </w:r>
+            <w:r>
+              <w:rPr>
+                <w:rFonts w:ascii="Calibri" w:hAnsi="Calibri"/>
+                <w:b w:val="0"/>
+                <w:sz w:val="26"/>
+              </w:rPr>
+              <w:t xml:space="preserve"> Electricity generated by the energy in moving water, usually through a dam.</w:t>
+            </w:r>
           </w:p>
         </w:tc>
       </w:tr>
     </w:tbl>
     <w:p>
       <w:pPr>
-        <w:spacing w:before="0" w:after="6"/>
+        <w:spacing w:after="40" w:before="0"/>
       </w:pPr>
       <w:r>
         <w:rPr>
-          <w:rFonts w:ascii="Calibri" w:hAnsi="Calibri" w:cs="Calibri"/>
-          <w:b/>
-          <w:i w:val="0"/>
-          <w:color w:val="1F1F1F"/>
+          <w:rFonts w:ascii="Calibri" w:hAnsi="Calibri"/>
+          <w:b w:val="0"/>
           <w:sz w:val="24"/>
         </w:rPr>
-        <w:t>Meanings:</w:t>
       </w:r>
     </w:p>
     <w:p>
       <w:pPr>
-        <w:spacing w:before="0" w:after="4"/>
+        <w:spacing w:after="80" w:before="0"/>
       </w:pPr>
       <w:r>
         <w:rPr>
-          <w:rFonts w:ascii="Calibri" w:hAnsi="Calibri" w:cs="Calibri"/>
-          <w:b w:val="0"/>
-          <w:i w:val="0"/>
-          <w:color w:val="1F1F1F"/>
-          <w:sz w:val="24"/>
+          <w:rFonts w:ascii="Calibri" w:hAnsi="Calibri"/>
+          <w:b/>
+          <w:sz w:val="32"/>
         </w:rPr>
-        <w:t>A. heat that is transferred from inside Earth</w:t>
+        <w:t>Part 2: Multiple Choice (Questions 9–25)</w:t>
       </w:r>
     </w:p>
     <w:p>
       <w:pPr>
-        <w:spacing w:before="0" w:after="4"/>
+        <w:spacing w:after="120" w:before="0"/>
       </w:pPr>
       <w:r>
         <w:rPr>
-          <w:rFonts w:ascii="Calibri" w:hAnsi="Calibri" w:cs="Calibri"/>
+          <w:rFonts w:ascii="Calibri" w:hAnsi="Calibri"/>
           <w:b w:val="0"/>
-          <w:i w:val="0"/>
-          <w:color w:val="1F1F1F"/>
-          <w:sz w:val="24"/>
+          <w:sz w:val="26"/>
         </w:rPr>
-        <w:t>B. electricity made from moving water, usually through a dam</w:t>
+        <w:t>Choose the ONE BEST ANSWER for each question.</w:t>
       </w:r>
     </w:p>
     <w:p>
       <w:pPr>
-        <w:spacing w:before="0" w:after="4"/>
+        <w:keepNext/>
+        <w:spacing w:after="60" w:before="80"/>
       </w:pPr>
       <w:r>
         <w:rPr>
-          <w:rFonts w:ascii="Calibri" w:hAnsi="Calibri" w:cs="Calibri"/>
+          <w:rFonts w:ascii="Calibri" w:hAnsi="Calibri"/>
+          <w:b/>
+          <w:sz w:val="27"/>
+        </w:rPr>
+        <w:t xml:space="preserve">9. </w:t>
+      </w:r>
+      <w:r>
+        <w:rPr>
+          <w:rFonts w:ascii="Calibri" w:hAnsi="Calibri"/>
           <w:b w:val="0"/>
-          <w:i w:val="0"/>
-          <w:color w:val="1F1F1F"/>
-          <w:sz w:val="24"/>
+          <w:sz w:val="27"/>
         </w:rPr>
-        <w:t>C. a machine with blades that spins when steam, wind, or water pushes it</w:t>
+        <w:t>Coal is plentiful right now, but it forms over millions of years. Is coal renewable or nonrenewable?</w:t>
       </w:r>
     </w:p>
     <w:p>
       <w:pPr>
-        <w:spacing w:before="0" w:after="4"/>
+        <w:keepNext/>
+        <w:spacing w:after="40" w:before="0"/>
       </w:pPr>
       <w:r>
         <w:rPr>
-          <w:rFonts w:ascii="Calibri" w:hAnsi="Calibri" w:cs="Calibri"/>
+          <w:rFonts w:ascii="Calibri" w:hAnsi="Calibri"/>
+          <w:b/>
+          <w:sz w:val="26"/>
+        </w:rPr>
+        <w:t xml:space="preserve">A. </w:t>
+      </w:r>
+      <w:r>
+        <w:rPr>
+          <w:rFonts w:ascii="Calibri" w:hAnsi="Calibri"/>
           <w:b w:val="0"/>
-          <w:i w:val="0"/>
-          <w:color w:val="1F1F1F"/>
-          <w:sz w:val="24"/>
+          <w:sz w:val="26"/>
         </w:rPr>
-        <w:t>D. a resource that cannot be restored as quickly as it is used</w:t>
+        <w:t>Renewable, because there is a lot of it right now</w:t>
       </w:r>
     </w:p>
     <w:p>
       <w:pPr>
-        <w:spacing w:before="0" w:after="4"/>
+        <w:keepNext/>
+        <w:spacing w:after="40" w:before="0"/>
       </w:pPr>
       <w:r>
         <w:rPr>
-          <w:rFonts w:ascii="Calibri" w:hAnsi="Calibri" w:cs="Calibri"/>
+          <w:rFonts w:ascii="Calibri" w:hAnsi="Calibri"/>
+          <w:b/>
+          <w:sz w:val="26"/>
+        </w:rPr>
+        <w:t xml:space="preserve">B. </w:t>
+      </w:r>
+      <w:r>
+        <w:rPr>
+          <w:rFonts w:ascii="Calibri" w:hAnsi="Calibri"/>
           <w:b w:val="0"/>
-          <w:i w:val="0"/>
-          <w:color w:val="1F1F1F"/>
-          <w:sz w:val="24"/>
+          <w:sz w:val="26"/>
         </w:rPr>
-        <w:t>E. a device that converts sunlight to electricity</w:t>
+        <w:t>Renewable, because it comes from plants</w:t>
       </w:r>
     </w:p>
     <w:p>
       <w:pPr>
-        <w:spacing w:before="0" w:after="4"/>
+        <w:keepNext/>
+        <w:spacing w:after="40" w:before="0"/>
       </w:pPr>
       <w:r>
         <w:rPr>
-          <w:rFonts w:ascii="Calibri" w:hAnsi="Calibri" w:cs="Calibri"/>
+          <w:rFonts w:ascii="Calibri" w:hAnsi="Calibri"/>
+          <w:b/>
+          <w:sz w:val="26"/>
+        </w:rPr>
+        <w:t xml:space="preserve">C. </w:t>
+      </w:r>
+      <w:r>
+        <w:rPr>
+          <w:rFonts w:ascii="Calibri" w:hAnsi="Calibri"/>
           <w:b w:val="0"/>
-          <w:i w:val="0"/>
-          <w:color w:val="1F1F1F"/>
-          <w:sz w:val="24"/>
+          <w:sz w:val="26"/>
         </w:rPr>
-        <w:t>F. a machine that makes electricity when a turbine spins it</w:t>
+        <w:t>Nonrenewable, because it is found underground</w:t>
       </w:r>
     </w:p>
     <w:p>
       <w:pPr>
-        <w:spacing w:before="0" w:after="4"/>
+        <w:spacing w:after="40" w:before="0"/>
       </w:pPr>
       <w:r>
         <w:rPr>
-          <w:rFonts w:ascii="Calibri" w:hAnsi="Calibri" w:cs="Calibri"/>
+          <w:rFonts w:ascii="Calibri" w:hAnsi="Calibri"/>
+          <w:b/>
+          <w:sz w:val="26"/>
+        </w:rPr>
+        <w:t xml:space="preserve">D. </w:t>
+      </w:r>
+      <w:r>
+        <w:rPr>
+          <w:rFonts w:ascii="Calibri" w:hAnsi="Calibri"/>
           <w:b w:val="0"/>
-          <w:i w:val="0"/>
-          <w:color w:val="1F1F1F"/>
-          <w:sz w:val="24"/>
+          <w:sz w:val="26"/>
         </w:rPr>
-        <w:t>G. a fuel formed from the remains of organisms that lived long ago</w:t>
+        <w:t>Nonrenewable, because it forms much more slowly than it is used</w:t>
       </w:r>
     </w:p>
     <w:p>
       <w:pPr>
-        <w:spacing w:before="0" w:after="16"/>
+        <w:keepNext/>
+        <w:spacing w:after="60" w:before="80"/>
       </w:pPr>
       <w:r>
         <w:rPr>
-          <w:rFonts w:ascii="Calibri" w:hAnsi="Calibri" w:cs="Calibri"/>
+          <w:rFonts w:ascii="Calibri" w:hAnsi="Calibri"/>
+          <w:b/>
+          <w:sz w:val="27"/>
+        </w:rPr>
+        <w:t xml:space="preserve">10. </w:t>
+      </w:r>
+      <w:r>
+        <w:rPr>
+          <w:rFonts w:ascii="Calibri" w:hAnsi="Calibri"/>
           <w:b w:val="0"/>
-          <w:i w:val="0"/>
-          <w:color w:val="1F1F1F"/>
-          <w:sz w:val="24"/>
+          <w:sz w:val="27"/>
         </w:rPr>
-        <w:t>H. a resource that can be restored as quickly as it is used</w:t>
+        <w:t>Coal, petroleum, and natural gas all form from ____.</w:t>
       </w:r>
     </w:p>
     <w:p>
       <w:pPr>
-        <w:pageBreakBefore/>
-        <w:jc w:val="center"/>
+        <w:keepNext/>
+        <w:spacing w:after="40" w:before="0"/>
       </w:pPr>
       <w:r>
         <w:rPr>
-          <w:rFonts w:ascii="Cambria" w:hAnsi="Cambria" w:cs="Cambria"/>
+          <w:rFonts w:ascii="Calibri" w:hAnsi="Calibri"/>
           <w:b/>
-          <w:i w:val="0"/>
-          <w:color w:val="2F3C7E"/>
-          <w:sz w:val="46"/>
+          <w:sz w:val="26"/>
         </w:rPr>
-        <w:t>Parts B–C</w:t>
+        <w:t xml:space="preserve">A. </w:t>
+      </w:r>
+      <w:r>
+        <w:rPr>
+          <w:rFonts w:ascii="Calibri" w:hAnsi="Calibri"/>
+          <w:b w:val="0"/>
+          <w:sz w:val="26"/>
+        </w:rPr>
+        <w:t>Rocks that melt deep underground</w:t>
       </w:r>
     </w:p>
     <w:p>
       <w:pPr>
-        <w:jc w:val="center"/>
+        <w:keepNext/>
+        <w:spacing w:after="40" w:before="0"/>
       </w:pPr>
       <w:r>
         <w:rPr>
-          <w:rFonts w:ascii="Calibri" w:hAnsi="Calibri" w:cs="Calibri"/>
+          <w:rFonts w:ascii="Calibri" w:hAnsi="Calibri"/>
+          <w:b/>
+          <w:sz w:val="26"/>
+        </w:rPr>
+        <w:t xml:space="preserve">B. </w:t>
+      </w:r>
+      <w:r>
+        <w:rPr>
+          <w:rFonts w:ascii="Calibri" w:hAnsi="Calibri"/>
           <w:b w:val="0"/>
-          <w:i/>
-          <w:color w:val="555555"/>
-          <w:sz w:val="24"/>
+          <w:sz w:val="26"/>
         </w:rPr>
-        <w:t>Unit 2 Written Assessment · Using Natural Resources for Energy · Page 2</w:t>
+        <w:t>The remains of organisms that lived long ago</w:t>
       </w:r>
     </w:p>
     <w:p>
       <w:pPr>
-        <w:spacing w:after="40"/>
+        <w:keepNext/>
+        <w:spacing w:after="40" w:before="0"/>
       </w:pPr>
       <w:r>
         <w:rPr>
-          <w:rFonts w:ascii="Calibri" w:hAnsi="Calibri" w:cs="Calibri"/>
+          <w:rFonts w:ascii="Calibri" w:hAnsi="Calibri"/>
           <w:b/>
-          <w:i w:val="0"/>
-          <w:color w:val="1F1F1F"/>
-          <w:sz w:val="24"/>
+          <w:sz w:val="26"/>
         </w:rPr>
-        <w:t xml:space="preserve">Name: </w:t>
+        <w:t xml:space="preserve">C. </w:t>
       </w:r>
       <w:r>
         <w:rPr>
-          <w:rFonts w:ascii="Calibri" w:hAnsi="Calibri" w:cs="Calibri"/>
+          <w:rFonts w:ascii="Calibri" w:hAnsi="Calibri"/>
           <w:b w:val="0"/>
-          <w:i w:val="0"/>
-          <w:color w:val="1F1F1F"/>
-          <w:sz w:val="24"/>
-          <w:u w:val="single"/>
+          <w:sz w:val="26"/>
         </w:rPr>
-        <w:t>____________________________</w:t>
-      </w:r>
-      <w:r>
-        <w:rPr>
-          <w:rFonts w:ascii="Calibri" w:hAnsi="Calibri" w:cs="Calibri"/>
-          <w:b/>
-          <w:i w:val="0"/>
-          <w:color w:val="1F1F1F"/>
-          <w:sz w:val="24"/>
-        </w:rPr>
-        <w:t xml:space="preserve">      Date: </w:t>
-      </w:r>
-      <w:r>
-        <w:rPr>
-          <w:rFonts w:ascii="Calibri" w:hAnsi="Calibri" w:cs="Calibri"/>
-          <w:b w:val="0"/>
-          <w:i w:val="0"/>
-          <w:color w:val="1F1F1F"/>
-          <w:sz w:val="24"/>
-          <w:u w:val="single"/>
-        </w:rPr>
-        <w:t>________________</w:t>
+        <w:t>Wind blowing for millions of years</w:t>
       </w:r>
     </w:p>
     <w:p>
       <w:pPr>
-        <w:spacing w:before="100" w:after="40"/>
+        <w:spacing w:after="40" w:before="0"/>
       </w:pPr>
       <w:r>
         <w:rPr>
-          <w:rFonts w:ascii="Calibri" w:hAnsi="Calibri" w:cs="Calibri"/>
+          <w:rFonts w:ascii="Calibri" w:hAnsi="Calibri"/>
           <w:b/>
-          <w:i w:val="0"/>
-          <w:caps/>
-          <w:color w:val="2F3C7E"/>
-          <w:sz w:val="32"/>
+          <w:sz w:val="26"/>
         </w:rPr>
-        <w:t>Part B · Multiple Choice (5 points)</w:t>
+        <w:t xml:space="preserve">D. </w:t>
+      </w:r>
+      <w:r>
+        <w:rPr>
+          <w:rFonts w:ascii="Calibri" w:hAnsi="Calibri"/>
+          <w:b w:val="0"/>
+          <w:sz w:val="26"/>
+        </w:rPr>
+        <w:t>Sunlight stored in the ground</w:t>
       </w:r>
     </w:p>
     <w:p>
       <w:pPr>
-        <w:spacing w:before="0" w:after="12"/>
+        <w:keepNext/>
+        <w:spacing w:after="60" w:before="80"/>
       </w:pPr>
       <w:r>
         <w:rPr>
-          <w:rFonts w:ascii="Calibri" w:hAnsi="Calibri" w:cs="Calibri"/>
+          <w:rFonts w:ascii="Calibri" w:hAnsi="Calibri"/>
+          <w:b/>
+          <w:sz w:val="27"/>
+        </w:rPr>
+        <w:t xml:space="preserve">11. </w:t>
+      </w:r>
+      <w:r>
+        <w:rPr>
+          <w:rFonts w:ascii="Calibri" w:hAnsi="Calibri"/>
           <w:b w:val="0"/>
-          <w:i w:val="0"/>
-          <w:color w:val="555555"/>
-          <w:sz w:val="24"/>
+          <w:sz w:val="27"/>
         </w:rPr>
-        <w:t>Circle the best answer.</w:t>
+        <w:t>Petroleum forms from tiny organisms buried on the ocean floor. Coal forms from ____.</w:t>
       </w:r>
     </w:p>
     <w:p>
       <w:pPr>
-        <w:spacing w:before="0" w:after="2"/>
+        <w:keepNext/>
+        <w:spacing w:after="40" w:before="0"/>
       </w:pPr>
       <w:r>
         <w:rPr>
-          <w:rFonts w:ascii="Calibri" w:hAnsi="Calibri" w:cs="Calibri"/>
+          <w:rFonts w:ascii="Calibri" w:hAnsi="Calibri"/>
           <w:b/>
-          <w:i w:val="0"/>
-          <w:color w:val="1F1F1F"/>
           <w:sz w:val="26"/>
         </w:rPr>
-        <w:t>1. Coal is plentiful now but forms over millions of years. Coal is —</w:t>
+        <w:t xml:space="preserve">A. </w:t>
+      </w:r>
+      <w:r>
+        <w:rPr>
+          <w:rFonts w:ascii="Calibri" w:hAnsi="Calibri"/>
+          <w:b w:val="0"/>
+          <w:sz w:val="26"/>
+        </w:rPr>
+        <w:t>Plants buried in swamps</w:t>
       </w:r>
     </w:p>
     <w:p>
       <w:pPr>
-        <w:spacing w:before="0" w:after="8"/>
+        <w:keepNext/>
+        <w:spacing w:after="40" w:before="0"/>
       </w:pPr>
       <w:r>
         <w:rPr>
-          <w:rFonts w:ascii="Calibri" w:hAnsi="Calibri" w:cs="Calibri"/>
+          <w:rFonts w:ascii="Calibri" w:hAnsi="Calibri"/>
+          <w:b/>
+          <w:sz w:val="26"/>
+        </w:rPr>
+        <w:t xml:space="preserve">B. </w:t>
+      </w:r>
+      <w:r>
+        <w:rPr>
+          <w:rFonts w:ascii="Calibri" w:hAnsi="Calibri"/>
           <w:b w:val="0"/>
-          <w:i w:val="0"/>
-          <w:color w:val="1F1F1F"/>
-          <w:sz w:val="24"/>
+          <w:sz w:val="26"/>
         </w:rPr>
-        <w:t xml:space="preserve">   A. renewable    B. nonrenewable    C. a solar resource    D. not a resource</w:t>
+        <w:t>Organisms buried in desert sand</w:t>
       </w:r>
     </w:p>
     <w:p>
       <w:pPr>
-        <w:spacing w:before="0" w:after="2"/>
+        <w:keepNext/>
+        <w:spacing w:after="40" w:before="0"/>
       </w:pPr>
       <w:r>
         <w:rPr>
-          <w:rFonts w:ascii="Calibri" w:hAnsi="Calibri" w:cs="Calibri"/>
+          <w:rFonts w:ascii="Calibri" w:hAnsi="Calibri"/>
           <w:b/>
-          <w:i w:val="0"/>
-          <w:color w:val="1F1F1F"/>
           <w:sz w:val="26"/>
         </w:rPr>
-        <w:t>2. Abundant means a resource is —</w:t>
+        <w:t xml:space="preserve">C. </w:t>
+      </w:r>
+      <w:r>
+        <w:rPr>
+          <w:rFonts w:ascii="Calibri" w:hAnsi="Calibri"/>
+          <w:b w:val="0"/>
+          <w:sz w:val="26"/>
+        </w:rPr>
+        <w:t>Rocks buried under mountains</w:t>
       </w:r>
     </w:p>
     <w:p>
       <w:pPr>
-        <w:spacing w:before="0" w:after="8"/>
+        <w:spacing w:after="40" w:before="0"/>
       </w:pPr>
       <w:r>
         <w:rPr>
-          <w:rFonts w:ascii="Calibri" w:hAnsi="Calibri" w:cs="Calibri"/>
+          <w:rFonts w:ascii="Calibri" w:hAnsi="Calibri"/>
+          <w:b/>
+          <w:sz w:val="26"/>
+        </w:rPr>
+        <w:t xml:space="preserve">D. </w:t>
+      </w:r>
+      <w:r>
+        <w:rPr>
+          <w:rFonts w:ascii="Calibri" w:hAnsi="Calibri"/>
           <w:b w:val="0"/>
-          <w:i w:val="0"/>
-          <w:color w:val="1F1F1F"/>
-          <w:sz w:val="24"/>
+          <w:sz w:val="26"/>
         </w:rPr>
-        <w:t xml:space="preserve">   A. always renewable    B. plentiful right now    C. free    D. restored quickly</w:t>
+        <w:t>Salt deposits under the sea</w:t>
       </w:r>
     </w:p>
     <w:p>
       <w:pPr>
-        <w:spacing w:before="0" w:after="2"/>
+        <w:keepNext/>
+        <w:spacing w:after="80"/>
+        <w:jc w:val="center"/>
       </w:pPr>
       <w:r>
-        <w:rPr>
-          <w:rFonts w:ascii="Calibri" w:hAnsi="Calibri" w:cs="Calibri"/>
-          <w:b/>
-          <w:i w:val="0"/>
-          <w:color w:val="1F1F1F"/>
-          <w:sz w:val="26"/>
-        </w:rPr>
-        <w:t>3. In a power plant, the generator makes —</w:t>
+        <w:drawing>
+          <wp:inline xmlns:a="http://schemas.openxmlformats.org/drawingml/2006/main" xmlns:pic="http://schemas.openxmlformats.org/drawingml/2006/picture">
+            <wp:extent cx="6217920" cy="1188720"/>
+            <wp:docPr id="1" name="Picture 1"/>
+            <wp:cNvGraphicFramePr>
+              <a:graphicFrameLocks noChangeAspect="1"/>
+            </wp:cNvGraphicFramePr>
+            <a:graphic>
+              <a:graphicData uri="http://schemas.openxmlformats.org/drawingml/2006/picture">
+                <pic:pic>
+                  <pic:nvPicPr>
+                    <pic:cNvPr id="0" name="fuel-pathway.png"/>
+                    <pic:cNvPicPr/>
+                  </pic:nvPicPr>
+                  <pic:blipFill>
+                    <a:blip r:embed="rId9"/>
+                    <a:stretch>
+                      <a:fillRect/>
+                    </a:stretch>
+                  </pic:blipFill>
+                  <pic:spPr>
+                    <a:xfrm>
+                      <a:off x="0" y="0"/>
+                      <a:ext cx="6217920" cy="1188720"/>
+                    </a:xfrm>
+                    <a:prstGeom prst="rect"/>
+                  </pic:spPr>
+                </pic:pic>
+              </a:graphicData>
+            </a:graphic>
+          </wp:inline>
+        </w:drawing>
       </w:r>
     </w:p>
     <w:p>
       <w:pPr>
-        <w:spacing w:before="0" w:after="8"/>
+        <w:keepNext/>
+        <w:spacing w:after="60" w:before="80"/>
       </w:pPr>
       <w:r>
         <w:rPr>
-          <w:rFonts w:ascii="Calibri" w:hAnsi="Calibri" w:cs="Calibri"/>
+          <w:rFonts w:ascii="Calibri" w:hAnsi="Calibri"/>
+          <w:b/>
+          <w:sz w:val="27"/>
+        </w:rPr>
+        <w:t xml:space="preserve">12. </w:t>
+      </w:r>
+      <w:r>
+        <w:rPr>
+          <w:rFonts w:ascii="Calibri" w:hAnsi="Calibri"/>
           <w:b w:val="0"/>
-          <w:i w:val="0"/>
-          <w:color w:val="1F1F1F"/>
-          <w:sz w:val="24"/>
+          <w:sz w:val="27"/>
         </w:rPr>
-        <w:t xml:space="preserve">   A. steam    B. heat    C. electricity    D. fuel</w:t>
+        <w:t>In a power plant, burning fuel heats water into steam. The steam then ____.</w:t>
       </w:r>
     </w:p>
     <w:p>
       <w:pPr>
-        <w:spacing w:before="0" w:after="2"/>
+        <w:keepNext/>
+        <w:spacing w:after="40" w:before="0"/>
       </w:pPr>
       <w:r>
         <w:rPr>
-          <w:rFonts w:ascii="Calibri" w:hAnsi="Calibri" w:cs="Calibri"/>
+          <w:rFonts w:ascii="Calibri" w:hAnsi="Calibri"/>
           <w:b/>
-          <w:i w:val="0"/>
-          <w:color w:val="1F1F1F"/>
           <w:sz w:val="26"/>
         </w:rPr>
-        <w:t>4. Which resource needs a windy location to work well?</w:t>
+        <w:t xml:space="preserve">A. </w:t>
+      </w:r>
+      <w:r>
+        <w:rPr>
+          <w:rFonts w:ascii="Calibri" w:hAnsi="Calibri"/>
+          <w:b w:val="0"/>
+          <w:sz w:val="26"/>
+        </w:rPr>
+        <w:t>Turns into coal</w:t>
       </w:r>
     </w:p>
     <w:p>
       <w:pPr>
-        <w:spacing w:before="0" w:after="8"/>
+        <w:keepNext/>
+        <w:spacing w:after="40" w:before="0"/>
       </w:pPr>
       <w:r>
         <w:rPr>
-          <w:rFonts w:ascii="Calibri" w:hAnsi="Calibri" w:cs="Calibri"/>
+          <w:rFonts w:ascii="Calibri" w:hAnsi="Calibri"/>
+          <w:b/>
+          <w:sz w:val="26"/>
+        </w:rPr>
+        <w:t xml:space="preserve">B. </w:t>
+      </w:r>
+      <w:r>
+        <w:rPr>
+          <w:rFonts w:ascii="Calibri" w:hAnsi="Calibri"/>
           <w:b w:val="0"/>
-          <w:i w:val="0"/>
-          <w:color w:val="1F1F1F"/>
-          <w:sz w:val="24"/>
+          <w:sz w:val="26"/>
         </w:rPr>
-        <w:t xml:space="preserve">   A. geothermal    B. wind    C. coal    D. petroleum</w:t>
+        <w:t>Turns into petroleum</w:t>
       </w:r>
     </w:p>
     <w:p>
       <w:pPr>
-        <w:spacing w:before="0" w:after="2"/>
+        <w:keepNext/>
+        <w:spacing w:after="40" w:before="0"/>
       </w:pPr>
       <w:r>
         <w:rPr>
-          <w:rFonts w:ascii="Calibri" w:hAnsi="Calibri" w:cs="Calibri"/>
+          <w:rFonts w:ascii="Calibri" w:hAnsi="Calibri"/>
           <w:b/>
-          <w:i w:val="0"/>
-          <w:color w:val="1F1F1F"/>
           <w:sz w:val="26"/>
         </w:rPr>
-        <w:t>5. Which is a renewable resource?</w:t>
+        <w:t xml:space="preserve">C. </w:t>
+      </w:r>
+      <w:r>
+        <w:rPr>
+          <w:rFonts w:ascii="Calibri" w:hAnsi="Calibri"/>
+          <w:b w:val="0"/>
+          <w:sz w:val="26"/>
+        </w:rPr>
+        <w:t>Spins a turbine that turns a generator</w:t>
       </w:r>
     </w:p>
     <w:p>
       <w:pPr>
-        <w:spacing w:before="0" w:after="10"/>
+        <w:spacing w:after="40" w:before="0"/>
       </w:pPr>
       <w:r>
         <w:rPr>
-          <w:rFonts w:ascii="Calibri" w:hAnsi="Calibri" w:cs="Calibri"/>
+          <w:rFonts w:ascii="Calibri" w:hAnsi="Calibri"/>
+          <w:b/>
+          <w:sz w:val="26"/>
+        </w:rPr>
+        <w:t xml:space="preserve">D. </w:t>
+      </w:r>
+      <w:r>
+        <w:rPr>
+          <w:rFonts w:ascii="Calibri" w:hAnsi="Calibri"/>
           <w:b w:val="0"/>
-          <w:i w:val="0"/>
-          <w:color w:val="1F1F1F"/>
-          <w:sz w:val="24"/>
+          <w:sz w:val="26"/>
         </w:rPr>
-        <w:t xml:space="preserve">   A. uranium    B. natural gas    C. sunlight    D. coal</w:t>
+        <w:t>Cools down and disappears</w:t>
       </w:r>
     </w:p>
     <w:p>
       <w:pPr>
-        <w:spacing w:before="100" w:after="40"/>
+        <w:keepNext/>
+        <w:spacing w:after="60" w:before="80"/>
       </w:pPr>
       <w:r>
         <w:rPr>
-          <w:rFonts w:ascii="Calibri" w:hAnsi="Calibri" w:cs="Calibri"/>
+          <w:rFonts w:ascii="Calibri" w:hAnsi="Calibri"/>
           <w:b/>
-          <w:i w:val="0"/>
-          <w:caps/>
-          <w:color w:val="2F3C7E"/>
-          <w:sz w:val="32"/>
+          <w:sz w:val="27"/>
         </w:rPr>
-        <w:t>Part C · Energy Pathway (3 points)</w:t>
+        <w:t xml:space="preserve">13. </w:t>
+      </w:r>
+      <w:r>
+        <w:rPr>
+          <w:rFonts w:ascii="Calibri" w:hAnsi="Calibri"/>
+          <w:b w:val="0"/>
+          <w:sz w:val="27"/>
+        </w:rPr>
+        <w:t>Which fossil fuel is a liquid found under Earth's surface?</w:t>
       </w:r>
     </w:p>
     <w:p>
       <w:pPr>
-        <w:spacing w:before="0" w:after="12"/>
+        <w:keepNext/>
+        <w:spacing w:after="40" w:before="0"/>
       </w:pPr>
       <w:r>
         <w:rPr>
-          <w:rFonts w:ascii="Calibri" w:hAnsi="Calibri" w:cs="Calibri"/>
-          <w:b w:val="0"/>
-          <w:i w:val="0"/>
-          <w:color w:val="555555"/>
-          <w:sz w:val="24"/>
+          <w:rFonts w:ascii="Calibri" w:hAnsi="Calibri"/>
+          <w:b/>
+          <w:sz w:val="26"/>
         </w:rPr>
-        <w:t>Number the electricity pathway in order from 1 to 5.</w:t>
+        <w:t xml:space="preserve">A. </w:t>
       </w:r>
-    </w:p>
-    <w:tbl>
-      <w:tblPr>
-        <w:tblW w:type="auto" w:w="0"/>
-        <w:tblLook w:firstColumn="1" w:firstRow="1" w:lastColumn="0" w:lastRow="0" w:noHBand="0" w:noVBand="1" w:val="04A0"/>
-        <w:tblBorders>
-          <w:top w:val="none" w:sz="0" w:space="0" w:color="FFFFFF"/>
-          <w:left w:val="none" w:sz="0" w:space="0" w:color="FFFFFF"/>
-          <w:bottom w:val="none" w:sz="0" w:space="0" w:color="FFFFFF"/>
-          <w:right w:val="none" w:sz="0" w:space="0" w:color="FFFFFF"/>
-          <w:insideH w:val="none" w:sz="0" w:space="0" w:color="FFFFFF"/>
-          <w:insideV w:val="none" w:sz="0" w:space="0" w:color="FFFFFF"/>
-        </w:tblBorders>
-      </w:tblPr>
-      <w:tblGrid>
-        <w:gridCol w:w="5040"/>
-        <w:gridCol w:w="5040"/>
-      </w:tblGrid>
-      <w:tr>
-        <w:trPr>
-          <w:trHeight w:val="420" w:hRule="exact"/>
-        </w:trPr>
-        <w:tc>
-          <w:tcPr>
-            <w:tcW w:type="dxa" w:w="3400"/>
-            <w:tcMar>
-              <w:top w:w="40" w:type="dxa"/>
-              <w:left w:w="80" w:type="dxa"/>
-              <w:bottom w:w="40" w:type="dxa"/>
-              <w:right w:w="80" w:type="dxa"/>
-            </w:tcMar>
-            <w:shd w:fill="2F3C7E"/>
-          </w:tcPr>
-          <w:p>
-            <w:r>
-              <w:rPr>
-                <w:rFonts w:ascii="Calibri" w:hAnsi="Calibri" w:cs="Calibri"/>
-                <w:b/>
-                <w:i w:val="0"/>
-                <w:caps/>
-                <w:color w:val="FFFFFF"/>
-                <w:sz w:val="24"/>
-              </w:rPr>
-              <w:t>Step</w:t>
-            </w:r>
-          </w:p>
-        </w:tc>
-        <w:tc>
-          <w:tcPr>
-            <w:tcW w:type="dxa" w:w="6680"/>
-            <w:tcMar>
-              <w:top w:w="40" w:type="dxa"/>
-              <w:left w:w="80" w:type="dxa"/>
-              <w:bottom w:w="40" w:type="dxa"/>
-              <w:right w:w="80" w:type="dxa"/>
-            </w:tcMar>
-            <w:shd w:fill="2F3C7E"/>
-          </w:tcPr>
-          <w:p>
-            <w:r>
-              <w:rPr>
-                <w:rFonts w:ascii="Calibri" w:hAnsi="Calibri" w:cs="Calibri"/>
-                <w:b/>
-                <w:i w:val="0"/>
-                <w:caps/>
-                <w:color w:val="FFFFFF"/>
-                <w:sz w:val="24"/>
-              </w:rPr>
-              <w:t>Order</w:t>
-            </w:r>
-          </w:p>
-        </w:tc>
-      </w:tr>
-      <w:tr>
-        <w:trPr>
-          <w:trHeight w:val="320" w:hRule="atLeast"/>
-        </w:trPr>
-        <w:tc>
-          <w:tcPr>
-            <w:tcW w:type="dxa" w:w="3400"/>
-            <w:tcMar>
-              <w:top w:w="40" w:type="dxa"/>
-              <w:left w:w="80" w:type="dxa"/>
-              <w:bottom w:w="40" w:type="dxa"/>
-              <w:right w:w="80" w:type="dxa"/>
-            </w:tcMar>
-          </w:tcPr>
-          <w:p>
-            <w:r>
-              <w:rPr>
-                <w:rFonts w:ascii="Calibri" w:hAnsi="Calibri" w:cs="Calibri"/>
-                <w:b/>
-                <w:i w:val="0"/>
-                <w:color w:val="2F3C7E"/>
-                <w:sz w:val="26"/>
-              </w:rPr>
-              <w:t>spin a turbine</w:t>
-            </w:r>
-          </w:p>
-        </w:tc>
-        <w:tc>
-          <w:tcPr>
-            <w:tcW w:type="dxa" w:w="6680"/>
-            <w:tcMar>
-              <w:top w:w="40" w:type="dxa"/>
-              <w:left w:w="80" w:type="dxa"/>
-              <w:bottom w:w="40" w:type="dxa"/>
-              <w:right w:w="80" w:type="dxa"/>
-            </w:tcMar>
-          </w:tcPr>
-          <w:p>
-            <w:pPr>
-              <w:pBdr>
-                <w:bottom w:val="single" w:sz="8" w:space="4" w:color="1F1F1F"/>
-              </w:pBdr>
-            </w:pPr>
-          </w:p>
-        </w:tc>
-      </w:tr>
-      <w:tr>
-        <w:trPr>
-          <w:trHeight w:val="320" w:hRule="atLeast"/>
-        </w:trPr>
-        <w:tc>
-          <w:tcPr>
-            <w:tcW w:type="dxa" w:w="3400"/>
-            <w:tcMar>
-              <w:top w:w="40" w:type="dxa"/>
-              <w:left w:w="80" w:type="dxa"/>
-              <w:bottom w:w="40" w:type="dxa"/>
-              <w:right w:w="80" w:type="dxa"/>
-            </w:tcMar>
-          </w:tcPr>
-          <w:p>
-            <w:r>
-              <w:rPr>
-                <w:rFonts w:ascii="Calibri" w:hAnsi="Calibri" w:cs="Calibri"/>
-                <w:b/>
-                <w:i w:val="0"/>
-                <w:color w:val="2F3C7E"/>
-                <w:sz w:val="26"/>
-              </w:rPr>
-              <w:t>burn the fuel</w:t>
-            </w:r>
-          </w:p>
-        </w:tc>
-        <w:tc>
-          <w:tcPr>
-            <w:tcW w:type="dxa" w:w="6680"/>
-            <w:tcMar>
-              <w:top w:w="40" w:type="dxa"/>
-              <w:left w:w="80" w:type="dxa"/>
-              <w:bottom w:w="40" w:type="dxa"/>
-              <w:right w:w="80" w:type="dxa"/>
-            </w:tcMar>
-          </w:tcPr>
-          <w:p>
-            <w:pPr>
-              <w:pBdr>
-                <w:bottom w:val="single" w:sz="8" w:space="4" w:color="1F1F1F"/>
-              </w:pBdr>
-            </w:pPr>
-          </w:p>
-        </w:tc>
-      </w:tr>
-      <w:tr>
-        <w:trPr>
-          <w:trHeight w:val="320" w:hRule="atLeast"/>
-        </w:trPr>
-        <w:tc>
-          <w:tcPr>
-            <w:tcW w:type="dxa" w:w="3400"/>
-            <w:tcMar>
-              <w:top w:w="40" w:type="dxa"/>
-              <w:left w:w="80" w:type="dxa"/>
-              <w:bottom w:w="40" w:type="dxa"/>
-              <w:right w:w="80" w:type="dxa"/>
-            </w:tcMar>
-          </w:tcPr>
-          <w:p>
-            <w:r>
-              <w:rPr>
-                <w:rFonts w:ascii="Calibri" w:hAnsi="Calibri" w:cs="Calibri"/>
-                <w:b/>
-                <w:i w:val="0"/>
-                <w:color w:val="2F3C7E"/>
-                <w:sz w:val="26"/>
-              </w:rPr>
-              <w:t>turn a generator</w:t>
-            </w:r>
-          </w:p>
-        </w:tc>
-        <w:tc>
-          <w:tcPr>
-            <w:tcW w:type="dxa" w:w="6680"/>
-            <w:tcMar>
-              <w:top w:w="40" w:type="dxa"/>
-              <w:left w:w="80" w:type="dxa"/>
-              <w:bottom w:w="40" w:type="dxa"/>
-              <w:right w:w="80" w:type="dxa"/>
-            </w:tcMar>
-          </w:tcPr>
-          <w:p>
-            <w:pPr>
-              <w:pBdr>
-                <w:bottom w:val="single" w:sz="8" w:space="4" w:color="1F1F1F"/>
-              </w:pBdr>
-            </w:pPr>
-          </w:p>
-        </w:tc>
-      </w:tr>
-      <w:tr>
-        <w:trPr>
-          <w:trHeight w:val="320" w:hRule="atLeast"/>
-        </w:trPr>
-        <w:tc>
-          <w:tcPr>
-            <w:tcW w:type="dxa" w:w="3400"/>
-            <w:tcMar>
-              <w:top w:w="40" w:type="dxa"/>
-              <w:left w:w="80" w:type="dxa"/>
-              <w:bottom w:w="40" w:type="dxa"/>
-              <w:right w:w="80" w:type="dxa"/>
-            </w:tcMar>
-          </w:tcPr>
-          <w:p>
-            <w:r>
-              <w:rPr>
-                <w:rFonts w:ascii="Calibri" w:hAnsi="Calibri" w:cs="Calibri"/>
-                <w:b/>
-                <w:i w:val="0"/>
-                <w:color w:val="2F3C7E"/>
-                <w:sz w:val="26"/>
-              </w:rPr>
-              <w:t>heat water into steam</w:t>
-            </w:r>
-          </w:p>
-        </w:tc>
-        <w:tc>
-          <w:tcPr>
-            <w:tcW w:type="dxa" w:w="6680"/>
-            <w:tcMar>
-              <w:top w:w="40" w:type="dxa"/>
-              <w:left w:w="80" w:type="dxa"/>
-              <w:bottom w:w="40" w:type="dxa"/>
-              <w:right w:w="80" w:type="dxa"/>
-            </w:tcMar>
-          </w:tcPr>
-          <w:p>
-            <w:pPr>
-              <w:pBdr>
-                <w:bottom w:val="single" w:sz="8" w:space="4" w:color="1F1F1F"/>
-              </w:pBdr>
-            </w:pPr>
-          </w:p>
-        </w:tc>
-      </w:tr>
-      <w:tr>
-        <w:trPr>
-          <w:trHeight w:val="320" w:hRule="atLeast"/>
-        </w:trPr>
-        <w:tc>
-          <w:tcPr>
-            <w:tcW w:type="dxa" w:w="3400"/>
-            <w:tcMar>
-              <w:top w:w="40" w:type="dxa"/>
-              <w:left w:w="80" w:type="dxa"/>
-              <w:bottom w:w="40" w:type="dxa"/>
-              <w:right w:w="80" w:type="dxa"/>
-            </w:tcMar>
-          </w:tcPr>
-          <w:p>
-            <w:r>
-              <w:rPr>
-                <w:rFonts w:ascii="Calibri" w:hAnsi="Calibri" w:cs="Calibri"/>
-                <w:b/>
-                <w:i w:val="0"/>
-                <w:color w:val="2F3C7E"/>
-                <w:sz w:val="26"/>
-              </w:rPr>
-              <w:t>electricity</w:t>
-            </w:r>
-          </w:p>
-        </w:tc>
-        <w:tc>
-          <w:tcPr>
-            <w:tcW w:type="dxa" w:w="6680"/>
-            <w:tcMar>
-              <w:top w:w="40" w:type="dxa"/>
-              <w:left w:w="80" w:type="dxa"/>
-              <w:bottom w:w="40" w:type="dxa"/>
-              <w:right w:w="80" w:type="dxa"/>
-            </w:tcMar>
-          </w:tcPr>
-          <w:p>
-            <w:pPr>
-              <w:pBdr>
-                <w:bottom w:val="single" w:sz="8" w:space="4" w:color="1F1F1F"/>
-              </w:pBdr>
-            </w:pPr>
-          </w:p>
-        </w:tc>
-      </w:tr>
-    </w:tbl>
-    <w:p>
-      <w:pPr>
-        <w:pageBreakBefore/>
-        <w:jc w:val="center"/>
-      </w:pPr>
       <w:r>
         <w:rPr>
-          <w:rFonts w:ascii="Cambria" w:hAnsi="Cambria" w:cs="Cambria"/>
-          <w:b/>
-          <w:i w:val="0"/>
-          <w:color w:val="2F3C7E"/>
-          <w:sz w:val="46"/>
+          <w:rFonts w:ascii="Calibri" w:hAnsi="Calibri"/>
+          <w:b w:val="0"/>
+          <w:sz w:val="26"/>
         </w:rPr>
-        <w:t>Parts D–E</w:t>
+        <w:t>Coal</w:t>
       </w:r>
     </w:p>
     <w:p>
       <w:pPr>
-        <w:jc w:val="center"/>
+        <w:keepNext/>
+        <w:spacing w:after="40" w:before="0"/>
       </w:pPr>
       <w:r>
         <w:rPr>
-          <w:rFonts w:ascii="Calibri" w:hAnsi="Calibri" w:cs="Calibri"/>
+          <w:rFonts w:ascii="Calibri" w:hAnsi="Calibri"/>
+          <w:b/>
+          <w:sz w:val="26"/>
+        </w:rPr>
+        <w:t xml:space="preserve">B. </w:t>
+      </w:r>
+      <w:r>
+        <w:rPr>
+          <w:rFonts w:ascii="Calibri" w:hAnsi="Calibri"/>
           <w:b w:val="0"/>
-          <w:i/>
-          <w:color w:val="555555"/>
-          <w:sz w:val="24"/>
+          <w:sz w:val="26"/>
         </w:rPr>
-        <w:t>Unit 2 Written Assessment · Using Natural Resources for Energy · Page 3</w:t>
+        <w:t>Petroleum (crude oil)</w:t>
       </w:r>
     </w:p>
     <w:p>
       <w:pPr>
-        <w:spacing w:after="40"/>
+        <w:keepNext/>
+        <w:spacing w:after="40" w:before="0"/>
       </w:pPr>
       <w:r>
         <w:rPr>
-          <w:rFonts w:ascii="Calibri" w:hAnsi="Calibri" w:cs="Calibri"/>
+          <w:rFonts w:ascii="Calibri" w:hAnsi="Calibri"/>
           <w:b/>
-          <w:i w:val="0"/>
-          <w:color w:val="1F1F1F"/>
-          <w:sz w:val="24"/>
+          <w:sz w:val="26"/>
         </w:rPr>
-        <w:t xml:space="preserve">Name: </w:t>
+        <w:t xml:space="preserve">C. </w:t>
       </w:r>
       <w:r>
         <w:rPr>
-          <w:rFonts w:ascii="Calibri" w:hAnsi="Calibri" w:cs="Calibri"/>
+          <w:rFonts w:ascii="Calibri" w:hAnsi="Calibri"/>
           <w:b w:val="0"/>
-          <w:i w:val="0"/>
-          <w:color w:val="1F1F1F"/>
-          <w:sz w:val="24"/>
-          <w:u w:val="single"/>
+          <w:sz w:val="26"/>
         </w:rPr>
-        <w:t>____________________________</w:t>
-      </w:r>
-      <w:r>
-        <w:rPr>
-          <w:rFonts w:ascii="Calibri" w:hAnsi="Calibri" w:cs="Calibri"/>
-          <w:b/>
-          <w:i w:val="0"/>
-          <w:color w:val="1F1F1F"/>
-          <w:sz w:val="24"/>
-        </w:rPr>
-        <w:t xml:space="preserve">      Date: </w:t>
-      </w:r>
-      <w:r>
-        <w:rPr>
-          <w:rFonts w:ascii="Calibri" w:hAnsi="Calibri" w:cs="Calibri"/>
-          <w:b w:val="0"/>
-          <w:i w:val="0"/>
-          <w:color w:val="1F1F1F"/>
-          <w:sz w:val="24"/>
-          <w:u w:val="single"/>
-        </w:rPr>
-        <w:t>________________</w:t>
+        <w:t>Natural gas</w:t>
       </w:r>
     </w:p>
     <w:p>
       <w:pPr>
-        <w:spacing w:before="100" w:after="40"/>
+        <w:spacing w:after="40" w:before="0"/>
       </w:pPr>
       <w:r>
         <w:rPr>
-          <w:rFonts w:ascii="Calibri" w:hAnsi="Calibri" w:cs="Calibri"/>
+          <w:rFonts w:ascii="Calibri" w:hAnsi="Calibri"/>
           <w:b/>
-          <w:i w:val="0"/>
-          <w:caps/>
-          <w:color w:val="2F3C7E"/>
-          <w:sz w:val="32"/>
+          <w:sz w:val="26"/>
         </w:rPr>
-        <w:t>Part D · Renewable or Nonrenewable (3 points)</w:t>
+        <w:t xml:space="preserve">D. </w:t>
+      </w:r>
+      <w:r>
+        <w:rPr>
+          <w:rFonts w:ascii="Calibri" w:hAnsi="Calibri"/>
+          <w:b w:val="0"/>
+          <w:sz w:val="26"/>
+        </w:rPr>
+        <w:t>Uranium</w:t>
       </w:r>
     </w:p>
     <w:p>
       <w:pPr>
-        <w:spacing w:before="0" w:after="12"/>
+        <w:keepNext/>
+        <w:spacing w:after="60" w:before="80"/>
       </w:pPr>
       <w:r>
         <w:rPr>
-          <w:rFonts w:ascii="Calibri" w:hAnsi="Calibri" w:cs="Calibri"/>
-          <w:b w:val="0"/>
-          <w:i w:val="0"/>
-          <w:color w:val="555555"/>
-          <w:sz w:val="24"/>
+          <w:rFonts w:ascii="Calibri" w:hAnsi="Calibri"/>
+          <w:b/>
+          <w:sz w:val="27"/>
         </w:rPr>
-        <w:t>Write R for renewable or N for nonrenewable.</w:t>
+        <w:t xml:space="preserve">14. </w:t>
       </w:r>
-    </w:p>
-    <w:tbl>
-      <w:tblPr>
-        <w:tblW w:type="auto" w:w="0"/>
-        <w:tblLook w:firstColumn="1" w:firstRow="1" w:lastColumn="0" w:lastRow="0" w:noHBand="0" w:noVBand="1" w:val="04A0"/>
-        <w:tblBorders>
-          <w:top w:val="none" w:sz="0" w:space="0" w:color="FFFFFF"/>
-          <w:left w:val="none" w:sz="0" w:space="0" w:color="FFFFFF"/>
-          <w:bottom w:val="none" w:sz="0" w:space="0" w:color="FFFFFF"/>
-          <w:right w:val="none" w:sz="0" w:space="0" w:color="FFFFFF"/>
-          <w:insideH w:val="none" w:sz="0" w:space="0" w:color="FFFFFF"/>
-          <w:insideV w:val="none" w:sz="0" w:space="0" w:color="FFFFFF"/>
-        </w:tblBorders>
-      </w:tblPr>
-      <w:tblGrid>
-        <w:gridCol w:w="5040"/>
-        <w:gridCol w:w="5040"/>
-      </w:tblGrid>
-      <w:tr>
-        <w:trPr>
-          <w:trHeight w:val="420" w:hRule="exact"/>
-        </w:trPr>
-        <w:tc>
-          <w:tcPr>
-            <w:tcW w:type="dxa" w:w="3400"/>
-            <w:tcMar>
-              <w:top w:w="40" w:type="dxa"/>
-              <w:left w:w="80" w:type="dxa"/>
-              <w:bottom w:w="40" w:type="dxa"/>
-              <w:right w:w="80" w:type="dxa"/>
-            </w:tcMar>
-            <w:shd w:fill="2F3C7E"/>
-          </w:tcPr>
-          <w:p>
-            <w:r>
-              <w:rPr>
-                <w:rFonts w:ascii="Calibri" w:hAnsi="Calibri" w:cs="Calibri"/>
-                <w:b/>
-                <w:i w:val="0"/>
-                <w:caps/>
-                <w:color w:val="FFFFFF"/>
-                <w:sz w:val="24"/>
-              </w:rPr>
-              <w:t>Resource</w:t>
-            </w:r>
-          </w:p>
-        </w:tc>
-        <w:tc>
-          <w:tcPr>
-            <w:tcW w:type="dxa" w:w="6680"/>
-            <w:tcMar>
-              <w:top w:w="40" w:type="dxa"/>
-              <w:left w:w="80" w:type="dxa"/>
-              <w:bottom w:w="40" w:type="dxa"/>
-              <w:right w:w="80" w:type="dxa"/>
-            </w:tcMar>
-            <w:shd w:fill="2F3C7E"/>
-          </w:tcPr>
-          <w:p>
-            <w:r>
-              <w:rPr>
-                <w:rFonts w:ascii="Calibri" w:hAnsi="Calibri" w:cs="Calibri"/>
-                <w:b/>
-                <w:i w:val="0"/>
-                <w:caps/>
-                <w:color w:val="FFFFFF"/>
-                <w:sz w:val="24"/>
-              </w:rPr>
-              <w:t>R or N</w:t>
-            </w:r>
-          </w:p>
-        </w:tc>
-      </w:tr>
-      <w:tr>
-        <w:trPr>
-          <w:trHeight w:val="240" w:hRule="atLeast"/>
-        </w:trPr>
-        <w:tc>
-          <w:tcPr>
-            <w:tcW w:type="dxa" w:w="3400"/>
-            <w:tcMar>
-              <w:top w:w="40" w:type="dxa"/>
-              <w:left w:w="80" w:type="dxa"/>
-              <w:bottom w:w="40" w:type="dxa"/>
-              <w:right w:w="80" w:type="dxa"/>
-            </w:tcMar>
-          </w:tcPr>
-          <w:p>
-            <w:r>
-              <w:rPr>
-                <w:rFonts w:ascii="Calibri" w:hAnsi="Calibri" w:cs="Calibri"/>
-                <w:b/>
-                <w:i w:val="0"/>
-                <w:color w:val="2F3C7E"/>
-                <w:sz w:val="26"/>
-              </w:rPr>
-              <w:t>coal</w:t>
-            </w:r>
-          </w:p>
-        </w:tc>
-        <w:tc>
-          <w:tcPr>
-            <w:tcW w:type="dxa" w:w="6680"/>
-            <w:tcMar>
-              <w:top w:w="40" w:type="dxa"/>
-              <w:left w:w="80" w:type="dxa"/>
-              <w:bottom w:w="40" w:type="dxa"/>
-              <w:right w:w="80" w:type="dxa"/>
-            </w:tcMar>
-          </w:tcPr>
-          <w:p>
-            <w:pPr>
-              <w:pBdr>
-                <w:bottom w:val="single" w:sz="8" w:space="4" w:color="1F1F1F"/>
-              </w:pBdr>
-            </w:pPr>
-          </w:p>
-        </w:tc>
-      </w:tr>
-      <w:tr>
-        <w:trPr>
-          <w:trHeight w:val="240" w:hRule="atLeast"/>
-        </w:trPr>
-        <w:tc>
-          <w:tcPr>
-            <w:tcW w:type="dxa" w:w="3400"/>
-            <w:tcMar>
-              <w:top w:w="40" w:type="dxa"/>
-              <w:left w:w="80" w:type="dxa"/>
-              <w:bottom w:w="40" w:type="dxa"/>
-              <w:right w:w="80" w:type="dxa"/>
-            </w:tcMar>
-          </w:tcPr>
-          <w:p>
-            <w:r>
-              <w:rPr>
-                <w:rFonts w:ascii="Calibri" w:hAnsi="Calibri" w:cs="Calibri"/>
-                <w:b/>
-                <w:i w:val="0"/>
-                <w:color w:val="2F3C7E"/>
-                <w:sz w:val="26"/>
-              </w:rPr>
-              <w:t>wind</w:t>
-            </w:r>
-          </w:p>
-        </w:tc>
-        <w:tc>
-          <w:tcPr>
-            <w:tcW w:type="dxa" w:w="6680"/>
-            <w:tcMar>
-              <w:top w:w="40" w:type="dxa"/>
-              <w:left w:w="80" w:type="dxa"/>
-              <w:bottom w:w="40" w:type="dxa"/>
-              <w:right w:w="80" w:type="dxa"/>
-            </w:tcMar>
-          </w:tcPr>
-          <w:p>
-            <w:pPr>
-              <w:pBdr>
-                <w:bottom w:val="single" w:sz="8" w:space="4" w:color="1F1F1F"/>
-              </w:pBdr>
-            </w:pPr>
-          </w:p>
-        </w:tc>
-      </w:tr>
-      <w:tr>
-        <w:trPr>
-          <w:trHeight w:val="240" w:hRule="atLeast"/>
-        </w:trPr>
-        <w:tc>
-          <w:tcPr>
-            <w:tcW w:type="dxa" w:w="3400"/>
-            <w:tcMar>
-              <w:top w:w="40" w:type="dxa"/>
-              <w:left w:w="80" w:type="dxa"/>
-              <w:bottom w:w="40" w:type="dxa"/>
-              <w:right w:w="80" w:type="dxa"/>
-            </w:tcMar>
-          </w:tcPr>
-          <w:p>
-            <w:r>
-              <w:rPr>
-                <w:rFonts w:ascii="Calibri" w:hAnsi="Calibri" w:cs="Calibri"/>
-                <w:b/>
-                <w:i w:val="0"/>
-                <w:color w:val="2F3C7E"/>
-                <w:sz w:val="26"/>
-              </w:rPr>
-              <w:t>petroleum</w:t>
-            </w:r>
-          </w:p>
-        </w:tc>
-        <w:tc>
-          <w:tcPr>
-            <w:tcW w:type="dxa" w:w="6680"/>
-            <w:tcMar>
-              <w:top w:w="40" w:type="dxa"/>
-              <w:left w:w="80" w:type="dxa"/>
-              <w:bottom w:w="40" w:type="dxa"/>
-              <w:right w:w="80" w:type="dxa"/>
-            </w:tcMar>
-          </w:tcPr>
-          <w:p>
-            <w:pPr>
-              <w:pBdr>
-                <w:bottom w:val="single" w:sz="8" w:space="4" w:color="1F1F1F"/>
-              </w:pBdr>
-            </w:pPr>
-          </w:p>
-        </w:tc>
-      </w:tr>
-      <w:tr>
-        <w:trPr>
-          <w:trHeight w:val="240" w:hRule="atLeast"/>
-        </w:trPr>
-        <w:tc>
-          <w:tcPr>
-            <w:tcW w:type="dxa" w:w="3400"/>
-            <w:tcMar>
-              <w:top w:w="40" w:type="dxa"/>
-              <w:left w:w="80" w:type="dxa"/>
-              <w:bottom w:w="40" w:type="dxa"/>
-              <w:right w:w="80" w:type="dxa"/>
-            </w:tcMar>
-          </w:tcPr>
-          <w:p>
-            <w:r>
-              <w:rPr>
-                <w:rFonts w:ascii="Calibri" w:hAnsi="Calibri" w:cs="Calibri"/>
-                <w:b/>
-                <w:i w:val="0"/>
-                <w:color w:val="2F3C7E"/>
-                <w:sz w:val="26"/>
-              </w:rPr>
-              <w:t>sunlight</w:t>
-            </w:r>
-          </w:p>
-        </w:tc>
-        <w:tc>
-          <w:tcPr>
-            <w:tcW w:type="dxa" w:w="6680"/>
-            <w:tcMar>
-              <w:top w:w="40" w:type="dxa"/>
-              <w:left w:w="80" w:type="dxa"/>
-              <w:bottom w:w="40" w:type="dxa"/>
-              <w:right w:w="80" w:type="dxa"/>
-            </w:tcMar>
-          </w:tcPr>
-          <w:p>
-            <w:pPr>
-              <w:pBdr>
-                <w:bottom w:val="single" w:sz="8" w:space="4" w:color="1F1F1F"/>
-              </w:pBdr>
-            </w:pPr>
-          </w:p>
-        </w:tc>
-      </w:tr>
-      <w:tr>
-        <w:trPr>
-          <w:trHeight w:val="240" w:hRule="atLeast"/>
-        </w:trPr>
-        <w:tc>
-          <w:tcPr>
-            <w:tcW w:type="dxa" w:w="3400"/>
-            <w:tcMar>
-              <w:top w:w="40" w:type="dxa"/>
-              <w:left w:w="80" w:type="dxa"/>
-              <w:bottom w:w="40" w:type="dxa"/>
-              <w:right w:w="80" w:type="dxa"/>
-            </w:tcMar>
-          </w:tcPr>
-          <w:p>
-            <w:r>
-              <w:rPr>
-                <w:rFonts w:ascii="Calibri" w:hAnsi="Calibri" w:cs="Calibri"/>
-                <w:b/>
-                <w:i w:val="0"/>
-                <w:color w:val="2F3C7E"/>
-                <w:sz w:val="26"/>
-              </w:rPr>
-              <w:t>uranium</w:t>
-            </w:r>
-          </w:p>
-        </w:tc>
-        <w:tc>
-          <w:tcPr>
-            <w:tcW w:type="dxa" w:w="6680"/>
-            <w:tcMar>
-              <w:top w:w="40" w:type="dxa"/>
-              <w:left w:w="80" w:type="dxa"/>
-              <w:bottom w:w="40" w:type="dxa"/>
-              <w:right w:w="80" w:type="dxa"/>
-            </w:tcMar>
-          </w:tcPr>
-          <w:p>
-            <w:pPr>
-              <w:pBdr>
-                <w:bottom w:val="single" w:sz="8" w:space="4" w:color="1F1F1F"/>
-              </w:pBdr>
-            </w:pPr>
-          </w:p>
-        </w:tc>
-      </w:tr>
-      <w:tr>
-        <w:trPr>
-          <w:trHeight w:val="240" w:hRule="atLeast"/>
-        </w:trPr>
-        <w:tc>
-          <w:tcPr>
-            <w:tcW w:type="dxa" w:w="3400"/>
-            <w:tcMar>
-              <w:top w:w="40" w:type="dxa"/>
-              <w:left w:w="80" w:type="dxa"/>
-              <w:bottom w:w="40" w:type="dxa"/>
-              <w:right w:w="80" w:type="dxa"/>
-            </w:tcMar>
-          </w:tcPr>
-          <w:p>
-            <w:r>
-              <w:rPr>
-                <w:rFonts w:ascii="Calibri" w:hAnsi="Calibri" w:cs="Calibri"/>
-                <w:b/>
-                <w:i w:val="0"/>
-                <w:color w:val="2F3C7E"/>
-                <w:sz w:val="26"/>
-              </w:rPr>
-              <w:t>flowing water</w:t>
-            </w:r>
-          </w:p>
-        </w:tc>
-        <w:tc>
-          <w:tcPr>
-            <w:tcW w:type="dxa" w:w="6680"/>
-            <w:tcMar>
-              <w:top w:w="40" w:type="dxa"/>
-              <w:left w:w="80" w:type="dxa"/>
-              <w:bottom w:w="40" w:type="dxa"/>
-              <w:right w:w="80" w:type="dxa"/>
-            </w:tcMar>
-          </w:tcPr>
-          <w:p>
-            <w:pPr>
-              <w:pBdr>
-                <w:bottom w:val="single" w:sz="8" w:space="4" w:color="1F1F1F"/>
-              </w:pBdr>
-            </w:pPr>
-          </w:p>
-        </w:tc>
-      </w:tr>
-    </w:tbl>
-    <w:p>
-      <w:pPr>
-        <w:spacing w:before="100" w:after="40"/>
-      </w:pPr>
       <w:r>
         <w:rPr>
-          <w:rFonts w:ascii="Calibri" w:hAnsi="Calibri" w:cs="Calibri"/>
-          <w:b/>
-          <w:i w:val="0"/>
-          <w:caps/>
-          <w:color w:val="2F3C7E"/>
-          <w:sz w:val="32"/>
+          <w:rFonts w:ascii="Calibri" w:hAnsi="Calibri"/>
+          <w:b w:val="0"/>
+          <w:sz w:val="27"/>
         </w:rPr>
-        <w:t>Part E · Scenario (3 points)</w:t>
+        <w:t>Uranium is used to make nuclear energy. Which is true about uranium?</w:t>
       </w:r>
     </w:p>
     <w:p>
       <w:pPr>
-        <w:spacing w:before="0" w:after="12"/>
+        <w:keepNext/>
+        <w:spacing w:after="40" w:before="0"/>
       </w:pPr>
       <w:r>
         <w:rPr>
-          <w:rFonts w:ascii="Calibri" w:hAnsi="Calibri" w:cs="Calibri"/>
+          <w:rFonts w:ascii="Calibri" w:hAnsi="Calibri"/>
           <w:b/>
-          <w:i w:val="0"/>
-          <w:color w:val="1F1F1F"/>
           <w:sz w:val="26"/>
         </w:rPr>
-        <w:t>A town gets strong, steady wind most of the year. It has no large river nearby and many cloudy days.</w:t>
+        <w:t xml:space="preserve">A. </w:t>
+      </w:r>
+      <w:r>
+        <w:rPr>
+          <w:rFonts w:ascii="Calibri" w:hAnsi="Calibri"/>
+          <w:b w:val="0"/>
+          <w:sz w:val="26"/>
+        </w:rPr>
+        <w:t>It is a renewable resource that grows back quickly</w:t>
       </w:r>
     </w:p>
     <w:p>
       <w:pPr>
-        <w:spacing w:before="0" w:after="12"/>
+        <w:keepNext/>
+        <w:spacing w:after="40" w:before="0"/>
       </w:pPr>
       <w:r>
         <w:rPr>
-          <w:rFonts w:ascii="Calibri" w:hAnsi="Calibri" w:cs="Calibri"/>
-          <w:b w:val="0"/>
-          <w:i w:val="0"/>
-          <w:color w:val="1F1F1F"/>
+          <w:rFonts w:ascii="Calibri" w:hAnsi="Calibri"/>
+          <w:b/>
           <w:sz w:val="26"/>
         </w:rPr>
-        <w:t>1. Which resource would be reasonable to investigate for this town? ____________________</w:t>
+        <w:t xml:space="preserve">B. </w:t>
+      </w:r>
+      <w:r>
+        <w:rPr>
+          <w:rFonts w:ascii="Calibri" w:hAnsi="Calibri"/>
+          <w:b w:val="0"/>
+          <w:sz w:val="26"/>
+        </w:rPr>
+        <w:t>It is a fossil fuel made from plants</w:t>
       </w:r>
     </w:p>
     <w:p>
       <w:pPr>
-        <w:spacing w:before="0" w:after="6"/>
+        <w:keepNext/>
+        <w:spacing w:after="40" w:before="0"/>
       </w:pPr>
       <w:r>
         <w:rPr>
-          <w:rFonts w:ascii="Calibri" w:hAnsi="Calibri" w:cs="Calibri"/>
-          <w:b w:val="0"/>
-          <w:i w:val="0"/>
-          <w:color w:val="1F1F1F"/>
+          <w:rFonts w:ascii="Calibri" w:hAnsi="Calibri"/>
+          <w:b/>
           <w:sz w:val="26"/>
         </w:rPr>
-        <w:t>2. Write one fact that supports your choice.</w:t>
+        <w:t xml:space="preserve">C. </w:t>
+      </w:r>
+      <w:r>
+        <w:rPr>
+          <w:rFonts w:ascii="Calibri" w:hAnsi="Calibri"/>
+          <w:b w:val="0"/>
+          <w:sz w:val="26"/>
+        </w:rPr>
+        <w:t>It is a form of moving water</w:t>
       </w:r>
     </w:p>
     <w:p>
       <w:pPr>
-        <w:spacing w:after="200" w:line="480" w:lineRule="exact"/>
-        <w:pBdr>
-          <w:bottom w:val="single" w:sz="8" w:space="4" w:color="1F1F1F"/>
-        </w:pBdr>
-      </w:pPr>
-    </w:p>
-    <w:p>
-      <w:pPr>
-        <w:spacing w:before="0" w:after="6"/>
+        <w:spacing w:after="40" w:before="0"/>
       </w:pPr>
       <w:r>
         <w:rPr>
-          <w:rFonts w:ascii="Calibri" w:hAnsi="Calibri" w:cs="Calibri"/>
-          <w:b w:val="0"/>
-          <w:i w:val="0"/>
-          <w:color w:val="1F1F1F"/>
+          <w:rFonts w:ascii="Calibri" w:hAnsi="Calibri"/>
+          <w:b/>
           <w:sz w:val="26"/>
         </w:rPr>
-        <w:t>3. Write one limitation they would still need to consider.</w:t>
+        <w:t xml:space="preserve">D. </w:t>
+      </w:r>
+      <w:r>
+        <w:rPr>
+          <w:rFonts w:ascii="Calibri" w:hAnsi="Calibri"/>
+          <w:b w:val="0"/>
+          <w:sz w:val="26"/>
+        </w:rPr>
+        <w:t>It is a nonrenewable material mined from rock</w:t>
       </w:r>
     </w:p>
     <w:p>
       <w:pPr>
-        <w:spacing w:after="200" w:line="480" w:lineRule="exact"/>
-        <w:pBdr>
-          <w:bottom w:val="single" w:sz="8" w:space="4" w:color="1F1F1F"/>
-        </w:pBdr>
-      </w:pPr>
-    </w:p>
-    <w:p>
-      <w:pPr>
-        <w:spacing w:before="100" w:after="40"/>
+        <w:keepNext/>
+        <w:spacing w:after="80"/>
+        <w:jc w:val="center"/>
       </w:pPr>
       <w:r>
-        <w:rPr>
-          <w:rFonts w:ascii="Calibri" w:hAnsi="Calibri" w:cs="Calibri"/>
-          <w:b/>
-          <w:i w:val="0"/>
-          <w:caps/>
-          <w:color w:val="2F3C7E"/>
-          <w:sz w:val="32"/>
-        </w:rPr>
-        <w:t>Check Your Thinking — BONUS (up to +2)</w:t>
+        <w:drawing>
+          <wp:inline xmlns:a="http://schemas.openxmlformats.org/drawingml/2006/main" xmlns:pic="http://schemas.openxmlformats.org/drawingml/2006/picture">
+            <wp:extent cx="5486400" cy="1097280"/>
+            <wp:docPr id="2" name="Picture 2"/>
+            <wp:cNvGraphicFramePr>
+              <a:graphicFrameLocks noChangeAspect="1"/>
+            </wp:cNvGraphicFramePr>
+            <a:graphic>
+              <a:graphicData uri="http://schemas.openxmlformats.org/drawingml/2006/picture">
+                <pic:pic>
+                  <pic:nvPicPr>
+                    <pic:cNvPr id="0" name="nuclear-pathway.png"/>
+                    <pic:cNvPicPr/>
+                  </pic:nvPicPr>
+                  <pic:blipFill>
+                    <a:blip r:embed="rId10"/>
+                    <a:stretch>
+                      <a:fillRect/>
+                    </a:stretch>
+                  </pic:blipFill>
+                  <pic:spPr>
+                    <a:xfrm>
+                      <a:off x="0" y="0"/>
+                      <a:ext cx="5486400" cy="1097280"/>
+                    </a:xfrm>
+                    <a:prstGeom prst="rect"/>
+                  </pic:spPr>
+                </pic:pic>
+              </a:graphicData>
+            </a:graphic>
+          </wp:inline>
+        </w:drawing>
       </w:r>
     </w:p>
     <w:p>
       <w:pPr>
-        <w:spacing w:before="0" w:after="8"/>
+        <w:keepNext/>
+        <w:spacing w:after="60" w:before="80"/>
       </w:pPr>
       <w:r>
         <w:rPr>
-          <w:rFonts w:ascii="Calibri" w:hAnsi="Calibri" w:cs="Calibri"/>
+          <w:rFonts w:ascii="Calibri" w:hAnsi="Calibri"/>
           <w:b/>
-          <w:i w:val="0"/>
-          <w:color w:val="1F1F1F"/>
-          <w:sz w:val="26"/>
+          <w:sz w:val="27"/>
         </w:rPr>
-        <w:t>Why does a higher water wheel lift more paperclips? Use the words energy of motion and transfer in your answer.</w:t>
+        <w:t xml:space="preserve">15. </w:t>
+      </w:r>
+      <w:r>
+        <w:rPr>
+          <w:rFonts w:ascii="Calibri" w:hAnsi="Calibri"/>
+          <w:b w:val="0"/>
+          <w:sz w:val="27"/>
+        </w:rPr>
+        <w:t>A nuclear power plant and a coal power plant are alike because both ____.</w:t>
       </w:r>
     </w:p>
     <w:p>
       <w:pPr>
-        <w:spacing w:after="320" w:line="480" w:lineRule="exact"/>
-        <w:pBdr>
-          <w:bottom w:val="single" w:sz="8" w:space="4" w:color="1F1F1F"/>
-        </w:pBdr>
+        <w:keepNext/>
+        <w:spacing w:after="40" w:before="0"/>
       </w:pPr>
+      <w:r>
+        <w:rPr>
+          <w:rFonts w:ascii="Calibri" w:hAnsi="Calibri"/>
+          <w:b/>
+          <w:sz w:val="26"/>
+        </w:rPr>
+        <w:t xml:space="preserve">A. </w:t>
+      </w:r>
+      <w:r>
+        <w:rPr>
+          <w:rFonts w:ascii="Calibri" w:hAnsi="Calibri"/>
+          <w:b w:val="0"/>
+          <w:sz w:val="26"/>
+        </w:rPr>
+        <w:t>Burn coal to make heat</w:t>
+      </w:r>
     </w:p>
     <w:p>
       <w:pPr>
-        <w:spacing w:after="320" w:line="480" w:lineRule="exact"/>
-        <w:pBdr>
-          <w:bottom w:val="single" w:sz="8" w:space="4" w:color="1F1F1F"/>
-        </w:pBdr>
+        <w:keepNext/>
+        <w:spacing w:after="40" w:before="0"/>
       </w:pPr>
+      <w:r>
+        <w:rPr>
+          <w:rFonts w:ascii="Calibri" w:hAnsi="Calibri"/>
+          <w:b/>
+          <w:sz w:val="26"/>
+        </w:rPr>
+        <w:t xml:space="preserve">B. </w:t>
+      </w:r>
+      <w:r>
+        <w:rPr>
+          <w:rFonts w:ascii="Calibri" w:hAnsi="Calibri"/>
+          <w:b w:val="0"/>
+          <w:sz w:val="26"/>
+        </w:rPr>
+        <w:t>Use moving water to spin a turbine</w:t>
+      </w:r>
+    </w:p>
+    <w:p>
+      <w:pPr>
+        <w:keepNext/>
+        <w:spacing w:after="40" w:before="0"/>
+      </w:pPr>
+      <w:r>
+        <w:rPr>
+          <w:rFonts w:ascii="Calibri" w:hAnsi="Calibri"/>
+          <w:b/>
+          <w:sz w:val="26"/>
+        </w:rPr>
+        <w:t xml:space="preserve">C. </w:t>
+      </w:r>
+      <w:r>
+        <w:rPr>
+          <w:rFonts w:ascii="Calibri" w:hAnsi="Calibri"/>
+          <w:b w:val="0"/>
+          <w:sz w:val="26"/>
+        </w:rPr>
+        <w:t>Use heat to make steam that spins a turbine and turns a generator</w:t>
+      </w:r>
+    </w:p>
+    <w:p>
+      <w:pPr>
+        <w:spacing w:after="40" w:before="0"/>
+      </w:pPr>
+      <w:r>
+        <w:rPr>
+          <w:rFonts w:ascii="Calibri" w:hAnsi="Calibri"/>
+          <w:b/>
+          <w:sz w:val="26"/>
+        </w:rPr>
+        <w:t xml:space="preserve">D. </w:t>
+      </w:r>
+      <w:r>
+        <w:rPr>
+          <w:rFonts w:ascii="Calibri" w:hAnsi="Calibri"/>
+          <w:b w:val="0"/>
+          <w:sz w:val="26"/>
+        </w:rPr>
+        <w:t>Use sunlight to make electricity</w:t>
+      </w:r>
+    </w:p>
+    <w:p>
+      <w:pPr>
+        <w:keepNext/>
+        <w:spacing w:after="60" w:before="80"/>
+      </w:pPr>
+      <w:r>
+        <w:rPr>
+          <w:rFonts w:ascii="Calibri" w:hAnsi="Calibri"/>
+          <w:b/>
+          <w:sz w:val="27"/>
+        </w:rPr>
+        <w:t xml:space="preserve">16. </w:t>
+      </w:r>
+      <w:r>
+        <w:rPr>
+          <w:rFonts w:ascii="Calibri" w:hAnsi="Calibri"/>
+          <w:b w:val="0"/>
+          <w:sz w:val="27"/>
+        </w:rPr>
+        <w:t>In a wind turbine, what makes the blades spin?</w:t>
+      </w:r>
+    </w:p>
+    <w:p>
+      <w:pPr>
+        <w:keepNext/>
+        <w:spacing w:after="40" w:before="0"/>
+      </w:pPr>
+      <w:r>
+        <w:rPr>
+          <w:rFonts w:ascii="Calibri" w:hAnsi="Calibri"/>
+          <w:b/>
+          <w:sz w:val="26"/>
+        </w:rPr>
+        <w:t xml:space="preserve">A. </w:t>
+      </w:r>
+      <w:r>
+        <w:rPr>
+          <w:rFonts w:ascii="Calibri" w:hAnsi="Calibri"/>
+          <w:b w:val="0"/>
+          <w:sz w:val="26"/>
+        </w:rPr>
+        <w:t>Moving air (wind)</w:t>
+      </w:r>
+    </w:p>
+    <w:p>
+      <w:pPr>
+        <w:keepNext/>
+        <w:spacing w:after="40" w:before="0"/>
+      </w:pPr>
+      <w:r>
+        <w:rPr>
+          <w:rFonts w:ascii="Calibri" w:hAnsi="Calibri"/>
+          <w:b/>
+          <w:sz w:val="26"/>
+        </w:rPr>
+        <w:t xml:space="preserve">B. </w:t>
+      </w:r>
+      <w:r>
+        <w:rPr>
+          <w:rFonts w:ascii="Calibri" w:hAnsi="Calibri"/>
+          <w:b w:val="0"/>
+          <w:sz w:val="26"/>
+        </w:rPr>
+        <w:t>Sunlight</w:t>
+      </w:r>
+    </w:p>
+    <w:p>
+      <w:pPr>
+        <w:keepNext/>
+        <w:spacing w:after="40" w:before="0"/>
+      </w:pPr>
+      <w:r>
+        <w:rPr>
+          <w:rFonts w:ascii="Calibri" w:hAnsi="Calibri"/>
+          <w:b/>
+          <w:sz w:val="26"/>
+        </w:rPr>
+        <w:t xml:space="preserve">C. </w:t>
+      </w:r>
+      <w:r>
+        <w:rPr>
+          <w:rFonts w:ascii="Calibri" w:hAnsi="Calibri"/>
+          <w:b w:val="0"/>
+          <w:sz w:val="26"/>
+        </w:rPr>
+        <w:t>Heat from inside Earth</w:t>
+      </w:r>
+    </w:p>
+    <w:p>
+      <w:pPr>
+        <w:spacing w:after="40" w:before="0"/>
+      </w:pPr>
+      <w:r>
+        <w:rPr>
+          <w:rFonts w:ascii="Calibri" w:hAnsi="Calibri"/>
+          <w:b/>
+          <w:sz w:val="26"/>
+        </w:rPr>
+        <w:t xml:space="preserve">D. </w:t>
+      </w:r>
+      <w:r>
+        <w:rPr>
+          <w:rFonts w:ascii="Calibri" w:hAnsi="Calibri"/>
+          <w:b w:val="0"/>
+          <w:sz w:val="26"/>
+        </w:rPr>
+        <w:t>Moving water</w:t>
+      </w:r>
+    </w:p>
+    <w:p>
+      <w:pPr>
+        <w:keepNext/>
+        <w:spacing w:after="60" w:before="80"/>
+      </w:pPr>
+      <w:r>
+        <w:rPr>
+          <w:rFonts w:ascii="Calibri" w:hAnsi="Calibri"/>
+          <w:b/>
+          <w:sz w:val="27"/>
+        </w:rPr>
+        <w:t xml:space="preserve">17. </w:t>
+      </w:r>
+      <w:r>
+        <w:rPr>
+          <w:rFonts w:ascii="Calibri" w:hAnsi="Calibri"/>
+          <w:b w:val="0"/>
+          <w:sz w:val="27"/>
+        </w:rPr>
+        <w:t>Why is wind called renewable but not always available?</w:t>
+      </w:r>
+    </w:p>
+    <w:p>
+      <w:pPr>
+        <w:keepNext/>
+        <w:spacing w:after="40" w:before="0"/>
+      </w:pPr>
+      <w:r>
+        <w:rPr>
+          <w:rFonts w:ascii="Calibri" w:hAnsi="Calibri"/>
+          <w:b/>
+          <w:sz w:val="26"/>
+        </w:rPr>
+        <w:t xml:space="preserve">A. </w:t>
+      </w:r>
+      <w:r>
+        <w:rPr>
+          <w:rFonts w:ascii="Calibri" w:hAnsi="Calibri"/>
+          <w:b w:val="0"/>
+          <w:sz w:val="26"/>
+        </w:rPr>
+        <w:t>Wind runs out and can never come back</w:t>
+      </w:r>
+    </w:p>
+    <w:p>
+      <w:pPr>
+        <w:keepNext/>
+        <w:spacing w:after="40" w:before="0"/>
+      </w:pPr>
+      <w:r>
+        <w:rPr>
+          <w:rFonts w:ascii="Calibri" w:hAnsi="Calibri"/>
+          <w:b/>
+          <w:sz w:val="26"/>
+        </w:rPr>
+        <w:t xml:space="preserve">B. </w:t>
+      </w:r>
+      <w:r>
+        <w:rPr>
+          <w:rFonts w:ascii="Calibri" w:hAnsi="Calibri"/>
+          <w:b w:val="0"/>
+          <w:sz w:val="26"/>
+        </w:rPr>
+        <w:t>Wind is available every day in every place</w:t>
+      </w:r>
+    </w:p>
+    <w:p>
+      <w:pPr>
+        <w:keepNext/>
+        <w:spacing w:after="40" w:before="0"/>
+      </w:pPr>
+      <w:r>
+        <w:rPr>
+          <w:rFonts w:ascii="Calibri" w:hAnsi="Calibri"/>
+          <w:b/>
+          <w:sz w:val="26"/>
+        </w:rPr>
+        <w:t xml:space="preserve">C. </w:t>
+      </w:r>
+      <w:r>
+        <w:rPr>
+          <w:rFonts w:ascii="Calibri" w:hAnsi="Calibri"/>
+          <w:b w:val="0"/>
+          <w:sz w:val="26"/>
+        </w:rPr>
+        <w:t>Wind keeps coming, but it does not blow all the time in every place</w:t>
+      </w:r>
+    </w:p>
+    <w:p>
+      <w:pPr>
+        <w:spacing w:after="40" w:before="0"/>
+      </w:pPr>
+      <w:r>
+        <w:rPr>
+          <w:rFonts w:ascii="Calibri" w:hAnsi="Calibri"/>
+          <w:b/>
+          <w:sz w:val="26"/>
+        </w:rPr>
+        <w:t xml:space="preserve">D. </w:t>
+      </w:r>
+      <w:r>
+        <w:rPr>
+          <w:rFonts w:ascii="Calibri" w:hAnsi="Calibri"/>
+          <w:b w:val="0"/>
+          <w:sz w:val="26"/>
+        </w:rPr>
+        <w:t>Wind is made by burning fuel</w:t>
+      </w:r>
+    </w:p>
+    <w:p>
+      <w:pPr>
+        <w:keepNext/>
+        <w:spacing w:after="80"/>
+        <w:jc w:val="center"/>
+      </w:pPr>
+      <w:r>
+        <w:drawing>
+          <wp:inline xmlns:a="http://schemas.openxmlformats.org/drawingml/2006/main" xmlns:pic="http://schemas.openxmlformats.org/drawingml/2006/picture">
+            <wp:extent cx="5486400" cy="1097280"/>
+            <wp:docPr id="3" name="Picture 3"/>
+            <wp:cNvGraphicFramePr>
+              <a:graphicFrameLocks noChangeAspect="1"/>
+            </wp:cNvGraphicFramePr>
+            <a:graphic>
+              <a:graphicData uri="http://schemas.openxmlformats.org/drawingml/2006/picture">
+                <pic:pic>
+                  <pic:nvPicPr>
+                    <pic:cNvPr id="0" name="hydro.png"/>
+                    <pic:cNvPicPr/>
+                  </pic:nvPicPr>
+                  <pic:blipFill>
+                    <a:blip r:embed="rId11"/>
+                    <a:stretch>
+                      <a:fillRect/>
+                    </a:stretch>
+                  </pic:blipFill>
+                  <pic:spPr>
+                    <a:xfrm>
+                      <a:off x="0" y="0"/>
+                      <a:ext cx="5486400" cy="1097280"/>
+                    </a:xfrm>
+                    <a:prstGeom prst="rect"/>
+                  </pic:spPr>
+                </pic:pic>
+              </a:graphicData>
+            </a:graphic>
+          </wp:inline>
+        </w:drawing>
+      </w:r>
+    </w:p>
+    <w:p>
+      <w:pPr>
+        <w:keepNext/>
+        <w:spacing w:after="60" w:before="80"/>
+      </w:pPr>
+      <w:r>
+        <w:rPr>
+          <w:rFonts w:ascii="Calibri" w:hAnsi="Calibri"/>
+          <w:b/>
+          <w:sz w:val="27"/>
+        </w:rPr>
+        <w:t xml:space="preserve">18. </w:t>
+      </w:r>
+      <w:r>
+        <w:rPr>
+          <w:rFonts w:ascii="Calibri" w:hAnsi="Calibri"/>
+          <w:b w:val="0"/>
+          <w:sz w:val="27"/>
+        </w:rPr>
+        <w:t>In a hydroelectric dam, what makes the turbine spin?</w:t>
+      </w:r>
+    </w:p>
+    <w:p>
+      <w:pPr>
+        <w:keepNext/>
+        <w:spacing w:after="40" w:before="0"/>
+      </w:pPr>
+      <w:r>
+        <w:rPr>
+          <w:rFonts w:ascii="Calibri" w:hAnsi="Calibri"/>
+          <w:b/>
+          <w:sz w:val="26"/>
+        </w:rPr>
+        <w:t xml:space="preserve">A. </w:t>
+      </w:r>
+      <w:r>
+        <w:rPr>
+          <w:rFonts w:ascii="Calibri" w:hAnsi="Calibri"/>
+          <w:b w:val="0"/>
+          <w:sz w:val="26"/>
+        </w:rPr>
+        <w:t>Sunlight hitting the water</w:t>
+      </w:r>
+    </w:p>
+    <w:p>
+      <w:pPr>
+        <w:keepNext/>
+        <w:spacing w:after="40" w:before="0"/>
+      </w:pPr>
+      <w:r>
+        <w:rPr>
+          <w:rFonts w:ascii="Calibri" w:hAnsi="Calibri"/>
+          <w:b/>
+          <w:sz w:val="26"/>
+        </w:rPr>
+        <w:t xml:space="preserve">B. </w:t>
+      </w:r>
+      <w:r>
+        <w:rPr>
+          <w:rFonts w:ascii="Calibri" w:hAnsi="Calibri"/>
+          <w:b w:val="0"/>
+          <w:sz w:val="26"/>
+        </w:rPr>
+        <w:t>Moving water flowing through the dam</w:t>
+      </w:r>
+    </w:p>
+    <w:p>
+      <w:pPr>
+        <w:keepNext/>
+        <w:spacing w:after="40" w:before="0"/>
+      </w:pPr>
+      <w:r>
+        <w:rPr>
+          <w:rFonts w:ascii="Calibri" w:hAnsi="Calibri"/>
+          <w:b/>
+          <w:sz w:val="26"/>
+        </w:rPr>
+        <w:t xml:space="preserve">C. </w:t>
+      </w:r>
+      <w:r>
+        <w:rPr>
+          <w:rFonts w:ascii="Calibri" w:hAnsi="Calibri"/>
+          <w:b w:val="0"/>
+          <w:sz w:val="26"/>
+        </w:rPr>
+        <w:t>Heat from inside Earth</w:t>
+      </w:r>
+    </w:p>
+    <w:p>
+      <w:pPr>
+        <w:spacing w:after="40" w:before="0"/>
+      </w:pPr>
+      <w:r>
+        <w:rPr>
+          <w:rFonts w:ascii="Calibri" w:hAnsi="Calibri"/>
+          <w:b/>
+          <w:sz w:val="26"/>
+        </w:rPr>
+        <w:t xml:space="preserve">D. </w:t>
+      </w:r>
+      <w:r>
+        <w:rPr>
+          <w:rFonts w:ascii="Calibri" w:hAnsi="Calibri"/>
+          <w:b w:val="0"/>
+          <w:sz w:val="26"/>
+        </w:rPr>
+        <w:t>Burning coal under the water</w:t>
+      </w:r>
+    </w:p>
+    <w:p>
+      <w:pPr>
+        <w:keepNext/>
+        <w:spacing w:after="60" w:before="80"/>
+      </w:pPr>
+      <w:r>
+        <w:rPr>
+          <w:rFonts w:ascii="Calibri" w:hAnsi="Calibri"/>
+          <w:b/>
+          <w:sz w:val="27"/>
+        </w:rPr>
+        <w:t xml:space="preserve">19. </w:t>
+      </w:r>
+      <w:r>
+        <w:rPr>
+          <w:rFonts w:ascii="Calibri" w:hAnsi="Calibri"/>
+          <w:b w:val="0"/>
+          <w:sz w:val="27"/>
+        </w:rPr>
+        <w:t>Why is hydroelectric power often more predictable than wind power?</w:t>
+      </w:r>
+    </w:p>
+    <w:p>
+      <w:pPr>
+        <w:keepNext/>
+        <w:spacing w:after="40" w:before="0"/>
+      </w:pPr>
+      <w:r>
+        <w:rPr>
+          <w:rFonts w:ascii="Calibri" w:hAnsi="Calibri"/>
+          <w:b/>
+          <w:sz w:val="26"/>
+        </w:rPr>
+        <w:t xml:space="preserve">A. </w:t>
+      </w:r>
+      <w:r>
+        <w:rPr>
+          <w:rFonts w:ascii="Calibri" w:hAnsi="Calibri"/>
+          <w:b w:val="0"/>
+          <w:sz w:val="26"/>
+        </w:rPr>
+        <w:t>Water never stops flowing anywhere</w:t>
+      </w:r>
+    </w:p>
+    <w:p>
+      <w:pPr>
+        <w:keepNext/>
+        <w:spacing w:after="40" w:before="0"/>
+      </w:pPr>
+      <w:r>
+        <w:rPr>
+          <w:rFonts w:ascii="Calibri" w:hAnsi="Calibri"/>
+          <w:b/>
+          <w:sz w:val="26"/>
+        </w:rPr>
+        <w:t xml:space="preserve">B. </w:t>
+      </w:r>
+      <w:r>
+        <w:rPr>
+          <w:rFonts w:ascii="Calibri" w:hAnsi="Calibri"/>
+          <w:b w:val="0"/>
+          <w:sz w:val="26"/>
+        </w:rPr>
+        <w:t>Dams make their own water</w:t>
+      </w:r>
+    </w:p>
+    <w:p>
+      <w:pPr>
+        <w:keepNext/>
+        <w:spacing w:after="40" w:before="0"/>
+      </w:pPr>
+      <w:r>
+        <w:rPr>
+          <w:rFonts w:ascii="Calibri" w:hAnsi="Calibri"/>
+          <w:b/>
+          <w:sz w:val="26"/>
+        </w:rPr>
+        <w:t xml:space="preserve">C. </w:t>
+      </w:r>
+      <w:r>
+        <w:rPr>
+          <w:rFonts w:ascii="Calibri" w:hAnsi="Calibri"/>
+          <w:b w:val="0"/>
+          <w:sz w:val="26"/>
+        </w:rPr>
+        <w:t>Wind is always stronger than water</w:t>
+      </w:r>
+    </w:p>
+    <w:p>
+      <w:pPr>
+        <w:spacing w:after="40" w:before="0"/>
+      </w:pPr>
+      <w:r>
+        <w:rPr>
+          <w:rFonts w:ascii="Calibri" w:hAnsi="Calibri"/>
+          <w:b/>
+          <w:sz w:val="26"/>
+        </w:rPr>
+        <w:t xml:space="preserve">D. </w:t>
+      </w:r>
+      <w:r>
+        <w:rPr>
+          <w:rFonts w:ascii="Calibri" w:hAnsi="Calibri"/>
+          <w:b w:val="0"/>
+          <w:sz w:val="26"/>
+        </w:rPr>
+        <w:t>Water can be stored behind a dam and released when needed</w:t>
+      </w:r>
+    </w:p>
+    <w:p>
+      <w:pPr>
+        <w:keepNext/>
+        <w:spacing w:after="80"/>
+        <w:jc w:val="center"/>
+      </w:pPr>
+      <w:r>
+        <w:drawing>
+          <wp:inline xmlns:a="http://schemas.openxmlformats.org/drawingml/2006/main" xmlns:pic="http://schemas.openxmlformats.org/drawingml/2006/picture">
+            <wp:extent cx="3657600" cy="1097280"/>
+            <wp:docPr id="4" name="Picture 4"/>
+            <wp:cNvGraphicFramePr>
+              <a:graphicFrameLocks noChangeAspect="1"/>
+            </wp:cNvGraphicFramePr>
+            <a:graphic>
+              <a:graphicData uri="http://schemas.openxmlformats.org/drawingml/2006/picture">
+                <pic:pic>
+                  <pic:nvPicPr>
+                    <pic:cNvPr id="0" name="solar.png"/>
+                    <pic:cNvPicPr/>
+                  </pic:nvPicPr>
+                  <pic:blipFill>
+                    <a:blip r:embed="rId12"/>
+                    <a:stretch>
+                      <a:fillRect/>
+                    </a:stretch>
+                  </pic:blipFill>
+                  <pic:spPr>
+                    <a:xfrm>
+                      <a:off x="0" y="0"/>
+                      <a:ext cx="3657600" cy="1097280"/>
+                    </a:xfrm>
+                    <a:prstGeom prst="rect"/>
+                  </pic:spPr>
+                </pic:pic>
+              </a:graphicData>
+            </a:graphic>
+          </wp:inline>
+        </w:drawing>
+      </w:r>
+    </w:p>
+    <w:p>
+      <w:pPr>
+        <w:keepNext/>
+        <w:spacing w:after="60" w:before="80"/>
+      </w:pPr>
+      <w:r>
+        <w:rPr>
+          <w:rFonts w:ascii="Calibri" w:hAnsi="Calibri"/>
+          <w:b/>
+          <w:sz w:val="27"/>
+        </w:rPr>
+        <w:t xml:space="preserve">20. </w:t>
+      </w:r>
+      <w:r>
+        <w:rPr>
+          <w:rFonts w:ascii="Calibri" w:hAnsi="Calibri"/>
+          <w:b w:val="0"/>
+          <w:sz w:val="27"/>
+        </w:rPr>
+        <w:t>What does a solar cell do?</w:t>
+      </w:r>
+    </w:p>
+    <w:p>
+      <w:pPr>
+        <w:keepNext/>
+        <w:spacing w:after="40" w:before="0"/>
+      </w:pPr>
+      <w:r>
+        <w:rPr>
+          <w:rFonts w:ascii="Calibri" w:hAnsi="Calibri"/>
+          <w:b/>
+          <w:sz w:val="26"/>
+        </w:rPr>
+        <w:t xml:space="preserve">A. </w:t>
+      </w:r>
+      <w:r>
+        <w:rPr>
+          <w:rFonts w:ascii="Calibri" w:hAnsi="Calibri"/>
+          <w:b w:val="0"/>
+          <w:sz w:val="26"/>
+        </w:rPr>
+        <w:t>It converts sunlight to electricity</w:t>
+      </w:r>
+    </w:p>
+    <w:p>
+      <w:pPr>
+        <w:keepNext/>
+        <w:spacing w:after="40" w:before="0"/>
+      </w:pPr>
+      <w:r>
+        <w:rPr>
+          <w:rFonts w:ascii="Calibri" w:hAnsi="Calibri"/>
+          <w:b/>
+          <w:sz w:val="26"/>
+        </w:rPr>
+        <w:t xml:space="preserve">B. </w:t>
+      </w:r>
+      <w:r>
+        <w:rPr>
+          <w:rFonts w:ascii="Calibri" w:hAnsi="Calibri"/>
+          <w:b w:val="0"/>
+          <w:sz w:val="26"/>
+        </w:rPr>
+        <w:t>It burns sunlight like fuel</w:t>
+      </w:r>
+    </w:p>
+    <w:p>
+      <w:pPr>
+        <w:keepNext/>
+        <w:spacing w:after="40" w:before="0"/>
+      </w:pPr>
+      <w:r>
+        <w:rPr>
+          <w:rFonts w:ascii="Calibri" w:hAnsi="Calibri"/>
+          <w:b/>
+          <w:sz w:val="26"/>
+        </w:rPr>
+        <w:t xml:space="preserve">C. </w:t>
+      </w:r>
+      <w:r>
+        <w:rPr>
+          <w:rFonts w:ascii="Calibri" w:hAnsi="Calibri"/>
+          <w:b w:val="0"/>
+          <w:sz w:val="26"/>
+        </w:rPr>
+        <w:t>It stores wind for later</w:t>
+      </w:r>
+    </w:p>
+    <w:p>
+      <w:pPr>
+        <w:spacing w:after="40" w:before="0"/>
+      </w:pPr>
+      <w:r>
+        <w:rPr>
+          <w:rFonts w:ascii="Calibri" w:hAnsi="Calibri"/>
+          <w:b/>
+          <w:sz w:val="26"/>
+        </w:rPr>
+        <w:t xml:space="preserve">D. </w:t>
+      </w:r>
+      <w:r>
+        <w:rPr>
+          <w:rFonts w:ascii="Calibri" w:hAnsi="Calibri"/>
+          <w:b w:val="0"/>
+          <w:sz w:val="26"/>
+        </w:rPr>
+        <w:t>It spins a turbine with steam</w:t>
+      </w:r>
+    </w:p>
+    <w:p>
+      <w:pPr>
+        <w:keepNext/>
+        <w:spacing w:after="60" w:before="80"/>
+      </w:pPr>
+      <w:r>
+        <w:rPr>
+          <w:rFonts w:ascii="Calibri" w:hAnsi="Calibri"/>
+          <w:b/>
+          <w:sz w:val="27"/>
+        </w:rPr>
+        <w:t xml:space="preserve">21. </w:t>
+      </w:r>
+      <w:r>
+        <w:rPr>
+          <w:rFonts w:ascii="Calibri" w:hAnsi="Calibri"/>
+          <w:b w:val="0"/>
+          <w:sz w:val="27"/>
+        </w:rPr>
+        <w:t>At night, a solar panel makes little or no electricity. Why?</w:t>
+      </w:r>
+    </w:p>
+    <w:p>
+      <w:pPr>
+        <w:keepNext/>
+        <w:spacing w:after="40" w:before="0"/>
+      </w:pPr>
+      <w:r>
+        <w:rPr>
+          <w:rFonts w:ascii="Calibri" w:hAnsi="Calibri"/>
+          <w:b/>
+          <w:sz w:val="26"/>
+        </w:rPr>
+        <w:t xml:space="preserve">A. </w:t>
+      </w:r>
+      <w:r>
+        <w:rPr>
+          <w:rFonts w:ascii="Calibri" w:hAnsi="Calibri"/>
+          <w:b w:val="0"/>
+          <w:sz w:val="26"/>
+        </w:rPr>
+        <w:t>Solar panels only work when they are hot</w:t>
+      </w:r>
+    </w:p>
+    <w:p>
+      <w:pPr>
+        <w:keepNext/>
+        <w:spacing w:after="40" w:before="0"/>
+      </w:pPr>
+      <w:r>
+        <w:rPr>
+          <w:rFonts w:ascii="Calibri" w:hAnsi="Calibri"/>
+          <w:b/>
+          <w:sz w:val="26"/>
+        </w:rPr>
+        <w:t xml:space="preserve">B. </w:t>
+      </w:r>
+      <w:r>
+        <w:rPr>
+          <w:rFonts w:ascii="Calibri" w:hAnsi="Calibri"/>
+          <w:b w:val="0"/>
+          <w:sz w:val="26"/>
+        </w:rPr>
+        <w:t>There is no sunlight at night for the solar cell to use</w:t>
+      </w:r>
+    </w:p>
+    <w:p>
+      <w:pPr>
+        <w:keepNext/>
+        <w:spacing w:after="40" w:before="0"/>
+      </w:pPr>
+      <w:r>
+        <w:rPr>
+          <w:rFonts w:ascii="Calibri" w:hAnsi="Calibri"/>
+          <w:b/>
+          <w:sz w:val="26"/>
+        </w:rPr>
+        <w:t xml:space="preserve">C. </w:t>
+      </w:r>
+      <w:r>
+        <w:rPr>
+          <w:rFonts w:ascii="Calibri" w:hAnsi="Calibri"/>
+          <w:b w:val="0"/>
+          <w:sz w:val="26"/>
+        </w:rPr>
+        <w:t>Solar panels store too much energy at night</w:t>
+      </w:r>
+    </w:p>
+    <w:p>
+      <w:pPr>
+        <w:spacing w:after="40" w:before="0"/>
+      </w:pPr>
+      <w:r>
+        <w:rPr>
+          <w:rFonts w:ascii="Calibri" w:hAnsi="Calibri"/>
+          <w:b/>
+          <w:sz w:val="26"/>
+        </w:rPr>
+        <w:t xml:space="preserve">D. </w:t>
+      </w:r>
+      <w:r>
+        <w:rPr>
+          <w:rFonts w:ascii="Calibri" w:hAnsi="Calibri"/>
+          <w:b w:val="0"/>
+          <w:sz w:val="26"/>
+        </w:rPr>
+        <w:t>Wind blows harder at night</w:t>
+      </w:r>
+    </w:p>
+    <w:p>
+      <w:pPr>
+        <w:keepNext/>
+        <w:spacing w:after="60" w:before="80"/>
+      </w:pPr>
+      <w:r>
+        <w:rPr>
+          <w:rFonts w:ascii="Calibri" w:hAnsi="Calibri"/>
+          <w:b/>
+          <w:sz w:val="27"/>
+        </w:rPr>
+        <w:t xml:space="preserve">22. </w:t>
+      </w:r>
+      <w:r>
+        <w:rPr>
+          <w:rFonts w:ascii="Calibri" w:hAnsi="Calibri"/>
+          <w:b w:val="0"/>
+          <w:sz w:val="27"/>
+        </w:rPr>
+        <w:t>Where does geothermal energy come from?</w:t>
+      </w:r>
+    </w:p>
+    <w:p>
+      <w:pPr>
+        <w:keepNext/>
+        <w:spacing w:after="40" w:before="0"/>
+      </w:pPr>
+      <w:r>
+        <w:rPr>
+          <w:rFonts w:ascii="Calibri" w:hAnsi="Calibri"/>
+          <w:b/>
+          <w:sz w:val="26"/>
+        </w:rPr>
+        <w:t xml:space="preserve">A. </w:t>
+      </w:r>
+      <w:r>
+        <w:rPr>
+          <w:rFonts w:ascii="Calibri" w:hAnsi="Calibri"/>
+          <w:b w:val="0"/>
+          <w:sz w:val="26"/>
+        </w:rPr>
+        <w:t>Moving air above the ground</w:t>
+      </w:r>
+    </w:p>
+    <w:p>
+      <w:pPr>
+        <w:keepNext/>
+        <w:spacing w:after="40" w:before="0"/>
+      </w:pPr>
+      <w:r>
+        <w:rPr>
+          <w:rFonts w:ascii="Calibri" w:hAnsi="Calibri"/>
+          <w:b/>
+          <w:sz w:val="26"/>
+        </w:rPr>
+        <w:t xml:space="preserve">B. </w:t>
+      </w:r>
+      <w:r>
+        <w:rPr>
+          <w:rFonts w:ascii="Calibri" w:hAnsi="Calibri"/>
+          <w:b w:val="0"/>
+          <w:sz w:val="26"/>
+        </w:rPr>
+        <w:t>Sunlight reflecting off the ground</w:t>
+      </w:r>
+    </w:p>
+    <w:p>
+      <w:pPr>
+        <w:keepNext/>
+        <w:spacing w:after="40" w:before="0"/>
+      </w:pPr>
+      <w:r>
+        <w:rPr>
+          <w:rFonts w:ascii="Calibri" w:hAnsi="Calibri"/>
+          <w:b/>
+          <w:sz w:val="26"/>
+        </w:rPr>
+        <w:t xml:space="preserve">C. </w:t>
+      </w:r>
+      <w:r>
+        <w:rPr>
+          <w:rFonts w:ascii="Calibri" w:hAnsi="Calibri"/>
+          <w:b w:val="0"/>
+          <w:sz w:val="26"/>
+        </w:rPr>
+        <w:t>Heat transferred from inside Earth</w:t>
+      </w:r>
+    </w:p>
+    <w:p>
+      <w:pPr>
+        <w:spacing w:after="40" w:before="0"/>
+      </w:pPr>
+      <w:r>
+        <w:rPr>
+          <w:rFonts w:ascii="Calibri" w:hAnsi="Calibri"/>
+          <w:b/>
+          <w:sz w:val="26"/>
+        </w:rPr>
+        <w:t xml:space="preserve">D. </w:t>
+      </w:r>
+      <w:r>
+        <w:rPr>
+          <w:rFonts w:ascii="Calibri" w:hAnsi="Calibri"/>
+          <w:b w:val="0"/>
+          <w:sz w:val="26"/>
+        </w:rPr>
+        <w:t>Water stored in clouds</w:t>
+      </w:r>
+    </w:p>
+    <w:p>
+      <w:pPr>
+        <w:keepNext/>
+        <w:spacing w:after="60" w:before="80"/>
+      </w:pPr>
+      <w:r>
+        <w:rPr>
+          <w:rFonts w:ascii="Calibri" w:hAnsi="Calibri"/>
+          <w:b/>
+          <w:sz w:val="27"/>
+        </w:rPr>
+        <w:t xml:space="preserve">23. </w:t>
+      </w:r>
+      <w:r>
+        <w:rPr>
+          <w:rFonts w:ascii="Calibri" w:hAnsi="Calibri"/>
+          <w:b w:val="0"/>
+          <w:sz w:val="27"/>
+        </w:rPr>
+        <w:t>Why can't every place use geothermal energy?</w:t>
+      </w:r>
+    </w:p>
+    <w:p>
+      <w:pPr>
+        <w:keepNext/>
+        <w:spacing w:after="40" w:before="0"/>
+      </w:pPr>
+      <w:r>
+        <w:rPr>
+          <w:rFonts w:ascii="Calibri" w:hAnsi="Calibri"/>
+          <w:b/>
+          <w:sz w:val="26"/>
+        </w:rPr>
+        <w:t xml:space="preserve">A. </w:t>
+      </w:r>
+      <w:r>
+        <w:rPr>
+          <w:rFonts w:ascii="Calibri" w:hAnsi="Calibri"/>
+          <w:b w:val="0"/>
+          <w:sz w:val="26"/>
+        </w:rPr>
+        <w:t>Geothermal works best in places with heat from Earth near the surface, and not every place has that</w:t>
+      </w:r>
+    </w:p>
+    <w:p>
+      <w:pPr>
+        <w:keepNext/>
+        <w:spacing w:after="40" w:before="0"/>
+      </w:pPr>
+      <w:r>
+        <w:rPr>
+          <w:rFonts w:ascii="Calibri" w:hAnsi="Calibri"/>
+          <w:b/>
+          <w:sz w:val="26"/>
+        </w:rPr>
+        <w:t xml:space="preserve">B. </w:t>
+      </w:r>
+      <w:r>
+        <w:rPr>
+          <w:rFonts w:ascii="Calibri" w:hAnsi="Calibri"/>
+          <w:b w:val="0"/>
+          <w:sz w:val="26"/>
+        </w:rPr>
+        <w:t>Geothermal energy runs out after one use</w:t>
+      </w:r>
+    </w:p>
+    <w:p>
+      <w:pPr>
+        <w:keepNext/>
+        <w:spacing w:after="40" w:before="0"/>
+      </w:pPr>
+      <w:r>
+        <w:rPr>
+          <w:rFonts w:ascii="Calibri" w:hAnsi="Calibri"/>
+          <w:b/>
+          <w:sz w:val="26"/>
+        </w:rPr>
+        <w:t xml:space="preserve">C. </w:t>
+      </w:r>
+      <w:r>
+        <w:rPr>
+          <w:rFonts w:ascii="Calibri" w:hAnsi="Calibri"/>
+          <w:b w:val="0"/>
+          <w:sz w:val="26"/>
+        </w:rPr>
+        <w:t>Geothermal energy is found only in the ocean</w:t>
+      </w:r>
+    </w:p>
+    <w:p>
+      <w:pPr>
+        <w:spacing w:after="40" w:before="0"/>
+      </w:pPr>
+      <w:r>
+        <w:rPr>
+          <w:rFonts w:ascii="Calibri" w:hAnsi="Calibri"/>
+          <w:b/>
+          <w:sz w:val="26"/>
+        </w:rPr>
+        <w:t xml:space="preserve">D. </w:t>
+      </w:r>
+      <w:r>
+        <w:rPr>
+          <w:rFonts w:ascii="Calibri" w:hAnsi="Calibri"/>
+          <w:b w:val="0"/>
+          <w:sz w:val="26"/>
+        </w:rPr>
+        <w:t>Geothermal energy needs strong wind all year</w:t>
+      </w:r>
+    </w:p>
+    <w:p>
+      <w:pPr>
+        <w:keepNext/>
+        <w:spacing w:after="60" w:before="80"/>
+      </w:pPr>
+      <w:r>
+        <w:rPr>
+          <w:rFonts w:ascii="Calibri" w:hAnsi="Calibri"/>
+          <w:b/>
+          <w:sz w:val="27"/>
+        </w:rPr>
+        <w:t xml:space="preserve">24. </w:t>
+      </w:r>
+      <w:r>
+        <w:rPr>
+          <w:rFonts w:ascii="Calibri" w:hAnsi="Calibri"/>
+          <w:b w:val="0"/>
+          <w:sz w:val="27"/>
+        </w:rPr>
+        <w:t>Regenerative braking turns a car's energy of motion into ____.</w:t>
+      </w:r>
+    </w:p>
+    <w:p>
+      <w:pPr>
+        <w:keepNext/>
+        <w:spacing w:after="40" w:before="0"/>
+      </w:pPr>
+      <w:r>
+        <w:rPr>
+          <w:rFonts w:ascii="Calibri" w:hAnsi="Calibri"/>
+          <w:b/>
+          <w:sz w:val="26"/>
+        </w:rPr>
+        <w:t xml:space="preserve">A. </w:t>
+      </w:r>
+      <w:r>
+        <w:rPr>
+          <w:rFonts w:ascii="Calibri" w:hAnsi="Calibri"/>
+          <w:b w:val="0"/>
+          <w:sz w:val="26"/>
+        </w:rPr>
+        <w:t>Gasoline</w:t>
+      </w:r>
+    </w:p>
+    <w:p>
+      <w:pPr>
+        <w:keepNext/>
+        <w:spacing w:after="40" w:before="0"/>
+      </w:pPr>
+      <w:r>
+        <w:rPr>
+          <w:rFonts w:ascii="Calibri" w:hAnsi="Calibri"/>
+          <w:b/>
+          <w:sz w:val="26"/>
+        </w:rPr>
+        <w:t xml:space="preserve">B. </w:t>
+      </w:r>
+      <w:r>
+        <w:rPr>
+          <w:rFonts w:ascii="Calibri" w:hAnsi="Calibri"/>
+          <w:b w:val="0"/>
+          <w:sz w:val="26"/>
+        </w:rPr>
+        <w:t>Coal</w:t>
+      </w:r>
+    </w:p>
+    <w:p>
+      <w:pPr>
+        <w:keepNext/>
+        <w:spacing w:after="40" w:before="0"/>
+      </w:pPr>
+      <w:r>
+        <w:rPr>
+          <w:rFonts w:ascii="Calibri" w:hAnsi="Calibri"/>
+          <w:b/>
+          <w:sz w:val="26"/>
+        </w:rPr>
+        <w:t xml:space="preserve">C. </w:t>
+      </w:r>
+      <w:r>
+        <w:rPr>
+          <w:rFonts w:ascii="Calibri" w:hAnsi="Calibri"/>
+          <w:b w:val="0"/>
+          <w:sz w:val="26"/>
+        </w:rPr>
+        <w:t>Sunlight</w:t>
+      </w:r>
+    </w:p>
+    <w:p>
+      <w:pPr>
+        <w:spacing w:after="40" w:before="0"/>
+      </w:pPr>
+      <w:r>
+        <w:rPr>
+          <w:rFonts w:ascii="Calibri" w:hAnsi="Calibri"/>
+          <w:b/>
+          <w:sz w:val="26"/>
+        </w:rPr>
+        <w:t xml:space="preserve">D. </w:t>
+      </w:r>
+      <w:r>
+        <w:rPr>
+          <w:rFonts w:ascii="Calibri" w:hAnsi="Calibri"/>
+          <w:b w:val="0"/>
+          <w:sz w:val="26"/>
+        </w:rPr>
+        <w:t>Stored energy that can be used again</w:t>
+      </w:r>
+    </w:p>
+    <w:p>
+      <w:pPr>
+        <w:keepNext/>
+        <w:spacing w:after="60" w:before="80"/>
+      </w:pPr>
+      <w:r>
+        <w:rPr>
+          <w:rFonts w:ascii="Calibri" w:hAnsi="Calibri"/>
+          <w:b/>
+          <w:sz w:val="27"/>
+        </w:rPr>
+        <w:t xml:space="preserve">25. </w:t>
+      </w:r>
+      <w:r>
+        <w:rPr>
+          <w:rFonts w:ascii="Calibri" w:hAnsi="Calibri"/>
+          <w:b w:val="0"/>
+          <w:sz w:val="27"/>
+        </w:rPr>
+        <w:t>A location has strong sunlight most days but very little moving water. Which resource would work better there, based on availability?</w:t>
+      </w:r>
+    </w:p>
+    <w:p>
+      <w:pPr>
+        <w:keepNext/>
+        <w:spacing w:after="40" w:before="0"/>
+      </w:pPr>
+      <w:r>
+        <w:rPr>
+          <w:rFonts w:ascii="Calibri" w:hAnsi="Calibri"/>
+          <w:b/>
+          <w:sz w:val="26"/>
+        </w:rPr>
+        <w:t xml:space="preserve">A. </w:t>
+      </w:r>
+      <w:r>
+        <w:rPr>
+          <w:rFonts w:ascii="Calibri" w:hAnsi="Calibri"/>
+          <w:b w:val="0"/>
+          <w:sz w:val="26"/>
+        </w:rPr>
+        <w:t>Hydroelectric power, because it needs moving water</w:t>
+      </w:r>
+    </w:p>
+    <w:p>
+      <w:pPr>
+        <w:keepNext/>
+        <w:spacing w:after="40" w:before="0"/>
+      </w:pPr>
+      <w:r>
+        <w:rPr>
+          <w:rFonts w:ascii="Calibri" w:hAnsi="Calibri"/>
+          <w:b/>
+          <w:sz w:val="26"/>
+        </w:rPr>
+        <w:t xml:space="preserve">B. </w:t>
+      </w:r>
+      <w:r>
+        <w:rPr>
+          <w:rFonts w:ascii="Calibri" w:hAnsi="Calibri"/>
+          <w:b w:val="0"/>
+          <w:sz w:val="26"/>
+        </w:rPr>
+        <w:t>Geothermal energy, because it needs strong sunlight</w:t>
+      </w:r>
+    </w:p>
+    <w:p>
+      <w:pPr>
+        <w:keepNext/>
+        <w:spacing w:after="40" w:before="0"/>
+      </w:pPr>
+      <w:r>
+        <w:rPr>
+          <w:rFonts w:ascii="Calibri" w:hAnsi="Calibri"/>
+          <w:b/>
+          <w:sz w:val="26"/>
+        </w:rPr>
+        <w:t xml:space="preserve">C. </w:t>
+      </w:r>
+      <w:r>
+        <w:rPr>
+          <w:rFonts w:ascii="Calibri" w:hAnsi="Calibri"/>
+          <w:b w:val="0"/>
+          <w:sz w:val="26"/>
+        </w:rPr>
+        <w:t>Solar power, because the location has strong sunlight most days</w:t>
+      </w:r>
+    </w:p>
+    <w:p>
+      <w:pPr>
+        <w:spacing w:after="40" w:before="0"/>
+      </w:pPr>
+      <w:r>
+        <w:rPr>
+          <w:rFonts w:ascii="Calibri" w:hAnsi="Calibri"/>
+          <w:b/>
+          <w:sz w:val="26"/>
+        </w:rPr>
+        <w:t xml:space="preserve">D. </w:t>
+      </w:r>
+      <w:r>
+        <w:rPr>
+          <w:rFonts w:ascii="Calibri" w:hAnsi="Calibri"/>
+          <w:b w:val="0"/>
+          <w:sz w:val="26"/>
+        </w:rPr>
+        <w:t>Wind power, because it needs strong sunlight</w:t>
+      </w:r>
     </w:p>
     <w:sectPr>
       <w:pgSz w:w="12240" w:h="15840"/>
-      <w:pgMar w:top="1008" w:right="1080" w:bottom="1008" w:left="1080" w:header="720" w:footer="720" w:gutter="0"/>
+      <w:pgMar w:top="1008" w:right="1152" w:bottom="1008" w:left="1152" w:header="720" w:footer="720" w:gutter="0"/>
       <w:cols w:space="720"/>
       <w:docGrid w:linePitch="360"/>
     </w:sectPr>

--- a/production/quizzes/unit-02/unit-2-written-assessment-student.docx
+++ b/production/quizzes/unit-02/unit-2-written-assessment-student.docx
@@ -40,7 +40,7 @@
           <w:b w:val="0"/>
           <w:sz w:val="26"/>
         </w:rPr>
-        <w:t>Name: ________________________________    HR:   4A    4B    4C    4D</w:t>
+        <w:t>Name: ________________________________    HR: 4A 4B 4C 4D</w:t>
       </w:r>
     </w:p>
     <w:p>
@@ -66,7 +66,7 @@
           <w:b/>
           <w:sz w:val="32"/>
         </w:rPr>
-        <w:t>Part 1: Matching (Questions 1–8)</w:t>
+        <w:t>Section 1: Vocabulary Matching (Questions 1–8)</w:t>
       </w:r>
     </w:p>
     <w:p>
@@ -79,7 +79,7 @@
           <w:b w:val="0"/>
           <w:sz w:val="26"/>
         </w:rPr>
-        <w:t>Write the letter of the definition that matches each word.</w:t>
+        <w:t>Write the letter of the definition that matches each word. Note: Two definitions will not be used.</w:t>
       </w:r>
     </w:p>
     <w:tbl>
@@ -180,7 +180,7 @@
                 <w:b/>
                 <w:sz w:val="27"/>
               </w:rPr>
-              <w:t xml:space="preserve"> Generator</w:t>
+              <w:t xml:space="preserve"> Renewable Resource</w:t>
             </w:r>
           </w:p>
         </w:tc>
@@ -212,7 +212,7 @@
                 <w:b w:val="0"/>
                 <w:sz w:val="26"/>
               </w:rPr>
-              <w:t xml:space="preserve"> A gas fossil fuel, mostly methane, found underground.</w:t>
+              <w:t xml:space="preserve"> A natural resource that cannot be restored as quickly as it is used by humans.</w:t>
             </w:r>
           </w:p>
         </w:tc>
@@ -286,7 +286,7 @@
                 <w:b w:val="0"/>
                 <w:sz w:val="26"/>
               </w:rPr>
-              <w:t xml:space="preserve"> A machine that changes motion into electricity.</w:t>
+              <w:t xml:space="preserve"> A machine that helps produce electricity when a turbine spins.</w:t>
             </w:r>
           </w:p>
         </w:tc>
@@ -328,7 +328,7 @@
                 <w:b/>
                 <w:sz w:val="27"/>
               </w:rPr>
-              <w:t xml:space="preserve"> Solar Cell</w:t>
+              <w:t xml:space="preserve"> Fossil Fuel</w:t>
             </w:r>
           </w:p>
         </w:tc>
@@ -360,7 +360,7 @@
                 <w:b w:val="0"/>
                 <w:sz w:val="26"/>
               </w:rPr>
-              <w:t xml:space="preserve"> A resource that can be restored more quickly than it is used up.</w:t>
+              <w:t xml:space="preserve"> A liquid fossil fuel formed deep underground that is refined into gasoline and diesel.</w:t>
             </w:r>
           </w:p>
         </w:tc>
@@ -402,7 +402,7 @@
                 <w:b/>
                 <w:sz w:val="27"/>
               </w:rPr>
-              <w:t xml:space="preserve"> Fossil Fuel</w:t>
+              <w:t xml:space="preserve"> Petroleum</w:t>
             </w:r>
           </w:p>
         </w:tc>
@@ -434,7 +434,7 @@
                 <w:b w:val="0"/>
                 <w:sz w:val="26"/>
               </w:rPr>
-              <w:t xml:space="preserve"> A fuel formed from the remains of organisms that lived long ago.</w:t>
+              <w:t xml:space="preserve"> Heat transferred from Earth's interior.</w:t>
             </w:r>
           </w:p>
         </w:tc>
@@ -476,7 +476,7 @@
                 <w:b/>
                 <w:sz w:val="27"/>
               </w:rPr>
-              <w:t xml:space="preserve"> Turbine</w:t>
+              <w:t xml:space="preserve"> Uranium</w:t>
             </w:r>
           </w:p>
         </w:tc>
@@ -508,7 +508,7 @@
                 <w:b w:val="0"/>
                 <w:sz w:val="26"/>
               </w:rPr>
-              <w:t xml:space="preserve"> Energy produced by heat that is transferred from inside Earth.</w:t>
+              <w:t xml:space="preserve"> An energy-dense fuel formed from the fossilized remains of ancient living organisms.</w:t>
             </w:r>
           </w:p>
         </w:tc>
@@ -550,7 +550,7 @@
                 <w:b/>
                 <w:sz w:val="27"/>
               </w:rPr>
-              <w:t xml:space="preserve"> Geothermal Energy</w:t>
+              <w:t xml:space="preserve"> Turbine</w:t>
             </w:r>
           </w:p>
         </w:tc>
@@ -582,7 +582,7 @@
                 <w:b w:val="0"/>
                 <w:sz w:val="26"/>
               </w:rPr>
-              <w:t xml:space="preserve"> A nonrenewable material mined from rock, used for nuclear energy.</w:t>
+              <w:t xml:space="preserve"> A natural resource that can be restored or replenished as fast as or faster than it is used.</w:t>
             </w:r>
           </w:p>
         </w:tc>
@@ -624,7 +624,7 @@
                 <w:b/>
                 <w:sz w:val="27"/>
               </w:rPr>
-              <w:t xml:space="preserve"> Renewable Resource</w:t>
+              <w:t xml:space="preserve"> Generator</w:t>
             </w:r>
           </w:p>
         </w:tc>
@@ -656,7 +656,7 @@
                 <w:b w:val="0"/>
                 <w:sz w:val="26"/>
               </w:rPr>
-              <w:t xml:space="preserve"> A machine with blades that spin when wind, water, or steam pushes them.</w:t>
+              <w:t xml:space="preserve"> The energy of moving water flowing through rivers or ocean tides.</w:t>
             </w:r>
           </w:p>
         </w:tc>
@@ -698,7 +698,7 @@
                 <w:b/>
                 <w:sz w:val="27"/>
               </w:rPr>
-              <w:t xml:space="preserve"> Hydroelectric Power</w:t>
+              <w:t xml:space="preserve"> Solar Energy</w:t>
             </w:r>
           </w:p>
         </w:tc>
@@ -730,7 +730,7 @@
                 <w:b w:val="0"/>
                 <w:sz w:val="26"/>
               </w:rPr>
-              <w:t xml:space="preserve"> A solid fossil fuel formed from plants in wet, swampy places.</w:t>
+              <w:t xml:space="preserve"> Energy from sunlight that can be used to produce electricity.</w:t>
             </w:r>
           </w:p>
         </w:tc>
@@ -787,7 +787,7 @@
                 <w:b w:val="0"/>
                 <w:sz w:val="26"/>
               </w:rPr>
-              <w:t xml:space="preserve"> A resource that cannot be restored as quickly as it is used.</w:t>
+              <w:t xml:space="preserve"> A machine with blades that spins when moving air, water, or steam pushes against it.</w:t>
             </w:r>
           </w:p>
         </w:tc>
@@ -844,64 +844,7 @@
                 <w:b w:val="0"/>
                 <w:sz w:val="26"/>
               </w:rPr>
-              <w:t xml:space="preserve"> A device that converts sunlight to electricity.</w:t>
-            </w:r>
-          </w:p>
-        </w:tc>
-      </w:tr>
-      <w:tr>
-        <w:tc>
-          <w:tcPr>
-            <w:tcW w:type="dxa" w:w="3744"/>
-            <w:tcMar>
-              <w:top w:w="20" w:type="dxa"/>
-              <w:bottom w:w="20" w:type="dxa"/>
-              <w:start w:w="80" w:type="dxa"/>
-              <w:end w:w="80" w:type="dxa"/>
-            </w:tcMar>
-          </w:tcPr>
-          <w:p>
-            <w:pPr>
-              <w:spacing w:after="40" w:before="40"/>
-            </w:pPr>
-            <w:r>
-              <w:rPr>
-                <w:rFonts w:ascii="Calibri" w:hAnsi="Calibri"/>
-                <w:b w:val="0"/>
-                <w:sz w:val="27"/>
-              </w:rPr>
-            </w:r>
-          </w:p>
-        </w:tc>
-        <w:tc>
-          <w:tcPr>
-            <w:tcW w:type="dxa" w:w="6048"/>
-            <w:tcMar>
-              <w:top w:w="20" w:type="dxa"/>
-              <w:bottom w:w="20" w:type="dxa"/>
-              <w:start w:w="80" w:type="dxa"/>
-              <w:end w:w="80" w:type="dxa"/>
-            </w:tcMar>
-          </w:tcPr>
-          <w:p>
-            <w:pPr>
-              <w:spacing w:after="40" w:before="40"/>
-            </w:pPr>
-            <w:r>
-              <w:rPr>
-                <w:rFonts w:ascii="Calibri" w:hAnsi="Calibri"/>
-                <w:b/>
-                <w:sz w:val="26"/>
-              </w:rPr>
-              <w:t>K.</w:t>
-            </w:r>
-            <w:r>
-              <w:rPr>
-                <w:rFonts w:ascii="Calibri" w:hAnsi="Calibri"/>
-                <w:b w:val="0"/>
-                <w:sz w:val="26"/>
-              </w:rPr>
-              <w:t xml:space="preserve"> Electricity generated by the energy in moving water, usually through a dam.</w:t>
+              <w:t xml:space="preserve"> A mined resource used in nuclear power plants to produce heat.</w:t>
             </w:r>
           </w:p>
         </w:tc>
@@ -929,7 +872,7 @@
           <w:b/>
           <w:sz w:val="32"/>
         </w:rPr>
-        <w:t>Part 2: Multiple Choice (Questions 9–25)</w:t>
+        <w:t>Section 2: Multiple Choice (Questions 9–25)</w:t>
       </w:r>
     </w:p>
     <w:p>
@@ -964,7 +907,7 @@
           <w:b w:val="0"/>
           <w:sz w:val="27"/>
         </w:rPr>
-        <w:t>Coal is plentiful right now, but it forms over millions of years. Is coal renewable or nonrenewable?</w:t>
+        <w:t>What is the main difference between a renewable and a nonrenewable resource?</w:t>
       </w:r>
     </w:p>
     <w:p>
@@ -986,7 +929,7 @@
           <w:b w:val="0"/>
           <w:sz w:val="26"/>
         </w:rPr>
-        <w:t>Renewable, because there is a lot of it right now</w:t>
+        <w:t>Nonrenewable resources are always safer for the environment.</w:t>
       </w:r>
     </w:p>
     <w:p>
@@ -1008,7 +951,7 @@
           <w:b w:val="0"/>
           <w:sz w:val="26"/>
         </w:rPr>
-        <w:t>Renewable, because it comes from plants</w:t>
+        <w:t>Renewable resources cause more air pollution than nonrenewable resources.</w:t>
       </w:r>
     </w:p>
     <w:p>
@@ -1030,7 +973,7 @@
           <w:b w:val="0"/>
           <w:sz w:val="26"/>
         </w:rPr>
-        <w:t>Nonrenewable, because it is found underground</w:t>
+        <w:t>Renewable resources can be restored quickly, while nonrenewable resources take millions of years to form.</w:t>
       </w:r>
     </w:p>
     <w:p>
@@ -1051,7 +994,48 @@
           <w:b w:val="0"/>
           <w:sz w:val="26"/>
         </w:rPr>
-        <w:t>Nonrenewable, because it forms much more slowly than it is used</w:t>
+        <w:t>Nonrenewable resources can be restored quickly by planting trees.</w:t>
+      </w:r>
+    </w:p>
+    <w:p>
+      <w:pPr>
+        <w:keepNext/>
+        <w:spacing w:after="80"/>
+        <w:jc w:val="center"/>
+      </w:pPr>
+      <w:r>
+        <w:drawing>
+          <wp:inline xmlns:a="http://schemas.openxmlformats.org/drawingml/2006/main" xmlns:pic="http://schemas.openxmlformats.org/drawingml/2006/picture">
+            <wp:extent cx="5669280" cy="1860232"/>
+            <wp:docPr id="1" name="Picture 1"/>
+            <wp:cNvGraphicFramePr>
+              <a:graphicFrameLocks noChangeAspect="1"/>
+            </wp:cNvGraphicFramePr>
+            <a:graphic>
+              <a:graphicData uri="http://schemas.openxmlformats.org/drawingml/2006/picture">
+                <pic:pic>
+                  <pic:nvPicPr>
+                    <pic:cNvPr id="0" name="u2-classification.png"/>
+                    <pic:cNvPicPr/>
+                  </pic:nvPicPr>
+                  <pic:blipFill>
+                    <a:blip r:embed="rId9"/>
+                    <a:stretch>
+                      <a:fillRect/>
+                    </a:stretch>
+                  </pic:blipFill>
+                  <pic:spPr>
+                    <a:xfrm>
+                      <a:off x="0" y="0"/>
+                      <a:ext cx="5669280" cy="1860232"/>
+                    </a:xfrm>
+                    <a:prstGeom prst="rect"/>
+                  </pic:spPr>
+                </pic:pic>
+              </a:graphicData>
+            </a:graphic>
+          </wp:inline>
+        </w:drawing>
       </w:r>
     </w:p>
     <w:p>
@@ -1073,7 +1057,7 @@
           <w:b w:val="0"/>
           <w:sz w:val="27"/>
         </w:rPr>
-        <w:t>Coal, petroleum, and natural gas all form from ____.</w:t>
+        <w:t>Based on the classification chart below, which energy source should be classified as a fossil fuel?</w:t>
       </w:r>
     </w:p>
     <w:p>
@@ -1095,1697 +1079,7 @@
           <w:b w:val="0"/>
           <w:sz w:val="26"/>
         </w:rPr>
-        <w:t>Rocks that melt deep underground</w:t>
-      </w:r>
-    </w:p>
-    <w:p>
-      <w:pPr>
-        <w:keepNext/>
-        <w:spacing w:after="40" w:before="0"/>
-      </w:pPr>
-      <w:r>
-        <w:rPr>
-          <w:rFonts w:ascii="Calibri" w:hAnsi="Calibri"/>
-          <w:b/>
-          <w:sz w:val="26"/>
-        </w:rPr>
-        <w:t xml:space="preserve">B. </w:t>
-      </w:r>
-      <w:r>
-        <w:rPr>
-          <w:rFonts w:ascii="Calibri" w:hAnsi="Calibri"/>
-          <w:b w:val="0"/>
-          <w:sz w:val="26"/>
-        </w:rPr>
-        <w:t>The remains of organisms that lived long ago</w:t>
-      </w:r>
-    </w:p>
-    <w:p>
-      <w:pPr>
-        <w:keepNext/>
-        <w:spacing w:after="40" w:before="0"/>
-      </w:pPr>
-      <w:r>
-        <w:rPr>
-          <w:rFonts w:ascii="Calibri" w:hAnsi="Calibri"/>
-          <w:b/>
-          <w:sz w:val="26"/>
-        </w:rPr>
-        <w:t xml:space="preserve">C. </w:t>
-      </w:r>
-      <w:r>
-        <w:rPr>
-          <w:rFonts w:ascii="Calibri" w:hAnsi="Calibri"/>
-          <w:b w:val="0"/>
-          <w:sz w:val="26"/>
-        </w:rPr>
-        <w:t>Wind blowing for millions of years</w:t>
-      </w:r>
-    </w:p>
-    <w:p>
-      <w:pPr>
-        <w:spacing w:after="40" w:before="0"/>
-      </w:pPr>
-      <w:r>
-        <w:rPr>
-          <w:rFonts w:ascii="Calibri" w:hAnsi="Calibri"/>
-          <w:b/>
-          <w:sz w:val="26"/>
-        </w:rPr>
-        <w:t xml:space="preserve">D. </w:t>
-      </w:r>
-      <w:r>
-        <w:rPr>
-          <w:rFonts w:ascii="Calibri" w:hAnsi="Calibri"/>
-          <w:b w:val="0"/>
-          <w:sz w:val="26"/>
-        </w:rPr>
-        <w:t>Sunlight stored in the ground</w:t>
-      </w:r>
-    </w:p>
-    <w:p>
-      <w:pPr>
-        <w:keepNext/>
-        <w:spacing w:after="60" w:before="80"/>
-      </w:pPr>
-      <w:r>
-        <w:rPr>
-          <w:rFonts w:ascii="Calibri" w:hAnsi="Calibri"/>
-          <w:b/>
-          <w:sz w:val="27"/>
-        </w:rPr>
-        <w:t xml:space="preserve">11. </w:t>
-      </w:r>
-      <w:r>
-        <w:rPr>
-          <w:rFonts w:ascii="Calibri" w:hAnsi="Calibri"/>
-          <w:b w:val="0"/>
-          <w:sz w:val="27"/>
-        </w:rPr>
-        <w:t>Petroleum forms from tiny organisms buried on the ocean floor. Coal forms from ____.</w:t>
-      </w:r>
-    </w:p>
-    <w:p>
-      <w:pPr>
-        <w:keepNext/>
-        <w:spacing w:after="40" w:before="0"/>
-      </w:pPr>
-      <w:r>
-        <w:rPr>
-          <w:rFonts w:ascii="Calibri" w:hAnsi="Calibri"/>
-          <w:b/>
-          <w:sz w:val="26"/>
-        </w:rPr>
-        <w:t xml:space="preserve">A. </w:t>
-      </w:r>
-      <w:r>
-        <w:rPr>
-          <w:rFonts w:ascii="Calibri" w:hAnsi="Calibri"/>
-          <w:b w:val="0"/>
-          <w:sz w:val="26"/>
-        </w:rPr>
-        <w:t>Plants buried in swamps</w:t>
-      </w:r>
-    </w:p>
-    <w:p>
-      <w:pPr>
-        <w:keepNext/>
-        <w:spacing w:after="40" w:before="0"/>
-      </w:pPr>
-      <w:r>
-        <w:rPr>
-          <w:rFonts w:ascii="Calibri" w:hAnsi="Calibri"/>
-          <w:b/>
-          <w:sz w:val="26"/>
-        </w:rPr>
-        <w:t xml:space="preserve">B. </w:t>
-      </w:r>
-      <w:r>
-        <w:rPr>
-          <w:rFonts w:ascii="Calibri" w:hAnsi="Calibri"/>
-          <w:b w:val="0"/>
-          <w:sz w:val="26"/>
-        </w:rPr>
-        <w:t>Organisms buried in desert sand</w:t>
-      </w:r>
-    </w:p>
-    <w:p>
-      <w:pPr>
-        <w:keepNext/>
-        <w:spacing w:after="40" w:before="0"/>
-      </w:pPr>
-      <w:r>
-        <w:rPr>
-          <w:rFonts w:ascii="Calibri" w:hAnsi="Calibri"/>
-          <w:b/>
-          <w:sz w:val="26"/>
-        </w:rPr>
-        <w:t xml:space="preserve">C. </w:t>
-      </w:r>
-      <w:r>
-        <w:rPr>
-          <w:rFonts w:ascii="Calibri" w:hAnsi="Calibri"/>
-          <w:b w:val="0"/>
-          <w:sz w:val="26"/>
-        </w:rPr>
-        <w:t>Rocks buried under mountains</w:t>
-      </w:r>
-    </w:p>
-    <w:p>
-      <w:pPr>
-        <w:spacing w:after="40" w:before="0"/>
-      </w:pPr>
-      <w:r>
-        <w:rPr>
-          <w:rFonts w:ascii="Calibri" w:hAnsi="Calibri"/>
-          <w:b/>
-          <w:sz w:val="26"/>
-        </w:rPr>
-        <w:t xml:space="preserve">D. </w:t>
-      </w:r>
-      <w:r>
-        <w:rPr>
-          <w:rFonts w:ascii="Calibri" w:hAnsi="Calibri"/>
-          <w:b w:val="0"/>
-          <w:sz w:val="26"/>
-        </w:rPr>
-        <w:t>Salt deposits under the sea</w:t>
-      </w:r>
-    </w:p>
-    <w:p>
-      <w:pPr>
-        <w:keepNext/>
-        <w:spacing w:after="80"/>
-        <w:jc w:val="center"/>
-      </w:pPr>
-      <w:r>
-        <w:drawing>
-          <wp:inline xmlns:a="http://schemas.openxmlformats.org/drawingml/2006/main" xmlns:pic="http://schemas.openxmlformats.org/drawingml/2006/picture">
-            <wp:extent cx="6217920" cy="1188720"/>
-            <wp:docPr id="1" name="Picture 1"/>
-            <wp:cNvGraphicFramePr>
-              <a:graphicFrameLocks noChangeAspect="1"/>
-            </wp:cNvGraphicFramePr>
-            <a:graphic>
-              <a:graphicData uri="http://schemas.openxmlformats.org/drawingml/2006/picture">
-                <pic:pic>
-                  <pic:nvPicPr>
-                    <pic:cNvPr id="0" name="fuel-pathway.png"/>
-                    <pic:cNvPicPr/>
-                  </pic:nvPicPr>
-                  <pic:blipFill>
-                    <a:blip r:embed="rId9"/>
-                    <a:stretch>
-                      <a:fillRect/>
-                    </a:stretch>
-                  </pic:blipFill>
-                  <pic:spPr>
-                    <a:xfrm>
-                      <a:off x="0" y="0"/>
-                      <a:ext cx="6217920" cy="1188720"/>
-                    </a:xfrm>
-                    <a:prstGeom prst="rect"/>
-                  </pic:spPr>
-                </pic:pic>
-              </a:graphicData>
-            </a:graphic>
-          </wp:inline>
-        </w:drawing>
-      </w:r>
-    </w:p>
-    <w:p>
-      <w:pPr>
-        <w:keepNext/>
-        <w:spacing w:after="60" w:before="80"/>
-      </w:pPr>
-      <w:r>
-        <w:rPr>
-          <w:rFonts w:ascii="Calibri" w:hAnsi="Calibri"/>
-          <w:b/>
-          <w:sz w:val="27"/>
-        </w:rPr>
-        <w:t xml:space="preserve">12. </w:t>
-      </w:r>
-      <w:r>
-        <w:rPr>
-          <w:rFonts w:ascii="Calibri" w:hAnsi="Calibri"/>
-          <w:b w:val="0"/>
-          <w:sz w:val="27"/>
-        </w:rPr>
-        <w:t>In a power plant, burning fuel heats water into steam. The steam then ____.</w:t>
-      </w:r>
-    </w:p>
-    <w:p>
-      <w:pPr>
-        <w:keepNext/>
-        <w:spacing w:after="40" w:before="0"/>
-      </w:pPr>
-      <w:r>
-        <w:rPr>
-          <w:rFonts w:ascii="Calibri" w:hAnsi="Calibri"/>
-          <w:b/>
-          <w:sz w:val="26"/>
-        </w:rPr>
-        <w:t xml:space="preserve">A. </w:t>
-      </w:r>
-      <w:r>
-        <w:rPr>
-          <w:rFonts w:ascii="Calibri" w:hAnsi="Calibri"/>
-          <w:b w:val="0"/>
-          <w:sz w:val="26"/>
-        </w:rPr>
-        <w:t>Turns into coal</w:t>
-      </w:r>
-    </w:p>
-    <w:p>
-      <w:pPr>
-        <w:keepNext/>
-        <w:spacing w:after="40" w:before="0"/>
-      </w:pPr>
-      <w:r>
-        <w:rPr>
-          <w:rFonts w:ascii="Calibri" w:hAnsi="Calibri"/>
-          <w:b/>
-          <w:sz w:val="26"/>
-        </w:rPr>
-        <w:t xml:space="preserve">B. </w:t>
-      </w:r>
-      <w:r>
-        <w:rPr>
-          <w:rFonts w:ascii="Calibri" w:hAnsi="Calibri"/>
-          <w:b w:val="0"/>
-          <w:sz w:val="26"/>
-        </w:rPr>
-        <w:t>Turns into petroleum</w:t>
-      </w:r>
-    </w:p>
-    <w:p>
-      <w:pPr>
-        <w:keepNext/>
-        <w:spacing w:after="40" w:before="0"/>
-      </w:pPr>
-      <w:r>
-        <w:rPr>
-          <w:rFonts w:ascii="Calibri" w:hAnsi="Calibri"/>
-          <w:b/>
-          <w:sz w:val="26"/>
-        </w:rPr>
-        <w:t xml:space="preserve">C. </w:t>
-      </w:r>
-      <w:r>
-        <w:rPr>
-          <w:rFonts w:ascii="Calibri" w:hAnsi="Calibri"/>
-          <w:b w:val="0"/>
-          <w:sz w:val="26"/>
-        </w:rPr>
-        <w:t>Spins a turbine that turns a generator</w:t>
-      </w:r>
-    </w:p>
-    <w:p>
-      <w:pPr>
-        <w:spacing w:after="40" w:before="0"/>
-      </w:pPr>
-      <w:r>
-        <w:rPr>
-          <w:rFonts w:ascii="Calibri" w:hAnsi="Calibri"/>
-          <w:b/>
-          <w:sz w:val="26"/>
-        </w:rPr>
-        <w:t xml:space="preserve">D. </w:t>
-      </w:r>
-      <w:r>
-        <w:rPr>
-          <w:rFonts w:ascii="Calibri" w:hAnsi="Calibri"/>
-          <w:b w:val="0"/>
-          <w:sz w:val="26"/>
-        </w:rPr>
-        <w:t>Cools down and disappears</w:t>
-      </w:r>
-    </w:p>
-    <w:p>
-      <w:pPr>
-        <w:keepNext/>
-        <w:spacing w:after="60" w:before="80"/>
-      </w:pPr>
-      <w:r>
-        <w:rPr>
-          <w:rFonts w:ascii="Calibri" w:hAnsi="Calibri"/>
-          <w:b/>
-          <w:sz w:val="27"/>
-        </w:rPr>
-        <w:t xml:space="preserve">13. </w:t>
-      </w:r>
-      <w:r>
-        <w:rPr>
-          <w:rFonts w:ascii="Calibri" w:hAnsi="Calibri"/>
-          <w:b w:val="0"/>
-          <w:sz w:val="27"/>
-        </w:rPr>
-        <w:t>Which fossil fuel is a liquid found under Earth's surface?</w:t>
-      </w:r>
-    </w:p>
-    <w:p>
-      <w:pPr>
-        <w:keepNext/>
-        <w:spacing w:after="40" w:before="0"/>
-      </w:pPr>
-      <w:r>
-        <w:rPr>
-          <w:rFonts w:ascii="Calibri" w:hAnsi="Calibri"/>
-          <w:b/>
-          <w:sz w:val="26"/>
-        </w:rPr>
-        <w:t xml:space="preserve">A. </w:t>
-      </w:r>
-      <w:r>
-        <w:rPr>
-          <w:rFonts w:ascii="Calibri" w:hAnsi="Calibri"/>
-          <w:b w:val="0"/>
-          <w:sz w:val="26"/>
-        </w:rPr>
-        <w:t>Coal</w:t>
-      </w:r>
-    </w:p>
-    <w:p>
-      <w:pPr>
-        <w:keepNext/>
-        <w:spacing w:after="40" w:before="0"/>
-      </w:pPr>
-      <w:r>
-        <w:rPr>
-          <w:rFonts w:ascii="Calibri" w:hAnsi="Calibri"/>
-          <w:b/>
-          <w:sz w:val="26"/>
-        </w:rPr>
-        <w:t xml:space="preserve">B. </w:t>
-      </w:r>
-      <w:r>
-        <w:rPr>
-          <w:rFonts w:ascii="Calibri" w:hAnsi="Calibri"/>
-          <w:b w:val="0"/>
-          <w:sz w:val="26"/>
-        </w:rPr>
-        <w:t>Petroleum (crude oil)</w:t>
-      </w:r>
-    </w:p>
-    <w:p>
-      <w:pPr>
-        <w:keepNext/>
-        <w:spacing w:after="40" w:before="0"/>
-      </w:pPr>
-      <w:r>
-        <w:rPr>
-          <w:rFonts w:ascii="Calibri" w:hAnsi="Calibri"/>
-          <w:b/>
-          <w:sz w:val="26"/>
-        </w:rPr>
-        <w:t xml:space="preserve">C. </w:t>
-      </w:r>
-      <w:r>
-        <w:rPr>
-          <w:rFonts w:ascii="Calibri" w:hAnsi="Calibri"/>
-          <w:b w:val="0"/>
-          <w:sz w:val="26"/>
-        </w:rPr>
-        <w:t>Natural gas</w:t>
-      </w:r>
-    </w:p>
-    <w:p>
-      <w:pPr>
-        <w:spacing w:after="40" w:before="0"/>
-      </w:pPr>
-      <w:r>
-        <w:rPr>
-          <w:rFonts w:ascii="Calibri" w:hAnsi="Calibri"/>
-          <w:b/>
-          <w:sz w:val="26"/>
-        </w:rPr>
-        <w:t xml:space="preserve">D. </w:t>
-      </w:r>
-      <w:r>
-        <w:rPr>
-          <w:rFonts w:ascii="Calibri" w:hAnsi="Calibri"/>
-          <w:b w:val="0"/>
-          <w:sz w:val="26"/>
-        </w:rPr>
-        <w:t>Uranium</w:t>
-      </w:r>
-    </w:p>
-    <w:p>
-      <w:pPr>
-        <w:keepNext/>
-        <w:spacing w:after="60" w:before="80"/>
-      </w:pPr>
-      <w:r>
-        <w:rPr>
-          <w:rFonts w:ascii="Calibri" w:hAnsi="Calibri"/>
-          <w:b/>
-          <w:sz w:val="27"/>
-        </w:rPr>
-        <w:t xml:space="preserve">14. </w:t>
-      </w:r>
-      <w:r>
-        <w:rPr>
-          <w:rFonts w:ascii="Calibri" w:hAnsi="Calibri"/>
-          <w:b w:val="0"/>
-          <w:sz w:val="27"/>
-        </w:rPr>
-        <w:t>Uranium is used to make nuclear energy. Which is true about uranium?</w:t>
-      </w:r>
-    </w:p>
-    <w:p>
-      <w:pPr>
-        <w:keepNext/>
-        <w:spacing w:after="40" w:before="0"/>
-      </w:pPr>
-      <w:r>
-        <w:rPr>
-          <w:rFonts w:ascii="Calibri" w:hAnsi="Calibri"/>
-          <w:b/>
-          <w:sz w:val="26"/>
-        </w:rPr>
-        <w:t xml:space="preserve">A. </w:t>
-      </w:r>
-      <w:r>
-        <w:rPr>
-          <w:rFonts w:ascii="Calibri" w:hAnsi="Calibri"/>
-          <w:b w:val="0"/>
-          <w:sz w:val="26"/>
-        </w:rPr>
-        <w:t>It is a renewable resource that grows back quickly</w:t>
-      </w:r>
-    </w:p>
-    <w:p>
-      <w:pPr>
-        <w:keepNext/>
-        <w:spacing w:after="40" w:before="0"/>
-      </w:pPr>
-      <w:r>
-        <w:rPr>
-          <w:rFonts w:ascii="Calibri" w:hAnsi="Calibri"/>
-          <w:b/>
-          <w:sz w:val="26"/>
-        </w:rPr>
-        <w:t xml:space="preserve">B. </w:t>
-      </w:r>
-      <w:r>
-        <w:rPr>
-          <w:rFonts w:ascii="Calibri" w:hAnsi="Calibri"/>
-          <w:b w:val="0"/>
-          <w:sz w:val="26"/>
-        </w:rPr>
-        <w:t>It is a fossil fuel made from plants</w:t>
-      </w:r>
-    </w:p>
-    <w:p>
-      <w:pPr>
-        <w:keepNext/>
-        <w:spacing w:after="40" w:before="0"/>
-      </w:pPr>
-      <w:r>
-        <w:rPr>
-          <w:rFonts w:ascii="Calibri" w:hAnsi="Calibri"/>
-          <w:b/>
-          <w:sz w:val="26"/>
-        </w:rPr>
-        <w:t xml:space="preserve">C. </w:t>
-      </w:r>
-      <w:r>
-        <w:rPr>
-          <w:rFonts w:ascii="Calibri" w:hAnsi="Calibri"/>
-          <w:b w:val="0"/>
-          <w:sz w:val="26"/>
-        </w:rPr>
-        <w:t>It is a form of moving water</w:t>
-      </w:r>
-    </w:p>
-    <w:p>
-      <w:pPr>
-        <w:spacing w:after="40" w:before="0"/>
-      </w:pPr>
-      <w:r>
-        <w:rPr>
-          <w:rFonts w:ascii="Calibri" w:hAnsi="Calibri"/>
-          <w:b/>
-          <w:sz w:val="26"/>
-        </w:rPr>
-        <w:t xml:space="preserve">D. </w:t>
-      </w:r>
-      <w:r>
-        <w:rPr>
-          <w:rFonts w:ascii="Calibri" w:hAnsi="Calibri"/>
-          <w:b w:val="0"/>
-          <w:sz w:val="26"/>
-        </w:rPr>
-        <w:t>It is a nonrenewable material mined from rock</w:t>
-      </w:r>
-    </w:p>
-    <w:p>
-      <w:pPr>
-        <w:keepNext/>
-        <w:spacing w:after="80"/>
-        <w:jc w:val="center"/>
-      </w:pPr>
-      <w:r>
-        <w:drawing>
-          <wp:inline xmlns:a="http://schemas.openxmlformats.org/drawingml/2006/main" xmlns:pic="http://schemas.openxmlformats.org/drawingml/2006/picture">
-            <wp:extent cx="5486400" cy="1097280"/>
-            <wp:docPr id="2" name="Picture 2"/>
-            <wp:cNvGraphicFramePr>
-              <a:graphicFrameLocks noChangeAspect="1"/>
-            </wp:cNvGraphicFramePr>
-            <a:graphic>
-              <a:graphicData uri="http://schemas.openxmlformats.org/drawingml/2006/picture">
-                <pic:pic>
-                  <pic:nvPicPr>
-                    <pic:cNvPr id="0" name="nuclear-pathway.png"/>
-                    <pic:cNvPicPr/>
-                  </pic:nvPicPr>
-                  <pic:blipFill>
-                    <a:blip r:embed="rId10"/>
-                    <a:stretch>
-                      <a:fillRect/>
-                    </a:stretch>
-                  </pic:blipFill>
-                  <pic:spPr>
-                    <a:xfrm>
-                      <a:off x="0" y="0"/>
-                      <a:ext cx="5486400" cy="1097280"/>
-                    </a:xfrm>
-                    <a:prstGeom prst="rect"/>
-                  </pic:spPr>
-                </pic:pic>
-              </a:graphicData>
-            </a:graphic>
-          </wp:inline>
-        </w:drawing>
-      </w:r>
-    </w:p>
-    <w:p>
-      <w:pPr>
-        <w:keepNext/>
-        <w:spacing w:after="60" w:before="80"/>
-      </w:pPr>
-      <w:r>
-        <w:rPr>
-          <w:rFonts w:ascii="Calibri" w:hAnsi="Calibri"/>
-          <w:b/>
-          <w:sz w:val="27"/>
-        </w:rPr>
-        <w:t xml:space="preserve">15. </w:t>
-      </w:r>
-      <w:r>
-        <w:rPr>
-          <w:rFonts w:ascii="Calibri" w:hAnsi="Calibri"/>
-          <w:b w:val="0"/>
-          <w:sz w:val="27"/>
-        </w:rPr>
-        <w:t>A nuclear power plant and a coal power plant are alike because both ____.</w:t>
-      </w:r>
-    </w:p>
-    <w:p>
-      <w:pPr>
-        <w:keepNext/>
-        <w:spacing w:after="40" w:before="0"/>
-      </w:pPr>
-      <w:r>
-        <w:rPr>
-          <w:rFonts w:ascii="Calibri" w:hAnsi="Calibri"/>
-          <w:b/>
-          <w:sz w:val="26"/>
-        </w:rPr>
-        <w:t xml:space="preserve">A. </w:t>
-      </w:r>
-      <w:r>
-        <w:rPr>
-          <w:rFonts w:ascii="Calibri" w:hAnsi="Calibri"/>
-          <w:b w:val="0"/>
-          <w:sz w:val="26"/>
-        </w:rPr>
-        <w:t>Burn coal to make heat</w:t>
-      </w:r>
-    </w:p>
-    <w:p>
-      <w:pPr>
-        <w:keepNext/>
-        <w:spacing w:after="40" w:before="0"/>
-      </w:pPr>
-      <w:r>
-        <w:rPr>
-          <w:rFonts w:ascii="Calibri" w:hAnsi="Calibri"/>
-          <w:b/>
-          <w:sz w:val="26"/>
-        </w:rPr>
-        <w:t xml:space="preserve">B. </w:t>
-      </w:r>
-      <w:r>
-        <w:rPr>
-          <w:rFonts w:ascii="Calibri" w:hAnsi="Calibri"/>
-          <w:b w:val="0"/>
-          <w:sz w:val="26"/>
-        </w:rPr>
-        <w:t>Use moving water to spin a turbine</w:t>
-      </w:r>
-    </w:p>
-    <w:p>
-      <w:pPr>
-        <w:keepNext/>
-        <w:spacing w:after="40" w:before="0"/>
-      </w:pPr>
-      <w:r>
-        <w:rPr>
-          <w:rFonts w:ascii="Calibri" w:hAnsi="Calibri"/>
-          <w:b/>
-          <w:sz w:val="26"/>
-        </w:rPr>
-        <w:t xml:space="preserve">C. </w:t>
-      </w:r>
-      <w:r>
-        <w:rPr>
-          <w:rFonts w:ascii="Calibri" w:hAnsi="Calibri"/>
-          <w:b w:val="0"/>
-          <w:sz w:val="26"/>
-        </w:rPr>
-        <w:t>Use heat to make steam that spins a turbine and turns a generator</w:t>
-      </w:r>
-    </w:p>
-    <w:p>
-      <w:pPr>
-        <w:spacing w:after="40" w:before="0"/>
-      </w:pPr>
-      <w:r>
-        <w:rPr>
-          <w:rFonts w:ascii="Calibri" w:hAnsi="Calibri"/>
-          <w:b/>
-          <w:sz w:val="26"/>
-        </w:rPr>
-        <w:t xml:space="preserve">D. </w:t>
-      </w:r>
-      <w:r>
-        <w:rPr>
-          <w:rFonts w:ascii="Calibri" w:hAnsi="Calibri"/>
-          <w:b w:val="0"/>
-          <w:sz w:val="26"/>
-        </w:rPr>
-        <w:t>Use sunlight to make electricity</w:t>
-      </w:r>
-    </w:p>
-    <w:p>
-      <w:pPr>
-        <w:keepNext/>
-        <w:spacing w:after="60" w:before="80"/>
-      </w:pPr>
-      <w:r>
-        <w:rPr>
-          <w:rFonts w:ascii="Calibri" w:hAnsi="Calibri"/>
-          <w:b/>
-          <w:sz w:val="27"/>
-        </w:rPr>
-        <w:t xml:space="preserve">16. </w:t>
-      </w:r>
-      <w:r>
-        <w:rPr>
-          <w:rFonts w:ascii="Calibri" w:hAnsi="Calibri"/>
-          <w:b w:val="0"/>
-          <w:sz w:val="27"/>
-        </w:rPr>
-        <w:t>In a wind turbine, what makes the blades spin?</w:t>
-      </w:r>
-    </w:p>
-    <w:p>
-      <w:pPr>
-        <w:keepNext/>
-        <w:spacing w:after="40" w:before="0"/>
-      </w:pPr>
-      <w:r>
-        <w:rPr>
-          <w:rFonts w:ascii="Calibri" w:hAnsi="Calibri"/>
-          <w:b/>
-          <w:sz w:val="26"/>
-        </w:rPr>
-        <w:t xml:space="preserve">A. </w:t>
-      </w:r>
-      <w:r>
-        <w:rPr>
-          <w:rFonts w:ascii="Calibri" w:hAnsi="Calibri"/>
-          <w:b w:val="0"/>
-          <w:sz w:val="26"/>
-        </w:rPr>
-        <w:t>Moving air (wind)</w:t>
-      </w:r>
-    </w:p>
-    <w:p>
-      <w:pPr>
-        <w:keepNext/>
-        <w:spacing w:after="40" w:before="0"/>
-      </w:pPr>
-      <w:r>
-        <w:rPr>
-          <w:rFonts w:ascii="Calibri" w:hAnsi="Calibri"/>
-          <w:b/>
-          <w:sz w:val="26"/>
-        </w:rPr>
-        <w:t xml:space="preserve">B. </w:t>
-      </w:r>
-      <w:r>
-        <w:rPr>
-          <w:rFonts w:ascii="Calibri" w:hAnsi="Calibri"/>
-          <w:b w:val="0"/>
-          <w:sz w:val="26"/>
-        </w:rPr>
         <w:t>Sunlight</w:t>
-      </w:r>
-    </w:p>
-    <w:p>
-      <w:pPr>
-        <w:keepNext/>
-        <w:spacing w:after="40" w:before="0"/>
-      </w:pPr>
-      <w:r>
-        <w:rPr>
-          <w:rFonts w:ascii="Calibri" w:hAnsi="Calibri"/>
-          <w:b/>
-          <w:sz w:val="26"/>
-        </w:rPr>
-        <w:t xml:space="preserve">C. </w:t>
-      </w:r>
-      <w:r>
-        <w:rPr>
-          <w:rFonts w:ascii="Calibri" w:hAnsi="Calibri"/>
-          <w:b w:val="0"/>
-          <w:sz w:val="26"/>
-        </w:rPr>
-        <w:t>Heat from inside Earth</w:t>
-      </w:r>
-    </w:p>
-    <w:p>
-      <w:pPr>
-        <w:spacing w:after="40" w:before="0"/>
-      </w:pPr>
-      <w:r>
-        <w:rPr>
-          <w:rFonts w:ascii="Calibri" w:hAnsi="Calibri"/>
-          <w:b/>
-          <w:sz w:val="26"/>
-        </w:rPr>
-        <w:t xml:space="preserve">D. </w:t>
-      </w:r>
-      <w:r>
-        <w:rPr>
-          <w:rFonts w:ascii="Calibri" w:hAnsi="Calibri"/>
-          <w:b w:val="0"/>
-          <w:sz w:val="26"/>
-        </w:rPr>
-        <w:t>Moving water</w:t>
-      </w:r>
-    </w:p>
-    <w:p>
-      <w:pPr>
-        <w:keepNext/>
-        <w:spacing w:after="60" w:before="80"/>
-      </w:pPr>
-      <w:r>
-        <w:rPr>
-          <w:rFonts w:ascii="Calibri" w:hAnsi="Calibri"/>
-          <w:b/>
-          <w:sz w:val="27"/>
-        </w:rPr>
-        <w:t xml:space="preserve">17. </w:t>
-      </w:r>
-      <w:r>
-        <w:rPr>
-          <w:rFonts w:ascii="Calibri" w:hAnsi="Calibri"/>
-          <w:b w:val="0"/>
-          <w:sz w:val="27"/>
-        </w:rPr>
-        <w:t>Why is wind called renewable but not always available?</w:t>
-      </w:r>
-    </w:p>
-    <w:p>
-      <w:pPr>
-        <w:keepNext/>
-        <w:spacing w:after="40" w:before="0"/>
-      </w:pPr>
-      <w:r>
-        <w:rPr>
-          <w:rFonts w:ascii="Calibri" w:hAnsi="Calibri"/>
-          <w:b/>
-          <w:sz w:val="26"/>
-        </w:rPr>
-        <w:t xml:space="preserve">A. </w:t>
-      </w:r>
-      <w:r>
-        <w:rPr>
-          <w:rFonts w:ascii="Calibri" w:hAnsi="Calibri"/>
-          <w:b w:val="0"/>
-          <w:sz w:val="26"/>
-        </w:rPr>
-        <w:t>Wind runs out and can never come back</w:t>
-      </w:r>
-    </w:p>
-    <w:p>
-      <w:pPr>
-        <w:keepNext/>
-        <w:spacing w:after="40" w:before="0"/>
-      </w:pPr>
-      <w:r>
-        <w:rPr>
-          <w:rFonts w:ascii="Calibri" w:hAnsi="Calibri"/>
-          <w:b/>
-          <w:sz w:val="26"/>
-        </w:rPr>
-        <w:t xml:space="preserve">B. </w:t>
-      </w:r>
-      <w:r>
-        <w:rPr>
-          <w:rFonts w:ascii="Calibri" w:hAnsi="Calibri"/>
-          <w:b w:val="0"/>
-          <w:sz w:val="26"/>
-        </w:rPr>
-        <w:t>Wind is available every day in every place</w:t>
-      </w:r>
-    </w:p>
-    <w:p>
-      <w:pPr>
-        <w:keepNext/>
-        <w:spacing w:after="40" w:before="0"/>
-      </w:pPr>
-      <w:r>
-        <w:rPr>
-          <w:rFonts w:ascii="Calibri" w:hAnsi="Calibri"/>
-          <w:b/>
-          <w:sz w:val="26"/>
-        </w:rPr>
-        <w:t xml:space="preserve">C. </w:t>
-      </w:r>
-      <w:r>
-        <w:rPr>
-          <w:rFonts w:ascii="Calibri" w:hAnsi="Calibri"/>
-          <w:b w:val="0"/>
-          <w:sz w:val="26"/>
-        </w:rPr>
-        <w:t>Wind keeps coming, but it does not blow all the time in every place</w:t>
-      </w:r>
-    </w:p>
-    <w:p>
-      <w:pPr>
-        <w:spacing w:after="40" w:before="0"/>
-      </w:pPr>
-      <w:r>
-        <w:rPr>
-          <w:rFonts w:ascii="Calibri" w:hAnsi="Calibri"/>
-          <w:b/>
-          <w:sz w:val="26"/>
-        </w:rPr>
-        <w:t xml:space="preserve">D. </w:t>
-      </w:r>
-      <w:r>
-        <w:rPr>
-          <w:rFonts w:ascii="Calibri" w:hAnsi="Calibri"/>
-          <w:b w:val="0"/>
-          <w:sz w:val="26"/>
-        </w:rPr>
-        <w:t>Wind is made by burning fuel</w:t>
-      </w:r>
-    </w:p>
-    <w:p>
-      <w:pPr>
-        <w:keepNext/>
-        <w:spacing w:after="80"/>
-        <w:jc w:val="center"/>
-      </w:pPr>
-      <w:r>
-        <w:drawing>
-          <wp:inline xmlns:a="http://schemas.openxmlformats.org/drawingml/2006/main" xmlns:pic="http://schemas.openxmlformats.org/drawingml/2006/picture">
-            <wp:extent cx="5486400" cy="1097280"/>
-            <wp:docPr id="3" name="Picture 3"/>
-            <wp:cNvGraphicFramePr>
-              <a:graphicFrameLocks noChangeAspect="1"/>
-            </wp:cNvGraphicFramePr>
-            <a:graphic>
-              <a:graphicData uri="http://schemas.openxmlformats.org/drawingml/2006/picture">
-                <pic:pic>
-                  <pic:nvPicPr>
-                    <pic:cNvPr id="0" name="hydro.png"/>
-                    <pic:cNvPicPr/>
-                  </pic:nvPicPr>
-                  <pic:blipFill>
-                    <a:blip r:embed="rId11"/>
-                    <a:stretch>
-                      <a:fillRect/>
-                    </a:stretch>
-                  </pic:blipFill>
-                  <pic:spPr>
-                    <a:xfrm>
-                      <a:off x="0" y="0"/>
-                      <a:ext cx="5486400" cy="1097280"/>
-                    </a:xfrm>
-                    <a:prstGeom prst="rect"/>
-                  </pic:spPr>
-                </pic:pic>
-              </a:graphicData>
-            </a:graphic>
-          </wp:inline>
-        </w:drawing>
-      </w:r>
-    </w:p>
-    <w:p>
-      <w:pPr>
-        <w:keepNext/>
-        <w:spacing w:after="60" w:before="80"/>
-      </w:pPr>
-      <w:r>
-        <w:rPr>
-          <w:rFonts w:ascii="Calibri" w:hAnsi="Calibri"/>
-          <w:b/>
-          <w:sz w:val="27"/>
-        </w:rPr>
-        <w:t xml:space="preserve">18. </w:t>
-      </w:r>
-      <w:r>
-        <w:rPr>
-          <w:rFonts w:ascii="Calibri" w:hAnsi="Calibri"/>
-          <w:b w:val="0"/>
-          <w:sz w:val="27"/>
-        </w:rPr>
-        <w:t>In a hydroelectric dam, what makes the turbine spin?</w:t>
-      </w:r>
-    </w:p>
-    <w:p>
-      <w:pPr>
-        <w:keepNext/>
-        <w:spacing w:after="40" w:before="0"/>
-      </w:pPr>
-      <w:r>
-        <w:rPr>
-          <w:rFonts w:ascii="Calibri" w:hAnsi="Calibri"/>
-          <w:b/>
-          <w:sz w:val="26"/>
-        </w:rPr>
-        <w:t xml:space="preserve">A. </w:t>
-      </w:r>
-      <w:r>
-        <w:rPr>
-          <w:rFonts w:ascii="Calibri" w:hAnsi="Calibri"/>
-          <w:b w:val="0"/>
-          <w:sz w:val="26"/>
-        </w:rPr>
-        <w:t>Sunlight hitting the water</w:t>
-      </w:r>
-    </w:p>
-    <w:p>
-      <w:pPr>
-        <w:keepNext/>
-        <w:spacing w:after="40" w:before="0"/>
-      </w:pPr>
-      <w:r>
-        <w:rPr>
-          <w:rFonts w:ascii="Calibri" w:hAnsi="Calibri"/>
-          <w:b/>
-          <w:sz w:val="26"/>
-        </w:rPr>
-        <w:t xml:space="preserve">B. </w:t>
-      </w:r>
-      <w:r>
-        <w:rPr>
-          <w:rFonts w:ascii="Calibri" w:hAnsi="Calibri"/>
-          <w:b w:val="0"/>
-          <w:sz w:val="26"/>
-        </w:rPr>
-        <w:t>Moving water flowing through the dam</w:t>
-      </w:r>
-    </w:p>
-    <w:p>
-      <w:pPr>
-        <w:keepNext/>
-        <w:spacing w:after="40" w:before="0"/>
-      </w:pPr>
-      <w:r>
-        <w:rPr>
-          <w:rFonts w:ascii="Calibri" w:hAnsi="Calibri"/>
-          <w:b/>
-          <w:sz w:val="26"/>
-        </w:rPr>
-        <w:t xml:space="preserve">C. </w:t>
-      </w:r>
-      <w:r>
-        <w:rPr>
-          <w:rFonts w:ascii="Calibri" w:hAnsi="Calibri"/>
-          <w:b w:val="0"/>
-          <w:sz w:val="26"/>
-        </w:rPr>
-        <w:t>Heat from inside Earth</w:t>
-      </w:r>
-    </w:p>
-    <w:p>
-      <w:pPr>
-        <w:spacing w:after="40" w:before="0"/>
-      </w:pPr>
-      <w:r>
-        <w:rPr>
-          <w:rFonts w:ascii="Calibri" w:hAnsi="Calibri"/>
-          <w:b/>
-          <w:sz w:val="26"/>
-        </w:rPr>
-        <w:t xml:space="preserve">D. </w:t>
-      </w:r>
-      <w:r>
-        <w:rPr>
-          <w:rFonts w:ascii="Calibri" w:hAnsi="Calibri"/>
-          <w:b w:val="0"/>
-          <w:sz w:val="26"/>
-        </w:rPr>
-        <w:t>Burning coal under the water</w:t>
-      </w:r>
-    </w:p>
-    <w:p>
-      <w:pPr>
-        <w:keepNext/>
-        <w:spacing w:after="60" w:before="80"/>
-      </w:pPr>
-      <w:r>
-        <w:rPr>
-          <w:rFonts w:ascii="Calibri" w:hAnsi="Calibri"/>
-          <w:b/>
-          <w:sz w:val="27"/>
-        </w:rPr>
-        <w:t xml:space="preserve">19. </w:t>
-      </w:r>
-      <w:r>
-        <w:rPr>
-          <w:rFonts w:ascii="Calibri" w:hAnsi="Calibri"/>
-          <w:b w:val="0"/>
-          <w:sz w:val="27"/>
-        </w:rPr>
-        <w:t>Why is hydroelectric power often more predictable than wind power?</w:t>
-      </w:r>
-    </w:p>
-    <w:p>
-      <w:pPr>
-        <w:keepNext/>
-        <w:spacing w:after="40" w:before="0"/>
-      </w:pPr>
-      <w:r>
-        <w:rPr>
-          <w:rFonts w:ascii="Calibri" w:hAnsi="Calibri"/>
-          <w:b/>
-          <w:sz w:val="26"/>
-        </w:rPr>
-        <w:t xml:space="preserve">A. </w:t>
-      </w:r>
-      <w:r>
-        <w:rPr>
-          <w:rFonts w:ascii="Calibri" w:hAnsi="Calibri"/>
-          <w:b w:val="0"/>
-          <w:sz w:val="26"/>
-        </w:rPr>
-        <w:t>Water never stops flowing anywhere</w:t>
-      </w:r>
-    </w:p>
-    <w:p>
-      <w:pPr>
-        <w:keepNext/>
-        <w:spacing w:after="40" w:before="0"/>
-      </w:pPr>
-      <w:r>
-        <w:rPr>
-          <w:rFonts w:ascii="Calibri" w:hAnsi="Calibri"/>
-          <w:b/>
-          <w:sz w:val="26"/>
-        </w:rPr>
-        <w:t xml:space="preserve">B. </w:t>
-      </w:r>
-      <w:r>
-        <w:rPr>
-          <w:rFonts w:ascii="Calibri" w:hAnsi="Calibri"/>
-          <w:b w:val="0"/>
-          <w:sz w:val="26"/>
-        </w:rPr>
-        <w:t>Dams make their own water</w:t>
-      </w:r>
-    </w:p>
-    <w:p>
-      <w:pPr>
-        <w:keepNext/>
-        <w:spacing w:after="40" w:before="0"/>
-      </w:pPr>
-      <w:r>
-        <w:rPr>
-          <w:rFonts w:ascii="Calibri" w:hAnsi="Calibri"/>
-          <w:b/>
-          <w:sz w:val="26"/>
-        </w:rPr>
-        <w:t xml:space="preserve">C. </w:t>
-      </w:r>
-      <w:r>
-        <w:rPr>
-          <w:rFonts w:ascii="Calibri" w:hAnsi="Calibri"/>
-          <w:b w:val="0"/>
-          <w:sz w:val="26"/>
-        </w:rPr>
-        <w:t>Wind is always stronger than water</w:t>
-      </w:r>
-    </w:p>
-    <w:p>
-      <w:pPr>
-        <w:spacing w:after="40" w:before="0"/>
-      </w:pPr>
-      <w:r>
-        <w:rPr>
-          <w:rFonts w:ascii="Calibri" w:hAnsi="Calibri"/>
-          <w:b/>
-          <w:sz w:val="26"/>
-        </w:rPr>
-        <w:t xml:space="preserve">D. </w:t>
-      </w:r>
-      <w:r>
-        <w:rPr>
-          <w:rFonts w:ascii="Calibri" w:hAnsi="Calibri"/>
-          <w:b w:val="0"/>
-          <w:sz w:val="26"/>
-        </w:rPr>
-        <w:t>Water can be stored behind a dam and released when needed</w:t>
-      </w:r>
-    </w:p>
-    <w:p>
-      <w:pPr>
-        <w:keepNext/>
-        <w:spacing w:after="80"/>
-        <w:jc w:val="center"/>
-      </w:pPr>
-      <w:r>
-        <w:drawing>
-          <wp:inline xmlns:a="http://schemas.openxmlformats.org/drawingml/2006/main" xmlns:pic="http://schemas.openxmlformats.org/drawingml/2006/picture">
-            <wp:extent cx="3657600" cy="1097280"/>
-            <wp:docPr id="4" name="Picture 4"/>
-            <wp:cNvGraphicFramePr>
-              <a:graphicFrameLocks noChangeAspect="1"/>
-            </wp:cNvGraphicFramePr>
-            <a:graphic>
-              <a:graphicData uri="http://schemas.openxmlformats.org/drawingml/2006/picture">
-                <pic:pic>
-                  <pic:nvPicPr>
-                    <pic:cNvPr id="0" name="solar.png"/>
-                    <pic:cNvPicPr/>
-                  </pic:nvPicPr>
-                  <pic:blipFill>
-                    <a:blip r:embed="rId12"/>
-                    <a:stretch>
-                      <a:fillRect/>
-                    </a:stretch>
-                  </pic:blipFill>
-                  <pic:spPr>
-                    <a:xfrm>
-                      <a:off x="0" y="0"/>
-                      <a:ext cx="3657600" cy="1097280"/>
-                    </a:xfrm>
-                    <a:prstGeom prst="rect"/>
-                  </pic:spPr>
-                </pic:pic>
-              </a:graphicData>
-            </a:graphic>
-          </wp:inline>
-        </w:drawing>
-      </w:r>
-    </w:p>
-    <w:p>
-      <w:pPr>
-        <w:keepNext/>
-        <w:spacing w:after="60" w:before="80"/>
-      </w:pPr>
-      <w:r>
-        <w:rPr>
-          <w:rFonts w:ascii="Calibri" w:hAnsi="Calibri"/>
-          <w:b/>
-          <w:sz w:val="27"/>
-        </w:rPr>
-        <w:t xml:space="preserve">20. </w:t>
-      </w:r>
-      <w:r>
-        <w:rPr>
-          <w:rFonts w:ascii="Calibri" w:hAnsi="Calibri"/>
-          <w:b w:val="0"/>
-          <w:sz w:val="27"/>
-        </w:rPr>
-        <w:t>What does a solar cell do?</w:t>
-      </w:r>
-    </w:p>
-    <w:p>
-      <w:pPr>
-        <w:keepNext/>
-        <w:spacing w:after="40" w:before="0"/>
-      </w:pPr>
-      <w:r>
-        <w:rPr>
-          <w:rFonts w:ascii="Calibri" w:hAnsi="Calibri"/>
-          <w:b/>
-          <w:sz w:val="26"/>
-        </w:rPr>
-        <w:t xml:space="preserve">A. </w:t>
-      </w:r>
-      <w:r>
-        <w:rPr>
-          <w:rFonts w:ascii="Calibri" w:hAnsi="Calibri"/>
-          <w:b w:val="0"/>
-          <w:sz w:val="26"/>
-        </w:rPr>
-        <w:t>It converts sunlight to electricity</w:t>
-      </w:r>
-    </w:p>
-    <w:p>
-      <w:pPr>
-        <w:keepNext/>
-        <w:spacing w:after="40" w:before="0"/>
-      </w:pPr>
-      <w:r>
-        <w:rPr>
-          <w:rFonts w:ascii="Calibri" w:hAnsi="Calibri"/>
-          <w:b/>
-          <w:sz w:val="26"/>
-        </w:rPr>
-        <w:t xml:space="preserve">B. </w:t>
-      </w:r>
-      <w:r>
-        <w:rPr>
-          <w:rFonts w:ascii="Calibri" w:hAnsi="Calibri"/>
-          <w:b w:val="0"/>
-          <w:sz w:val="26"/>
-        </w:rPr>
-        <w:t>It burns sunlight like fuel</w:t>
-      </w:r>
-    </w:p>
-    <w:p>
-      <w:pPr>
-        <w:keepNext/>
-        <w:spacing w:after="40" w:before="0"/>
-      </w:pPr>
-      <w:r>
-        <w:rPr>
-          <w:rFonts w:ascii="Calibri" w:hAnsi="Calibri"/>
-          <w:b/>
-          <w:sz w:val="26"/>
-        </w:rPr>
-        <w:t xml:space="preserve">C. </w:t>
-      </w:r>
-      <w:r>
-        <w:rPr>
-          <w:rFonts w:ascii="Calibri" w:hAnsi="Calibri"/>
-          <w:b w:val="0"/>
-          <w:sz w:val="26"/>
-        </w:rPr>
-        <w:t>It stores wind for later</w:t>
-      </w:r>
-    </w:p>
-    <w:p>
-      <w:pPr>
-        <w:spacing w:after="40" w:before="0"/>
-      </w:pPr>
-      <w:r>
-        <w:rPr>
-          <w:rFonts w:ascii="Calibri" w:hAnsi="Calibri"/>
-          <w:b/>
-          <w:sz w:val="26"/>
-        </w:rPr>
-        <w:t xml:space="preserve">D. </w:t>
-      </w:r>
-      <w:r>
-        <w:rPr>
-          <w:rFonts w:ascii="Calibri" w:hAnsi="Calibri"/>
-          <w:b w:val="0"/>
-          <w:sz w:val="26"/>
-        </w:rPr>
-        <w:t>It spins a turbine with steam</w:t>
-      </w:r>
-    </w:p>
-    <w:p>
-      <w:pPr>
-        <w:keepNext/>
-        <w:spacing w:after="60" w:before="80"/>
-      </w:pPr>
-      <w:r>
-        <w:rPr>
-          <w:rFonts w:ascii="Calibri" w:hAnsi="Calibri"/>
-          <w:b/>
-          <w:sz w:val="27"/>
-        </w:rPr>
-        <w:t xml:space="preserve">21. </w:t>
-      </w:r>
-      <w:r>
-        <w:rPr>
-          <w:rFonts w:ascii="Calibri" w:hAnsi="Calibri"/>
-          <w:b w:val="0"/>
-          <w:sz w:val="27"/>
-        </w:rPr>
-        <w:t>At night, a solar panel makes little or no electricity. Why?</w:t>
-      </w:r>
-    </w:p>
-    <w:p>
-      <w:pPr>
-        <w:keepNext/>
-        <w:spacing w:after="40" w:before="0"/>
-      </w:pPr>
-      <w:r>
-        <w:rPr>
-          <w:rFonts w:ascii="Calibri" w:hAnsi="Calibri"/>
-          <w:b/>
-          <w:sz w:val="26"/>
-        </w:rPr>
-        <w:t xml:space="preserve">A. </w:t>
-      </w:r>
-      <w:r>
-        <w:rPr>
-          <w:rFonts w:ascii="Calibri" w:hAnsi="Calibri"/>
-          <w:b w:val="0"/>
-          <w:sz w:val="26"/>
-        </w:rPr>
-        <w:t>Solar panels only work when they are hot</w:t>
-      </w:r>
-    </w:p>
-    <w:p>
-      <w:pPr>
-        <w:keepNext/>
-        <w:spacing w:after="40" w:before="0"/>
-      </w:pPr>
-      <w:r>
-        <w:rPr>
-          <w:rFonts w:ascii="Calibri" w:hAnsi="Calibri"/>
-          <w:b/>
-          <w:sz w:val="26"/>
-        </w:rPr>
-        <w:t xml:space="preserve">B. </w:t>
-      </w:r>
-      <w:r>
-        <w:rPr>
-          <w:rFonts w:ascii="Calibri" w:hAnsi="Calibri"/>
-          <w:b w:val="0"/>
-          <w:sz w:val="26"/>
-        </w:rPr>
-        <w:t>There is no sunlight at night for the solar cell to use</w:t>
-      </w:r>
-    </w:p>
-    <w:p>
-      <w:pPr>
-        <w:keepNext/>
-        <w:spacing w:after="40" w:before="0"/>
-      </w:pPr>
-      <w:r>
-        <w:rPr>
-          <w:rFonts w:ascii="Calibri" w:hAnsi="Calibri"/>
-          <w:b/>
-          <w:sz w:val="26"/>
-        </w:rPr>
-        <w:t xml:space="preserve">C. </w:t>
-      </w:r>
-      <w:r>
-        <w:rPr>
-          <w:rFonts w:ascii="Calibri" w:hAnsi="Calibri"/>
-          <w:b w:val="0"/>
-          <w:sz w:val="26"/>
-        </w:rPr>
-        <w:t>Solar panels store too much energy at night</w:t>
-      </w:r>
-    </w:p>
-    <w:p>
-      <w:pPr>
-        <w:spacing w:after="40" w:before="0"/>
-      </w:pPr>
-      <w:r>
-        <w:rPr>
-          <w:rFonts w:ascii="Calibri" w:hAnsi="Calibri"/>
-          <w:b/>
-          <w:sz w:val="26"/>
-        </w:rPr>
-        <w:t xml:space="preserve">D. </w:t>
-      </w:r>
-      <w:r>
-        <w:rPr>
-          <w:rFonts w:ascii="Calibri" w:hAnsi="Calibri"/>
-          <w:b w:val="0"/>
-          <w:sz w:val="26"/>
-        </w:rPr>
-        <w:t>Wind blows harder at night</w:t>
-      </w:r>
-    </w:p>
-    <w:p>
-      <w:pPr>
-        <w:keepNext/>
-        <w:spacing w:after="60" w:before="80"/>
-      </w:pPr>
-      <w:r>
-        <w:rPr>
-          <w:rFonts w:ascii="Calibri" w:hAnsi="Calibri"/>
-          <w:b/>
-          <w:sz w:val="27"/>
-        </w:rPr>
-        <w:t xml:space="preserve">22. </w:t>
-      </w:r>
-      <w:r>
-        <w:rPr>
-          <w:rFonts w:ascii="Calibri" w:hAnsi="Calibri"/>
-          <w:b w:val="0"/>
-          <w:sz w:val="27"/>
-        </w:rPr>
-        <w:t>Where does geothermal energy come from?</w:t>
-      </w:r>
-    </w:p>
-    <w:p>
-      <w:pPr>
-        <w:keepNext/>
-        <w:spacing w:after="40" w:before="0"/>
-      </w:pPr>
-      <w:r>
-        <w:rPr>
-          <w:rFonts w:ascii="Calibri" w:hAnsi="Calibri"/>
-          <w:b/>
-          <w:sz w:val="26"/>
-        </w:rPr>
-        <w:t xml:space="preserve">A. </w:t>
-      </w:r>
-      <w:r>
-        <w:rPr>
-          <w:rFonts w:ascii="Calibri" w:hAnsi="Calibri"/>
-          <w:b w:val="0"/>
-          <w:sz w:val="26"/>
-        </w:rPr>
-        <w:t>Moving air above the ground</w:t>
-      </w:r>
-    </w:p>
-    <w:p>
-      <w:pPr>
-        <w:keepNext/>
-        <w:spacing w:after="40" w:before="0"/>
-      </w:pPr>
-      <w:r>
-        <w:rPr>
-          <w:rFonts w:ascii="Calibri" w:hAnsi="Calibri"/>
-          <w:b/>
-          <w:sz w:val="26"/>
-        </w:rPr>
-        <w:t xml:space="preserve">B. </w:t>
-      </w:r>
-      <w:r>
-        <w:rPr>
-          <w:rFonts w:ascii="Calibri" w:hAnsi="Calibri"/>
-          <w:b w:val="0"/>
-          <w:sz w:val="26"/>
-        </w:rPr>
-        <w:t>Sunlight reflecting off the ground</w:t>
-      </w:r>
-    </w:p>
-    <w:p>
-      <w:pPr>
-        <w:keepNext/>
-        <w:spacing w:after="40" w:before="0"/>
-      </w:pPr>
-      <w:r>
-        <w:rPr>
-          <w:rFonts w:ascii="Calibri" w:hAnsi="Calibri"/>
-          <w:b/>
-          <w:sz w:val="26"/>
-        </w:rPr>
-        <w:t xml:space="preserve">C. </w:t>
-      </w:r>
-      <w:r>
-        <w:rPr>
-          <w:rFonts w:ascii="Calibri" w:hAnsi="Calibri"/>
-          <w:b w:val="0"/>
-          <w:sz w:val="26"/>
-        </w:rPr>
-        <w:t>Heat transferred from inside Earth</w:t>
-      </w:r>
-    </w:p>
-    <w:p>
-      <w:pPr>
-        <w:spacing w:after="40" w:before="0"/>
-      </w:pPr>
-      <w:r>
-        <w:rPr>
-          <w:rFonts w:ascii="Calibri" w:hAnsi="Calibri"/>
-          <w:b/>
-          <w:sz w:val="26"/>
-        </w:rPr>
-        <w:t xml:space="preserve">D. </w:t>
-      </w:r>
-      <w:r>
-        <w:rPr>
-          <w:rFonts w:ascii="Calibri" w:hAnsi="Calibri"/>
-          <w:b w:val="0"/>
-          <w:sz w:val="26"/>
-        </w:rPr>
-        <w:t>Water stored in clouds</w:t>
-      </w:r>
-    </w:p>
-    <w:p>
-      <w:pPr>
-        <w:keepNext/>
-        <w:spacing w:after="60" w:before="80"/>
-      </w:pPr>
-      <w:r>
-        <w:rPr>
-          <w:rFonts w:ascii="Calibri" w:hAnsi="Calibri"/>
-          <w:b/>
-          <w:sz w:val="27"/>
-        </w:rPr>
-        <w:t xml:space="preserve">23. </w:t>
-      </w:r>
-      <w:r>
-        <w:rPr>
-          <w:rFonts w:ascii="Calibri" w:hAnsi="Calibri"/>
-          <w:b w:val="0"/>
-          <w:sz w:val="27"/>
-        </w:rPr>
-        <w:t>Why can't every place use geothermal energy?</w:t>
-      </w:r>
-    </w:p>
-    <w:p>
-      <w:pPr>
-        <w:keepNext/>
-        <w:spacing w:after="40" w:before="0"/>
-      </w:pPr>
-      <w:r>
-        <w:rPr>
-          <w:rFonts w:ascii="Calibri" w:hAnsi="Calibri"/>
-          <w:b/>
-          <w:sz w:val="26"/>
-        </w:rPr>
-        <w:t xml:space="preserve">A. </w:t>
-      </w:r>
-      <w:r>
-        <w:rPr>
-          <w:rFonts w:ascii="Calibri" w:hAnsi="Calibri"/>
-          <w:b w:val="0"/>
-          <w:sz w:val="26"/>
-        </w:rPr>
-        <w:t>Geothermal works best in places with heat from Earth near the surface, and not every place has that</w:t>
-      </w:r>
-    </w:p>
-    <w:p>
-      <w:pPr>
-        <w:keepNext/>
-        <w:spacing w:after="40" w:before="0"/>
-      </w:pPr>
-      <w:r>
-        <w:rPr>
-          <w:rFonts w:ascii="Calibri" w:hAnsi="Calibri"/>
-          <w:b/>
-          <w:sz w:val="26"/>
-        </w:rPr>
-        <w:t xml:space="preserve">B. </w:t>
-      </w:r>
-      <w:r>
-        <w:rPr>
-          <w:rFonts w:ascii="Calibri" w:hAnsi="Calibri"/>
-          <w:b w:val="0"/>
-          <w:sz w:val="26"/>
-        </w:rPr>
-        <w:t>Geothermal energy runs out after one use</w:t>
-      </w:r>
-    </w:p>
-    <w:p>
-      <w:pPr>
-        <w:keepNext/>
-        <w:spacing w:after="40" w:before="0"/>
-      </w:pPr>
-      <w:r>
-        <w:rPr>
-          <w:rFonts w:ascii="Calibri" w:hAnsi="Calibri"/>
-          <w:b/>
-          <w:sz w:val="26"/>
-        </w:rPr>
-        <w:t xml:space="preserve">C. </w:t>
-      </w:r>
-      <w:r>
-        <w:rPr>
-          <w:rFonts w:ascii="Calibri" w:hAnsi="Calibri"/>
-          <w:b w:val="0"/>
-          <w:sz w:val="26"/>
-        </w:rPr>
-        <w:t>Geothermal energy is found only in the ocean</w:t>
-      </w:r>
-    </w:p>
-    <w:p>
-      <w:pPr>
-        <w:spacing w:after="40" w:before="0"/>
-      </w:pPr>
-      <w:r>
-        <w:rPr>
-          <w:rFonts w:ascii="Calibri" w:hAnsi="Calibri"/>
-          <w:b/>
-          <w:sz w:val="26"/>
-        </w:rPr>
-        <w:t xml:space="preserve">D. </w:t>
-      </w:r>
-      <w:r>
-        <w:rPr>
-          <w:rFonts w:ascii="Calibri" w:hAnsi="Calibri"/>
-          <w:b w:val="0"/>
-          <w:sz w:val="26"/>
-        </w:rPr>
-        <w:t>Geothermal energy needs strong wind all year</w:t>
-      </w:r>
-    </w:p>
-    <w:p>
-      <w:pPr>
-        <w:keepNext/>
-        <w:spacing w:after="60" w:before="80"/>
-      </w:pPr>
-      <w:r>
-        <w:rPr>
-          <w:rFonts w:ascii="Calibri" w:hAnsi="Calibri"/>
-          <w:b/>
-          <w:sz w:val="27"/>
-        </w:rPr>
-        <w:t xml:space="preserve">24. </w:t>
-      </w:r>
-      <w:r>
-        <w:rPr>
-          <w:rFonts w:ascii="Calibri" w:hAnsi="Calibri"/>
-          <w:b w:val="0"/>
-          <w:sz w:val="27"/>
-        </w:rPr>
-        <w:t>Regenerative braking turns a car's energy of motion into ____.</w:t>
-      </w:r>
-    </w:p>
-    <w:p>
-      <w:pPr>
-        <w:keepNext/>
-        <w:spacing w:after="40" w:before="0"/>
-      </w:pPr>
-      <w:r>
-        <w:rPr>
-          <w:rFonts w:ascii="Calibri" w:hAnsi="Calibri"/>
-          <w:b/>
-          <w:sz w:val="26"/>
-        </w:rPr>
-        <w:t xml:space="preserve">A. </w:t>
-      </w:r>
-      <w:r>
-        <w:rPr>
-          <w:rFonts w:ascii="Calibri" w:hAnsi="Calibri"/>
-          <w:b w:val="0"/>
-          <w:sz w:val="26"/>
-        </w:rPr>
-        <w:t>Gasoline</w:t>
       </w:r>
     </w:p>
     <w:p>
@@ -2829,7 +1123,7 @@
           <w:b w:val="0"/>
           <w:sz w:val="26"/>
         </w:rPr>
-        <w:t>Sunlight</w:t>
+        <w:t>Wind</w:t>
       </w:r>
     </w:p>
     <w:p>
@@ -2850,7 +1144,1697 @@
           <w:b w:val="0"/>
           <w:sz w:val="26"/>
         </w:rPr>
-        <w:t>Stored energy that can be used again</w:t>
+        <w:t>Uranium</w:t>
+      </w:r>
+    </w:p>
+    <w:p>
+      <w:pPr>
+        <w:keepNext/>
+        <w:spacing w:after="60" w:before="80"/>
+      </w:pPr>
+      <w:r>
+        <w:rPr>
+          <w:rFonts w:ascii="Calibri" w:hAnsi="Calibri"/>
+          <w:b/>
+          <w:sz w:val="27"/>
+        </w:rPr>
+        <w:t xml:space="preserve">11. </w:t>
+      </w:r>
+      <w:r>
+        <w:rPr>
+          <w:rFonts w:ascii="Calibri" w:hAnsi="Calibri"/>
+          <w:b w:val="0"/>
+          <w:sz w:val="27"/>
+        </w:rPr>
+        <w:t>Why are fossil fuels like petroleum considered nonrenewable resources?</w:t>
+      </w:r>
+    </w:p>
+    <w:p>
+      <w:pPr>
+        <w:keepNext/>
+        <w:spacing w:after="40" w:before="0"/>
+      </w:pPr>
+      <w:r>
+        <w:rPr>
+          <w:rFonts w:ascii="Calibri" w:hAnsi="Calibri"/>
+          <w:b/>
+          <w:sz w:val="26"/>
+        </w:rPr>
+        <w:t xml:space="preserve">A. </w:t>
+      </w:r>
+      <w:r>
+        <w:rPr>
+          <w:rFonts w:ascii="Calibri" w:hAnsi="Calibri"/>
+          <w:b w:val="0"/>
+          <w:sz w:val="26"/>
+        </w:rPr>
+        <w:t>They are made in factories every day.</w:t>
+      </w:r>
+    </w:p>
+    <w:p>
+      <w:pPr>
+        <w:keepNext/>
+        <w:spacing w:after="40" w:before="0"/>
+      </w:pPr>
+      <w:r>
+        <w:rPr>
+          <w:rFonts w:ascii="Calibri" w:hAnsi="Calibri"/>
+          <w:b/>
+          <w:sz w:val="26"/>
+        </w:rPr>
+        <w:t xml:space="preserve">B. </w:t>
+      </w:r>
+      <w:r>
+        <w:rPr>
+          <w:rFonts w:ascii="Calibri" w:hAnsi="Calibri"/>
+          <w:b w:val="0"/>
+          <w:sz w:val="26"/>
+        </w:rPr>
+        <w:t>They are being used much faster than nature can create them.</w:t>
+      </w:r>
+    </w:p>
+    <w:p>
+      <w:pPr>
+        <w:keepNext/>
+        <w:spacing w:after="40" w:before="0"/>
+      </w:pPr>
+      <w:r>
+        <w:rPr>
+          <w:rFonts w:ascii="Calibri" w:hAnsi="Calibri"/>
+          <w:b/>
+          <w:sz w:val="26"/>
+        </w:rPr>
+        <w:t xml:space="preserve">C. </w:t>
+      </w:r>
+      <w:r>
+        <w:rPr>
+          <w:rFonts w:ascii="Calibri" w:hAnsi="Calibri"/>
+          <w:b w:val="0"/>
+          <w:sz w:val="26"/>
+        </w:rPr>
+        <w:t>They can never be completely used up.</w:t>
+      </w:r>
+    </w:p>
+    <w:p>
+      <w:pPr>
+        <w:spacing w:after="40" w:before="0"/>
+      </w:pPr>
+      <w:r>
+        <w:rPr>
+          <w:rFonts w:ascii="Calibri" w:hAnsi="Calibri"/>
+          <w:b/>
+          <w:sz w:val="26"/>
+        </w:rPr>
+        <w:t xml:space="preserve">D. </w:t>
+      </w:r>
+      <w:r>
+        <w:rPr>
+          <w:rFonts w:ascii="Calibri" w:hAnsi="Calibri"/>
+          <w:b w:val="0"/>
+          <w:sz w:val="26"/>
+        </w:rPr>
+        <w:t>They are found everywhere on Earth's surface.</w:t>
+      </w:r>
+    </w:p>
+    <w:p>
+      <w:pPr>
+        <w:keepNext/>
+        <w:spacing w:after="60" w:before="80"/>
+      </w:pPr>
+      <w:r>
+        <w:rPr>
+          <w:rFonts w:ascii="Calibri" w:hAnsi="Calibri"/>
+          <w:b/>
+          <w:sz w:val="27"/>
+        </w:rPr>
+        <w:t xml:space="preserve">12. </w:t>
+      </w:r>
+      <w:r>
+        <w:rPr>
+          <w:rFonts w:ascii="Calibri" w:hAnsi="Calibri"/>
+          <w:b w:val="0"/>
+          <w:sz w:val="27"/>
+        </w:rPr>
+        <w:t>Which fossil fuel is a liquid formed underground that is refined into gasoline and diesel?</w:t>
+      </w:r>
+    </w:p>
+    <w:p>
+      <w:pPr>
+        <w:keepNext/>
+        <w:spacing w:after="40" w:before="0"/>
+      </w:pPr>
+      <w:r>
+        <w:rPr>
+          <w:rFonts w:ascii="Calibri" w:hAnsi="Calibri"/>
+          <w:b/>
+          <w:sz w:val="26"/>
+        </w:rPr>
+        <w:t xml:space="preserve">A. </w:t>
+      </w:r>
+      <w:r>
+        <w:rPr>
+          <w:rFonts w:ascii="Calibri" w:hAnsi="Calibri"/>
+          <w:b w:val="0"/>
+          <w:sz w:val="26"/>
+        </w:rPr>
+        <w:t>Petroleum (Crude Oil)</w:t>
+      </w:r>
+    </w:p>
+    <w:p>
+      <w:pPr>
+        <w:keepNext/>
+        <w:spacing w:after="40" w:before="0"/>
+      </w:pPr>
+      <w:r>
+        <w:rPr>
+          <w:rFonts w:ascii="Calibri" w:hAnsi="Calibri"/>
+          <w:b/>
+          <w:sz w:val="26"/>
+        </w:rPr>
+        <w:t xml:space="preserve">B. </w:t>
+      </w:r>
+      <w:r>
+        <w:rPr>
+          <w:rFonts w:ascii="Calibri" w:hAnsi="Calibri"/>
+          <w:b w:val="0"/>
+          <w:sz w:val="26"/>
+        </w:rPr>
+        <w:t>Coal</w:t>
+      </w:r>
+    </w:p>
+    <w:p>
+      <w:pPr>
+        <w:keepNext/>
+        <w:spacing w:after="40" w:before="0"/>
+      </w:pPr>
+      <w:r>
+        <w:rPr>
+          <w:rFonts w:ascii="Calibri" w:hAnsi="Calibri"/>
+          <w:b/>
+          <w:sz w:val="26"/>
+        </w:rPr>
+        <w:t xml:space="preserve">C. </w:t>
+      </w:r>
+      <w:r>
+        <w:rPr>
+          <w:rFonts w:ascii="Calibri" w:hAnsi="Calibri"/>
+          <w:b w:val="0"/>
+          <w:sz w:val="26"/>
+        </w:rPr>
+        <w:t>Natural Gas</w:t>
+      </w:r>
+    </w:p>
+    <w:p>
+      <w:pPr>
+        <w:spacing w:after="40" w:before="0"/>
+      </w:pPr>
+      <w:r>
+        <w:rPr>
+          <w:rFonts w:ascii="Calibri" w:hAnsi="Calibri"/>
+          <w:b/>
+          <w:sz w:val="26"/>
+        </w:rPr>
+        <w:t xml:space="preserve">D. </w:t>
+      </w:r>
+      <w:r>
+        <w:rPr>
+          <w:rFonts w:ascii="Calibri" w:hAnsi="Calibri"/>
+          <w:b w:val="0"/>
+          <w:sz w:val="26"/>
+        </w:rPr>
+        <w:t>Uranium</w:t>
+      </w:r>
+    </w:p>
+    <w:p>
+      <w:pPr>
+        <w:keepNext/>
+        <w:spacing w:after="60" w:before="80"/>
+      </w:pPr>
+      <w:r>
+        <w:rPr>
+          <w:rFonts w:ascii="Calibri" w:hAnsi="Calibri"/>
+          <w:b/>
+          <w:sz w:val="27"/>
+        </w:rPr>
+        <w:t xml:space="preserve">13. </w:t>
+      </w:r>
+      <w:r>
+        <w:rPr>
+          <w:rFonts w:ascii="Calibri" w:hAnsi="Calibri"/>
+          <w:b w:val="0"/>
+          <w:sz w:val="27"/>
+        </w:rPr>
+        <w:t>Nuclear energy plants use uranium as a resource. What happens next in the energy pathway?</w:t>
+      </w:r>
+    </w:p>
+    <w:p>
+      <w:pPr>
+        <w:keepNext/>
+        <w:spacing w:after="40" w:before="0"/>
+      </w:pPr>
+      <w:r>
+        <w:rPr>
+          <w:rFonts w:ascii="Calibri" w:hAnsi="Calibri"/>
+          <w:b/>
+          <w:sz w:val="26"/>
+        </w:rPr>
+        <w:t xml:space="preserve">A. </w:t>
+      </w:r>
+      <w:r>
+        <w:rPr>
+          <w:rFonts w:ascii="Calibri" w:hAnsi="Calibri"/>
+          <w:b w:val="0"/>
+          <w:sz w:val="26"/>
+        </w:rPr>
+        <w:t>Uranium produces heat that helps create steam</w:t>
+      </w:r>
+    </w:p>
+    <w:p>
+      <w:pPr>
+        <w:keepNext/>
+        <w:spacing w:after="40" w:before="0"/>
+      </w:pPr>
+      <w:r>
+        <w:rPr>
+          <w:rFonts w:ascii="Calibri" w:hAnsi="Calibri"/>
+          <w:b/>
+          <w:sz w:val="26"/>
+        </w:rPr>
+        <w:t xml:space="preserve">B. </w:t>
+      </w:r>
+      <w:r>
+        <w:rPr>
+          <w:rFonts w:ascii="Calibri" w:hAnsi="Calibri"/>
+          <w:b w:val="0"/>
+          <w:sz w:val="26"/>
+        </w:rPr>
+        <w:t>Uranium turns directly into electricity</w:t>
+      </w:r>
+    </w:p>
+    <w:p>
+      <w:pPr>
+        <w:keepNext/>
+        <w:spacing w:after="40" w:before="0"/>
+      </w:pPr>
+      <w:r>
+        <w:rPr>
+          <w:rFonts w:ascii="Calibri" w:hAnsi="Calibri"/>
+          <w:b/>
+          <w:sz w:val="26"/>
+        </w:rPr>
+        <w:t xml:space="preserve">C. </w:t>
+      </w:r>
+      <w:r>
+        <w:rPr>
+          <w:rFonts w:ascii="Calibri" w:hAnsi="Calibri"/>
+          <w:b w:val="0"/>
+          <w:sz w:val="26"/>
+        </w:rPr>
+        <w:t>Uranium absorbs sunlight</w:t>
+      </w:r>
+    </w:p>
+    <w:p>
+      <w:pPr>
+        <w:spacing w:after="40" w:before="0"/>
+      </w:pPr>
+      <w:r>
+        <w:rPr>
+          <w:rFonts w:ascii="Calibri" w:hAnsi="Calibri"/>
+          <w:b/>
+          <w:sz w:val="26"/>
+        </w:rPr>
+        <w:t xml:space="preserve">D. </w:t>
+      </w:r>
+      <w:r>
+        <w:rPr>
+          <w:rFonts w:ascii="Calibri" w:hAnsi="Calibri"/>
+          <w:b w:val="0"/>
+          <w:sz w:val="26"/>
+        </w:rPr>
+        <w:t>Uranium moves water through rivers</w:t>
+      </w:r>
+    </w:p>
+    <w:p>
+      <w:pPr>
+        <w:keepNext/>
+        <w:spacing w:after="80"/>
+        <w:jc w:val="center"/>
+      </w:pPr>
+      <w:r>
+        <w:drawing>
+          <wp:inline xmlns:a="http://schemas.openxmlformats.org/drawingml/2006/main" xmlns:pic="http://schemas.openxmlformats.org/drawingml/2006/picture">
+            <wp:extent cx="4572000" cy="1714500"/>
+            <wp:docPr id="2" name="Picture 2"/>
+            <wp:cNvGraphicFramePr>
+              <a:graphicFrameLocks noChangeAspect="1"/>
+            </wp:cNvGraphicFramePr>
+            <a:graphic>
+              <a:graphicData uri="http://schemas.openxmlformats.org/drawingml/2006/picture">
+                <pic:pic>
+                  <pic:nvPicPr>
+                    <pic:cNvPr id="0" name="u2-wind-turbine.png"/>
+                    <pic:cNvPicPr/>
+                  </pic:nvPicPr>
+                  <pic:blipFill>
+                    <a:blip r:embed="rId10"/>
+                    <a:stretch>
+                      <a:fillRect/>
+                    </a:stretch>
+                  </pic:blipFill>
+                  <pic:spPr>
+                    <a:xfrm>
+                      <a:off x="0" y="0"/>
+                      <a:ext cx="4572000" cy="1714500"/>
+                    </a:xfrm>
+                    <a:prstGeom prst="rect"/>
+                  </pic:spPr>
+                </pic:pic>
+              </a:graphicData>
+            </a:graphic>
+          </wp:inline>
+        </w:drawing>
+      </w:r>
+    </w:p>
+    <w:p>
+      <w:pPr>
+        <w:keepNext/>
+        <w:spacing w:after="60" w:before="80"/>
+      </w:pPr>
+      <w:r>
+        <w:rPr>
+          <w:rFonts w:ascii="Calibri" w:hAnsi="Calibri"/>
+          <w:b/>
+          <w:sz w:val="27"/>
+        </w:rPr>
+        <w:t xml:space="preserve">14. </w:t>
+      </w:r>
+      <w:r>
+        <w:rPr>
+          <w:rFonts w:ascii="Calibri" w:hAnsi="Calibri"/>
+          <w:b w:val="0"/>
+          <w:sz w:val="27"/>
+        </w:rPr>
+        <w:t>The wind turbine in the diagram converts the energy of motion of moving air into what final form of energy?</w:t>
+      </w:r>
+    </w:p>
+    <w:p>
+      <w:pPr>
+        <w:keepNext/>
+        <w:spacing w:after="40" w:before="0"/>
+      </w:pPr>
+      <w:r>
+        <w:rPr>
+          <w:rFonts w:ascii="Calibri" w:hAnsi="Calibri"/>
+          <w:b/>
+          <w:sz w:val="26"/>
+        </w:rPr>
+        <w:t xml:space="preserve">A. </w:t>
+      </w:r>
+      <w:r>
+        <w:rPr>
+          <w:rFonts w:ascii="Calibri" w:hAnsi="Calibri"/>
+          <w:b w:val="0"/>
+          <w:sz w:val="26"/>
+        </w:rPr>
+        <w:t>Geothermal energy</w:t>
+      </w:r>
+    </w:p>
+    <w:p>
+      <w:pPr>
+        <w:keepNext/>
+        <w:spacing w:after="40" w:before="0"/>
+      </w:pPr>
+      <w:r>
+        <w:rPr>
+          <w:rFonts w:ascii="Calibri" w:hAnsi="Calibri"/>
+          <w:b/>
+          <w:sz w:val="26"/>
+        </w:rPr>
+        <w:t xml:space="preserve">B. </w:t>
+      </w:r>
+      <w:r>
+        <w:rPr>
+          <w:rFonts w:ascii="Calibri" w:hAnsi="Calibri"/>
+          <w:b w:val="0"/>
+          <w:sz w:val="26"/>
+        </w:rPr>
+        <w:t>Electricity</w:t>
+      </w:r>
+    </w:p>
+    <w:p>
+      <w:pPr>
+        <w:keepNext/>
+        <w:spacing w:after="40" w:before="0"/>
+      </w:pPr>
+      <w:r>
+        <w:rPr>
+          <w:rFonts w:ascii="Calibri" w:hAnsi="Calibri"/>
+          <w:b/>
+          <w:sz w:val="26"/>
+        </w:rPr>
+        <w:t xml:space="preserve">C. </w:t>
+      </w:r>
+      <w:r>
+        <w:rPr>
+          <w:rFonts w:ascii="Calibri" w:hAnsi="Calibri"/>
+          <w:b w:val="0"/>
+          <w:sz w:val="26"/>
+        </w:rPr>
+        <w:t>Heat energy</w:t>
+      </w:r>
+    </w:p>
+    <w:p>
+      <w:pPr>
+        <w:spacing w:after="40" w:before="0"/>
+      </w:pPr>
+      <w:r>
+        <w:rPr>
+          <w:rFonts w:ascii="Calibri" w:hAnsi="Calibri"/>
+          <w:b/>
+          <w:sz w:val="26"/>
+        </w:rPr>
+        <w:t xml:space="preserve">D. </w:t>
+      </w:r>
+      <w:r>
+        <w:rPr>
+          <w:rFonts w:ascii="Calibri" w:hAnsi="Calibri"/>
+          <w:b w:val="0"/>
+          <w:sz w:val="26"/>
+        </w:rPr>
+        <w:t>Solar energy</w:t>
+      </w:r>
+    </w:p>
+    <w:p>
+      <w:pPr>
+        <w:keepNext/>
+        <w:spacing w:after="80"/>
+        <w:jc w:val="center"/>
+      </w:pPr>
+      <w:r>
+        <w:drawing>
+          <wp:inline xmlns:a="http://schemas.openxmlformats.org/drawingml/2006/main" xmlns:pic="http://schemas.openxmlformats.org/drawingml/2006/picture">
+            <wp:extent cx="5486400" cy="2057400"/>
+            <wp:docPr id="3" name="Picture 3"/>
+            <wp:cNvGraphicFramePr>
+              <a:graphicFrameLocks noChangeAspect="1"/>
+            </wp:cNvGraphicFramePr>
+            <a:graphic>
+              <a:graphicData uri="http://schemas.openxmlformats.org/drawingml/2006/picture">
+                <pic:pic>
+                  <pic:nvPicPr>
+                    <pic:cNvPr id="0" name="u2-hydro-dam.png"/>
+                    <pic:cNvPicPr/>
+                  </pic:nvPicPr>
+                  <pic:blipFill>
+                    <a:blip r:embed="rId11"/>
+                    <a:stretch>
+                      <a:fillRect/>
+                    </a:stretch>
+                  </pic:blipFill>
+                  <pic:spPr>
+                    <a:xfrm>
+                      <a:off x="0" y="0"/>
+                      <a:ext cx="5486400" cy="2057400"/>
+                    </a:xfrm>
+                    <a:prstGeom prst="rect"/>
+                  </pic:spPr>
+                </pic:pic>
+              </a:graphicData>
+            </a:graphic>
+          </wp:inline>
+        </w:drawing>
+      </w:r>
+    </w:p>
+    <w:p>
+      <w:pPr>
+        <w:keepNext/>
+        <w:spacing w:after="60" w:before="80"/>
+      </w:pPr>
+      <w:r>
+        <w:rPr>
+          <w:rFonts w:ascii="Calibri" w:hAnsi="Calibri"/>
+          <w:b/>
+          <w:sz w:val="27"/>
+        </w:rPr>
+        <w:t xml:space="preserve">15. </w:t>
+      </w:r>
+      <w:r>
+        <w:rPr>
+          <w:rFonts w:ascii="Calibri" w:hAnsi="Calibri"/>
+          <w:b w:val="0"/>
+          <w:sz w:val="27"/>
+        </w:rPr>
+        <w:t>How does a hydroelectric dam generate electricity?</w:t>
+      </w:r>
+    </w:p>
+    <w:p>
+      <w:pPr>
+        <w:keepNext/>
+        <w:spacing w:after="40" w:before="0"/>
+      </w:pPr>
+      <w:r>
+        <w:rPr>
+          <w:rFonts w:ascii="Calibri" w:hAnsi="Calibri"/>
+          <w:b/>
+          <w:sz w:val="26"/>
+        </w:rPr>
+        <w:t xml:space="preserve">A. </w:t>
+      </w:r>
+      <w:r>
+        <w:rPr>
+          <w:rFonts w:ascii="Calibri" w:hAnsi="Calibri"/>
+          <w:b w:val="0"/>
+          <w:sz w:val="26"/>
+        </w:rPr>
+        <w:t>The energy of moving water pushes a turbine connected to a generator.</w:t>
+      </w:r>
+    </w:p>
+    <w:p>
+      <w:pPr>
+        <w:keepNext/>
+        <w:spacing w:after="40" w:before="0"/>
+      </w:pPr>
+      <w:r>
+        <w:rPr>
+          <w:rFonts w:ascii="Calibri" w:hAnsi="Calibri"/>
+          <w:b/>
+          <w:sz w:val="26"/>
+        </w:rPr>
+        <w:t xml:space="preserve">B. </w:t>
+      </w:r>
+      <w:r>
+        <w:rPr>
+          <w:rFonts w:ascii="Calibri" w:hAnsi="Calibri"/>
+          <w:b w:val="0"/>
+          <w:sz w:val="26"/>
+        </w:rPr>
+        <w:t>The dam burns water to create steam.</w:t>
+      </w:r>
+    </w:p>
+    <w:p>
+      <w:pPr>
+        <w:keepNext/>
+        <w:spacing w:after="40" w:before="0"/>
+      </w:pPr>
+      <w:r>
+        <w:rPr>
+          <w:rFonts w:ascii="Calibri" w:hAnsi="Calibri"/>
+          <w:b/>
+          <w:sz w:val="26"/>
+        </w:rPr>
+        <w:t xml:space="preserve">C. </w:t>
+      </w:r>
+      <w:r>
+        <w:rPr>
+          <w:rFonts w:ascii="Calibri" w:hAnsi="Calibri"/>
+          <w:b w:val="0"/>
+          <w:sz w:val="26"/>
+        </w:rPr>
+        <w:t>The dam uses solar panels to heat the water.</w:t>
+      </w:r>
+    </w:p>
+    <w:p>
+      <w:pPr>
+        <w:spacing w:after="40" w:before="0"/>
+      </w:pPr>
+      <w:r>
+        <w:rPr>
+          <w:rFonts w:ascii="Calibri" w:hAnsi="Calibri"/>
+          <w:b/>
+          <w:sz w:val="26"/>
+        </w:rPr>
+        <w:t xml:space="preserve">D. </w:t>
+      </w:r>
+      <w:r>
+        <w:rPr>
+          <w:rFonts w:ascii="Calibri" w:hAnsi="Calibri"/>
+          <w:b w:val="0"/>
+          <w:sz w:val="26"/>
+        </w:rPr>
+        <w:t>The water creates wind that blows across the dam.</w:t>
+      </w:r>
+    </w:p>
+    <w:p>
+      <w:pPr>
+        <w:keepNext/>
+        <w:spacing w:after="60" w:before="80"/>
+      </w:pPr>
+      <w:r>
+        <w:rPr>
+          <w:rFonts w:ascii="Calibri" w:hAnsi="Calibri"/>
+          <w:b/>
+          <w:sz w:val="27"/>
+        </w:rPr>
+        <w:t xml:space="preserve">16. </w:t>
+      </w:r>
+      <w:r>
+        <w:rPr>
+          <w:rFonts w:ascii="Calibri" w:hAnsi="Calibri"/>
+          <w:b w:val="0"/>
+          <w:sz w:val="27"/>
+        </w:rPr>
+        <w:t>A town has strong sunlight most days but very little moving water. Which energy resource would be most reliable based on availability?</w:t>
+      </w:r>
+    </w:p>
+    <w:p>
+      <w:pPr>
+        <w:keepNext/>
+        <w:spacing w:after="40" w:before="0"/>
+      </w:pPr>
+      <w:r>
+        <w:rPr>
+          <w:rFonts w:ascii="Calibri" w:hAnsi="Calibri"/>
+          <w:b/>
+          <w:sz w:val="26"/>
+        </w:rPr>
+        <w:t xml:space="preserve">A. </w:t>
+      </w:r>
+      <w:r>
+        <w:rPr>
+          <w:rFonts w:ascii="Calibri" w:hAnsi="Calibri"/>
+          <w:b w:val="0"/>
+          <w:sz w:val="26"/>
+        </w:rPr>
+        <w:t>Hydroelectric power</w:t>
+      </w:r>
+    </w:p>
+    <w:p>
+      <w:pPr>
+        <w:keepNext/>
+        <w:spacing w:after="40" w:before="0"/>
+      </w:pPr>
+      <w:r>
+        <w:rPr>
+          <w:rFonts w:ascii="Calibri" w:hAnsi="Calibri"/>
+          <w:b/>
+          <w:sz w:val="26"/>
+        </w:rPr>
+        <w:t xml:space="preserve">B. </w:t>
+      </w:r>
+      <w:r>
+        <w:rPr>
+          <w:rFonts w:ascii="Calibri" w:hAnsi="Calibri"/>
+          <w:b w:val="0"/>
+          <w:sz w:val="26"/>
+        </w:rPr>
+        <w:t>Coal power</w:t>
+      </w:r>
+    </w:p>
+    <w:p>
+      <w:pPr>
+        <w:keepNext/>
+        <w:spacing w:after="40" w:before="0"/>
+      </w:pPr>
+      <w:r>
+        <w:rPr>
+          <w:rFonts w:ascii="Calibri" w:hAnsi="Calibri"/>
+          <w:b/>
+          <w:sz w:val="26"/>
+        </w:rPr>
+        <w:t xml:space="preserve">C. </w:t>
+      </w:r>
+      <w:r>
+        <w:rPr>
+          <w:rFonts w:ascii="Calibri" w:hAnsi="Calibri"/>
+          <w:b w:val="0"/>
+          <w:sz w:val="26"/>
+        </w:rPr>
+        <w:t>Wind power</w:t>
+      </w:r>
+    </w:p>
+    <w:p>
+      <w:pPr>
+        <w:spacing w:after="40" w:before="0"/>
+      </w:pPr>
+      <w:r>
+        <w:rPr>
+          <w:rFonts w:ascii="Calibri" w:hAnsi="Calibri"/>
+          <w:b/>
+          <w:sz w:val="26"/>
+        </w:rPr>
+        <w:t xml:space="preserve">D. </w:t>
+      </w:r>
+      <w:r>
+        <w:rPr>
+          <w:rFonts w:ascii="Calibri" w:hAnsi="Calibri"/>
+          <w:b w:val="0"/>
+          <w:sz w:val="26"/>
+        </w:rPr>
+        <w:t>Solar power</w:t>
+      </w:r>
+    </w:p>
+    <w:p>
+      <w:pPr>
+        <w:keepNext/>
+        <w:spacing w:after="60" w:before="80"/>
+      </w:pPr>
+      <w:r>
+        <w:rPr>
+          <w:rFonts w:ascii="Calibri" w:hAnsi="Calibri"/>
+          <w:b/>
+          <w:sz w:val="27"/>
+        </w:rPr>
+        <w:t xml:space="preserve">17. </w:t>
+      </w:r>
+      <w:r>
+        <w:rPr>
+          <w:rFonts w:ascii="Calibri" w:hAnsi="Calibri"/>
+          <w:b w:val="0"/>
+          <w:sz w:val="27"/>
+        </w:rPr>
+        <w:t>What is one major limitation (cost) of using solar energy?</w:t>
+      </w:r>
+    </w:p>
+    <w:p>
+      <w:pPr>
+        <w:keepNext/>
+        <w:spacing w:after="40" w:before="0"/>
+      </w:pPr>
+      <w:r>
+        <w:rPr>
+          <w:rFonts w:ascii="Calibri" w:hAnsi="Calibri"/>
+          <w:b/>
+          <w:sz w:val="26"/>
+        </w:rPr>
+        <w:t xml:space="preserve">A. </w:t>
+      </w:r>
+      <w:r>
+        <w:rPr>
+          <w:rFonts w:ascii="Calibri" w:hAnsi="Calibri"/>
+          <w:b w:val="0"/>
+          <w:sz w:val="26"/>
+        </w:rPr>
+        <w:t>It produces large amounts of smoke and air pollution.</w:t>
+      </w:r>
+    </w:p>
+    <w:p>
+      <w:pPr>
+        <w:keepNext/>
+        <w:spacing w:after="40" w:before="0"/>
+      </w:pPr>
+      <w:r>
+        <w:rPr>
+          <w:rFonts w:ascii="Calibri" w:hAnsi="Calibri"/>
+          <w:b/>
+          <w:sz w:val="26"/>
+        </w:rPr>
+        <w:t xml:space="preserve">B. </w:t>
+      </w:r>
+      <w:r>
+        <w:rPr>
+          <w:rFonts w:ascii="Calibri" w:hAnsi="Calibri"/>
+          <w:b w:val="0"/>
+          <w:sz w:val="26"/>
+        </w:rPr>
+        <w:t>It requires millions of years to form underground.</w:t>
+      </w:r>
+    </w:p>
+    <w:p>
+      <w:pPr>
+        <w:keepNext/>
+        <w:spacing w:after="40" w:before="0"/>
+      </w:pPr>
+      <w:r>
+        <w:rPr>
+          <w:rFonts w:ascii="Calibri" w:hAnsi="Calibri"/>
+          <w:b/>
+          <w:sz w:val="26"/>
+        </w:rPr>
+        <w:t xml:space="preserve">C. </w:t>
+      </w:r>
+      <w:r>
+        <w:rPr>
+          <w:rFonts w:ascii="Calibri" w:hAnsi="Calibri"/>
+          <w:b w:val="0"/>
+          <w:sz w:val="26"/>
+        </w:rPr>
+        <w:t>Solar energy depends on available sunlight, so less sunlight can limit electricity production.</w:t>
+      </w:r>
+    </w:p>
+    <w:p>
+      <w:pPr>
+        <w:spacing w:after="40" w:before="0"/>
+      </w:pPr>
+      <w:r>
+        <w:rPr>
+          <w:rFonts w:ascii="Calibri" w:hAnsi="Calibri"/>
+          <w:b/>
+          <w:sz w:val="26"/>
+        </w:rPr>
+        <w:t xml:space="preserve">D. </w:t>
+      </w:r>
+      <w:r>
+        <w:rPr>
+          <w:rFonts w:ascii="Calibri" w:hAnsi="Calibri"/>
+          <w:b w:val="0"/>
+          <w:sz w:val="26"/>
+        </w:rPr>
+        <w:t>It requires digging a deep underground coal mine.</w:t>
+      </w:r>
+    </w:p>
+    <w:p>
+      <w:pPr>
+        <w:keepNext/>
+        <w:spacing w:after="60" w:before="80"/>
+      </w:pPr>
+      <w:r>
+        <w:rPr>
+          <w:rFonts w:ascii="Calibri" w:hAnsi="Calibri"/>
+          <w:b/>
+          <w:sz w:val="27"/>
+        </w:rPr>
+        <w:t xml:space="preserve">18. </w:t>
+      </w:r>
+      <w:r>
+        <w:rPr>
+          <w:rFonts w:ascii="Calibri" w:hAnsi="Calibri"/>
+          <w:b w:val="0"/>
+          <w:sz w:val="27"/>
+        </w:rPr>
+        <w:t>Geothermal energy relies on heat that comes from where?</w:t>
+      </w:r>
+    </w:p>
+    <w:p>
+      <w:pPr>
+        <w:keepNext/>
+        <w:spacing w:after="40" w:before="0"/>
+      </w:pPr>
+      <w:r>
+        <w:rPr>
+          <w:rFonts w:ascii="Calibri" w:hAnsi="Calibri"/>
+          <w:b/>
+          <w:sz w:val="26"/>
+        </w:rPr>
+        <w:t xml:space="preserve">A. </w:t>
+      </w:r>
+      <w:r>
+        <w:rPr>
+          <w:rFonts w:ascii="Calibri" w:hAnsi="Calibri"/>
+          <w:b w:val="0"/>
+          <w:sz w:val="26"/>
+        </w:rPr>
+        <w:t>The sun's surface rays</w:t>
+      </w:r>
+    </w:p>
+    <w:p>
+      <w:pPr>
+        <w:keepNext/>
+        <w:spacing w:after="40" w:before="0"/>
+      </w:pPr>
+      <w:r>
+        <w:rPr>
+          <w:rFonts w:ascii="Calibri" w:hAnsi="Calibri"/>
+          <w:b/>
+          <w:sz w:val="26"/>
+        </w:rPr>
+        <w:t xml:space="preserve">B. </w:t>
+      </w:r>
+      <w:r>
+        <w:rPr>
+          <w:rFonts w:ascii="Calibri" w:hAnsi="Calibri"/>
+          <w:b w:val="0"/>
+          <w:sz w:val="26"/>
+        </w:rPr>
+        <w:t>Warm ocean surface waves</w:t>
+      </w:r>
+    </w:p>
+    <w:p>
+      <w:pPr>
+        <w:keepNext/>
+        <w:spacing w:after="40" w:before="0"/>
+      </w:pPr>
+      <w:r>
+        <w:rPr>
+          <w:rFonts w:ascii="Calibri" w:hAnsi="Calibri"/>
+          <w:b/>
+          <w:sz w:val="26"/>
+        </w:rPr>
+        <w:t xml:space="preserve">C. </w:t>
+      </w:r>
+      <w:r>
+        <w:rPr>
+          <w:rFonts w:ascii="Calibri" w:hAnsi="Calibri"/>
+          <w:b w:val="0"/>
+          <w:sz w:val="26"/>
+        </w:rPr>
+        <w:t>Burning fossilized plants</w:t>
+      </w:r>
+    </w:p>
+    <w:p>
+      <w:pPr>
+        <w:spacing w:after="40" w:before="0"/>
+      </w:pPr>
+      <w:r>
+        <w:rPr>
+          <w:rFonts w:ascii="Calibri" w:hAnsi="Calibri"/>
+          <w:b/>
+          <w:sz w:val="26"/>
+        </w:rPr>
+        <w:t xml:space="preserve">D. </w:t>
+      </w:r>
+      <w:r>
+        <w:rPr>
+          <w:rFonts w:ascii="Calibri" w:hAnsi="Calibri"/>
+          <w:b w:val="0"/>
+          <w:sz w:val="26"/>
+        </w:rPr>
+        <w:t>Deep inside Earth</w:t>
+      </w:r>
+    </w:p>
+    <w:p>
+      <w:pPr>
+        <w:keepNext/>
+        <w:spacing w:after="80"/>
+        <w:jc w:val="center"/>
+      </w:pPr>
+      <w:r>
+        <w:drawing>
+          <wp:inline xmlns:a="http://schemas.openxmlformats.org/drawingml/2006/main" xmlns:pic="http://schemas.openxmlformats.org/drawingml/2006/picture">
+            <wp:extent cx="5669280" cy="1506687"/>
+            <wp:docPr id="4" name="Picture 4"/>
+            <wp:cNvGraphicFramePr>
+              <a:graphicFrameLocks noChangeAspect="1"/>
+            </wp:cNvGraphicFramePr>
+            <a:graphic>
+              <a:graphicData uri="http://schemas.openxmlformats.org/drawingml/2006/picture">
+                <pic:pic>
+                  <pic:nvPicPr>
+                    <pic:cNvPr id="0" name="u2-turbine-generator.png"/>
+                    <pic:cNvPicPr/>
+                  </pic:nvPicPr>
+                  <pic:blipFill>
+                    <a:blip r:embed="rId12"/>
+                    <a:stretch>
+                      <a:fillRect/>
+                    </a:stretch>
+                  </pic:blipFill>
+                  <pic:spPr>
+                    <a:xfrm>
+                      <a:off x="0" y="0"/>
+                      <a:ext cx="5669280" cy="1506687"/>
+                    </a:xfrm>
+                    <a:prstGeom prst="rect"/>
+                  </pic:spPr>
+                </pic:pic>
+              </a:graphicData>
+            </a:graphic>
+          </wp:inline>
+        </w:drawing>
+      </w:r>
+    </w:p>
+    <w:p>
+      <w:pPr>
+        <w:keepNext/>
+        <w:spacing w:after="60" w:before="80"/>
+      </w:pPr>
+      <w:r>
+        <w:rPr>
+          <w:rFonts w:ascii="Calibri" w:hAnsi="Calibri"/>
+          <w:b/>
+          <w:sz w:val="27"/>
+        </w:rPr>
+        <w:t xml:space="preserve">19. </w:t>
+      </w:r>
+      <w:r>
+        <w:rPr>
+          <w:rFonts w:ascii="Calibri" w:hAnsi="Calibri"/>
+          <w:b w:val="0"/>
+          <w:sz w:val="27"/>
+        </w:rPr>
+        <w:t>In most power plant systems, a spinning turbine turns a generator. What is the final form of energy produced by the generator?</w:t>
+      </w:r>
+    </w:p>
+    <w:p>
+      <w:pPr>
+        <w:keepNext/>
+        <w:spacing w:after="40" w:before="0"/>
+      </w:pPr>
+      <w:r>
+        <w:rPr>
+          <w:rFonts w:ascii="Calibri" w:hAnsi="Calibri"/>
+          <w:b/>
+          <w:sz w:val="26"/>
+        </w:rPr>
+        <w:t xml:space="preserve">A. </w:t>
+      </w:r>
+      <w:r>
+        <w:rPr>
+          <w:rFonts w:ascii="Calibri" w:hAnsi="Calibri"/>
+          <w:b w:val="0"/>
+          <w:sz w:val="26"/>
+        </w:rPr>
+        <w:t>Electricity</w:t>
+      </w:r>
+    </w:p>
+    <w:p>
+      <w:pPr>
+        <w:keepNext/>
+        <w:spacing w:after="40" w:before="0"/>
+      </w:pPr>
+      <w:r>
+        <w:rPr>
+          <w:rFonts w:ascii="Calibri" w:hAnsi="Calibri"/>
+          <w:b/>
+          <w:sz w:val="26"/>
+        </w:rPr>
+        <w:t xml:space="preserve">B. </w:t>
+      </w:r>
+      <w:r>
+        <w:rPr>
+          <w:rFonts w:ascii="Calibri" w:hAnsi="Calibri"/>
+          <w:b w:val="0"/>
+          <w:sz w:val="26"/>
+        </w:rPr>
+        <w:t>Sound energy</w:t>
+      </w:r>
+    </w:p>
+    <w:p>
+      <w:pPr>
+        <w:keepNext/>
+        <w:spacing w:after="40" w:before="0"/>
+      </w:pPr>
+      <w:r>
+        <w:rPr>
+          <w:rFonts w:ascii="Calibri" w:hAnsi="Calibri"/>
+          <w:b/>
+          <w:sz w:val="26"/>
+        </w:rPr>
+        <w:t xml:space="preserve">C. </w:t>
+      </w:r>
+      <w:r>
+        <w:rPr>
+          <w:rFonts w:ascii="Calibri" w:hAnsi="Calibri"/>
+          <w:b w:val="0"/>
+          <w:sz w:val="26"/>
+        </w:rPr>
+        <w:t>Heat energy</w:t>
+      </w:r>
+    </w:p>
+    <w:p>
+      <w:pPr>
+        <w:spacing w:after="40" w:before="0"/>
+      </w:pPr>
+      <w:r>
+        <w:rPr>
+          <w:rFonts w:ascii="Calibri" w:hAnsi="Calibri"/>
+          <w:b/>
+          <w:sz w:val="26"/>
+        </w:rPr>
+        <w:t xml:space="preserve">D. </w:t>
+      </w:r>
+      <w:r>
+        <w:rPr>
+          <w:rFonts w:ascii="Calibri" w:hAnsi="Calibri"/>
+          <w:b w:val="0"/>
+          <w:sz w:val="26"/>
+        </w:rPr>
+        <w:t>Solar energy</w:t>
+      </w:r>
+    </w:p>
+    <w:p>
+      <w:pPr>
+        <w:keepNext/>
+        <w:spacing w:after="60" w:before="80"/>
+      </w:pPr>
+      <w:r>
+        <w:rPr>
+          <w:rFonts w:ascii="Calibri" w:hAnsi="Calibri"/>
+          <w:b/>
+          <w:sz w:val="27"/>
+        </w:rPr>
+        <w:t xml:space="preserve">20. </w:t>
+      </w:r>
+      <w:r>
+        <w:rPr>
+          <w:rFonts w:ascii="Calibri" w:hAnsi="Calibri"/>
+          <w:b w:val="0"/>
+          <w:sz w:val="27"/>
+        </w:rPr>
+        <w:t>A hybrid car is engineered to use two different sources of energy. Which combination is commonly used in hybrid vehicles?</w:t>
+      </w:r>
+    </w:p>
+    <w:p>
+      <w:pPr>
+        <w:keepNext/>
+        <w:spacing w:after="40" w:before="0"/>
+      </w:pPr>
+      <w:r>
+        <w:rPr>
+          <w:rFonts w:ascii="Calibri" w:hAnsi="Calibri"/>
+          <w:b/>
+          <w:sz w:val="26"/>
+        </w:rPr>
+        <w:t xml:space="preserve">A. </w:t>
+      </w:r>
+      <w:r>
+        <w:rPr>
+          <w:rFonts w:ascii="Calibri" w:hAnsi="Calibri"/>
+          <w:b w:val="0"/>
+          <w:sz w:val="26"/>
+        </w:rPr>
+        <w:t>Coal combustion and natural gas</w:t>
+      </w:r>
+    </w:p>
+    <w:p>
+      <w:pPr>
+        <w:keepNext/>
+        <w:spacing w:after="40" w:before="0"/>
+      </w:pPr>
+      <w:r>
+        <w:rPr>
+          <w:rFonts w:ascii="Calibri" w:hAnsi="Calibri"/>
+          <w:b/>
+          <w:sz w:val="26"/>
+        </w:rPr>
+        <w:t xml:space="preserve">B. </w:t>
+      </w:r>
+      <w:r>
+        <w:rPr>
+          <w:rFonts w:ascii="Calibri" w:hAnsi="Calibri"/>
+          <w:b w:val="0"/>
+          <w:sz w:val="26"/>
+        </w:rPr>
+        <w:t>Gasoline fuel and battery power</w:t>
+      </w:r>
+    </w:p>
+    <w:p>
+      <w:pPr>
+        <w:keepNext/>
+        <w:spacing w:after="40" w:before="0"/>
+      </w:pPr>
+      <w:r>
+        <w:rPr>
+          <w:rFonts w:ascii="Calibri" w:hAnsi="Calibri"/>
+          <w:b/>
+          <w:sz w:val="26"/>
+        </w:rPr>
+        <w:t xml:space="preserve">C. </w:t>
+      </w:r>
+      <w:r>
+        <w:rPr>
+          <w:rFonts w:ascii="Calibri" w:hAnsi="Calibri"/>
+          <w:b w:val="0"/>
+          <w:sz w:val="26"/>
+        </w:rPr>
+        <w:t>Wind power and solar energy</w:t>
+      </w:r>
+    </w:p>
+    <w:p>
+      <w:pPr>
+        <w:spacing w:after="40" w:before="0"/>
+      </w:pPr>
+      <w:r>
+        <w:rPr>
+          <w:rFonts w:ascii="Calibri" w:hAnsi="Calibri"/>
+          <w:b/>
+          <w:sz w:val="26"/>
+        </w:rPr>
+        <w:t xml:space="preserve">D. </w:t>
+      </w:r>
+      <w:r>
+        <w:rPr>
+          <w:rFonts w:ascii="Calibri" w:hAnsi="Calibri"/>
+          <w:b w:val="0"/>
+          <w:sz w:val="26"/>
+        </w:rPr>
+        <w:t>Uranium nuclear fuel and water</w:t>
+      </w:r>
+    </w:p>
+    <w:p>
+      <w:pPr>
+        <w:keepNext/>
+        <w:spacing w:after="60" w:before="80"/>
+      </w:pPr>
+      <w:r>
+        <w:rPr>
+          <w:rFonts w:ascii="Calibri" w:hAnsi="Calibri"/>
+          <w:b/>
+          <w:sz w:val="27"/>
+        </w:rPr>
+        <w:t xml:space="preserve">21. </w:t>
+      </w:r>
+      <w:r>
+        <w:rPr>
+          <w:rFonts w:ascii="Calibri" w:hAnsi="Calibri"/>
+          <w:b w:val="0"/>
+          <w:sz w:val="27"/>
+        </w:rPr>
+        <w:t>Propane gas is abundant in tanks today, but it takes millions of years to form deep underground alongside crude oil. This evidence shows that propane gas is a:</w:t>
+      </w:r>
+    </w:p>
+    <w:p>
+      <w:pPr>
+        <w:keepNext/>
+        <w:spacing w:after="40" w:before="0"/>
+      </w:pPr>
+      <w:r>
+        <w:rPr>
+          <w:rFonts w:ascii="Calibri" w:hAnsi="Calibri"/>
+          <w:b/>
+          <w:sz w:val="26"/>
+        </w:rPr>
+        <w:t xml:space="preserve">A. </w:t>
+      </w:r>
+      <w:r>
+        <w:rPr>
+          <w:rFonts w:ascii="Calibri" w:hAnsi="Calibri"/>
+          <w:b w:val="0"/>
+          <w:sz w:val="26"/>
+        </w:rPr>
+        <w:t>Renewable resource</w:t>
+      </w:r>
+    </w:p>
+    <w:p>
+      <w:pPr>
+        <w:keepNext/>
+        <w:spacing w:after="40" w:before="0"/>
+      </w:pPr>
+      <w:r>
+        <w:rPr>
+          <w:rFonts w:ascii="Calibri" w:hAnsi="Calibri"/>
+          <w:b/>
+          <w:sz w:val="26"/>
+        </w:rPr>
+        <w:t xml:space="preserve">B. </w:t>
+      </w:r>
+      <w:r>
+        <w:rPr>
+          <w:rFonts w:ascii="Calibri" w:hAnsi="Calibri"/>
+          <w:b w:val="0"/>
+          <w:sz w:val="26"/>
+        </w:rPr>
+        <w:t>Biofuel</w:t>
+      </w:r>
+    </w:p>
+    <w:p>
+      <w:pPr>
+        <w:keepNext/>
+        <w:spacing w:after="40" w:before="0"/>
+      </w:pPr>
+      <w:r>
+        <w:rPr>
+          <w:rFonts w:ascii="Calibri" w:hAnsi="Calibri"/>
+          <w:b/>
+          <w:sz w:val="26"/>
+        </w:rPr>
+        <w:t xml:space="preserve">C. </w:t>
+      </w:r>
+      <w:r>
+        <w:rPr>
+          <w:rFonts w:ascii="Calibri" w:hAnsi="Calibri"/>
+          <w:b w:val="0"/>
+          <w:sz w:val="26"/>
+        </w:rPr>
+        <w:t>Nonrenewable resource</w:t>
+      </w:r>
+    </w:p>
+    <w:p>
+      <w:pPr>
+        <w:spacing w:after="40" w:before="0"/>
+      </w:pPr>
+      <w:r>
+        <w:rPr>
+          <w:rFonts w:ascii="Calibri" w:hAnsi="Calibri"/>
+          <w:b/>
+          <w:sz w:val="26"/>
+        </w:rPr>
+        <w:t xml:space="preserve">D. </w:t>
+      </w:r>
+      <w:r>
+        <w:rPr>
+          <w:rFonts w:ascii="Calibri" w:hAnsi="Calibri"/>
+          <w:b w:val="0"/>
+          <w:sz w:val="26"/>
+        </w:rPr>
+        <w:t>Geothermal resource</w:t>
+      </w:r>
+    </w:p>
+    <w:p>
+      <w:pPr>
+        <w:keepNext/>
+        <w:spacing w:after="60" w:before="80"/>
+      </w:pPr>
+      <w:r>
+        <w:rPr>
+          <w:rFonts w:ascii="Calibri" w:hAnsi="Calibri"/>
+          <w:b/>
+          <w:sz w:val="27"/>
+        </w:rPr>
+        <w:t xml:space="preserve">22. </w:t>
+      </w:r>
+      <w:r>
+        <w:rPr>
+          <w:rFonts w:ascii="Calibri" w:hAnsi="Calibri"/>
+          <w:b w:val="0"/>
+          <w:sz w:val="27"/>
+        </w:rPr>
+        <w:t>Which of the following is a major environmental cost associated with burning fossil fuels like coal and oil?</w:t>
+      </w:r>
+    </w:p>
+    <w:p>
+      <w:pPr>
+        <w:keepNext/>
+        <w:spacing w:after="40" w:before="0"/>
+      </w:pPr>
+      <w:r>
+        <w:rPr>
+          <w:rFonts w:ascii="Calibri" w:hAnsi="Calibri"/>
+          <w:b/>
+          <w:sz w:val="26"/>
+        </w:rPr>
+        <w:t xml:space="preserve">A. </w:t>
+      </w:r>
+      <w:r>
+        <w:rPr>
+          <w:rFonts w:ascii="Calibri" w:hAnsi="Calibri"/>
+          <w:b w:val="0"/>
+          <w:sz w:val="26"/>
+        </w:rPr>
+        <w:t>Releasing smoke and air pollutants into the air</w:t>
+      </w:r>
+    </w:p>
+    <w:p>
+      <w:pPr>
+        <w:keepNext/>
+        <w:spacing w:after="40" w:before="0"/>
+      </w:pPr>
+      <w:r>
+        <w:rPr>
+          <w:rFonts w:ascii="Calibri" w:hAnsi="Calibri"/>
+          <w:b/>
+          <w:sz w:val="26"/>
+        </w:rPr>
+        <w:t xml:space="preserve">B. </w:t>
+      </w:r>
+      <w:r>
+        <w:rPr>
+          <w:rFonts w:ascii="Calibri" w:hAnsi="Calibri"/>
+          <w:b w:val="0"/>
+          <w:sz w:val="26"/>
+        </w:rPr>
+        <w:t>Cooling down Earth's ocean temperatures too fast</w:t>
+      </w:r>
+    </w:p>
+    <w:p>
+      <w:pPr>
+        <w:keepNext/>
+        <w:spacing w:after="40" w:before="0"/>
+      </w:pPr>
+      <w:r>
+        <w:rPr>
+          <w:rFonts w:ascii="Calibri" w:hAnsi="Calibri"/>
+          <w:b/>
+          <w:sz w:val="26"/>
+        </w:rPr>
+        <w:t xml:space="preserve">C. </w:t>
+      </w:r>
+      <w:r>
+        <w:rPr>
+          <w:rFonts w:ascii="Calibri" w:hAnsi="Calibri"/>
+          <w:b w:val="0"/>
+          <w:sz w:val="26"/>
+        </w:rPr>
+        <w:t>Creating excessive wind currents around power plants</w:t>
+      </w:r>
+    </w:p>
+    <w:p>
+      <w:pPr>
+        <w:spacing w:after="40" w:before="0"/>
+      </w:pPr>
+      <w:r>
+        <w:rPr>
+          <w:rFonts w:ascii="Calibri" w:hAnsi="Calibri"/>
+          <w:b/>
+          <w:sz w:val="26"/>
+        </w:rPr>
+        <w:t xml:space="preserve">D. </w:t>
+      </w:r>
+      <w:r>
+        <w:rPr>
+          <w:rFonts w:ascii="Calibri" w:hAnsi="Calibri"/>
+          <w:b w:val="0"/>
+          <w:sz w:val="26"/>
+        </w:rPr>
+        <w:t>Depleting the total amount of sunlight reaching Earth</w:t>
+      </w:r>
+    </w:p>
+    <w:p>
+      <w:pPr>
+        <w:keepNext/>
+        <w:spacing w:after="60" w:before="80"/>
+      </w:pPr>
+      <w:r>
+        <w:rPr>
+          <w:rFonts w:ascii="Calibri" w:hAnsi="Calibri"/>
+          <w:b/>
+          <w:sz w:val="27"/>
+        </w:rPr>
+        <w:t xml:space="preserve">23. </w:t>
+      </w:r>
+      <w:r>
+        <w:rPr>
+          <w:rFonts w:ascii="Calibri" w:hAnsi="Calibri"/>
+          <w:b w:val="0"/>
+          <w:sz w:val="27"/>
+        </w:rPr>
+        <w:t>Scientists are researching methane hydrate ('fire ice') frozen deep under ocean floors. Because it is a fossil fuel, scientists know that methane hydrate is:</w:t>
+      </w:r>
+    </w:p>
+    <w:p>
+      <w:pPr>
+        <w:keepNext/>
+        <w:spacing w:after="40" w:before="0"/>
+      </w:pPr>
+      <w:r>
+        <w:rPr>
+          <w:rFonts w:ascii="Calibri" w:hAnsi="Calibri"/>
+          <w:b/>
+          <w:sz w:val="26"/>
+        </w:rPr>
+        <w:t xml:space="preserve">A. </w:t>
+      </w:r>
+      <w:r>
+        <w:rPr>
+          <w:rFonts w:ascii="Calibri" w:hAnsi="Calibri"/>
+          <w:b w:val="0"/>
+          <w:sz w:val="26"/>
+        </w:rPr>
+        <w:t>Easy to replace quickly after it is burned</w:t>
+      </w:r>
+    </w:p>
+    <w:p>
+      <w:pPr>
+        <w:keepNext/>
+        <w:spacing w:after="40" w:before="0"/>
+      </w:pPr>
+      <w:r>
+        <w:rPr>
+          <w:rFonts w:ascii="Calibri" w:hAnsi="Calibri"/>
+          <w:b/>
+          <w:sz w:val="26"/>
+        </w:rPr>
+        <w:t xml:space="preserve">B. </w:t>
+      </w:r>
+      <w:r>
+        <w:rPr>
+          <w:rFonts w:ascii="Calibri" w:hAnsi="Calibri"/>
+          <w:b w:val="0"/>
+          <w:sz w:val="26"/>
+        </w:rPr>
+        <w:t>A nonrenewable energy resource</w:t>
+      </w:r>
+    </w:p>
+    <w:p>
+      <w:pPr>
+        <w:keepNext/>
+        <w:spacing w:after="40" w:before="0"/>
+      </w:pPr>
+      <w:r>
+        <w:rPr>
+          <w:rFonts w:ascii="Calibri" w:hAnsi="Calibri"/>
+          <w:b/>
+          <w:sz w:val="26"/>
+        </w:rPr>
+        <w:t xml:space="preserve">C. </w:t>
+      </w:r>
+      <w:r>
+        <w:rPr>
+          <w:rFonts w:ascii="Calibri" w:hAnsi="Calibri"/>
+          <w:b w:val="0"/>
+          <w:sz w:val="26"/>
+        </w:rPr>
+        <w:t>Powered directly by solar panels</w:t>
+      </w:r>
+    </w:p>
+    <w:p>
+      <w:pPr>
+        <w:spacing w:after="40" w:before="0"/>
+      </w:pPr>
+      <w:r>
+        <w:rPr>
+          <w:rFonts w:ascii="Calibri" w:hAnsi="Calibri"/>
+          <w:b/>
+          <w:sz w:val="26"/>
+        </w:rPr>
+        <w:t xml:space="preserve">D. </w:t>
+      </w:r>
+      <w:r>
+        <w:rPr>
+          <w:rFonts w:ascii="Calibri" w:hAnsi="Calibri"/>
+          <w:b w:val="0"/>
+          <w:sz w:val="26"/>
+        </w:rPr>
+        <w:t>Completely free of any environmental costs</w:t>
+      </w:r>
+    </w:p>
+    <w:p>
+      <w:pPr>
+        <w:keepNext/>
+        <w:spacing w:after="80"/>
+        <w:jc w:val="center"/>
+      </w:pPr>
+      <w:r>
+        <w:drawing>
+          <wp:inline xmlns:a="http://schemas.openxmlformats.org/drawingml/2006/main" xmlns:pic="http://schemas.openxmlformats.org/drawingml/2006/picture">
+            <wp:extent cx="5669280" cy="1887853"/>
+            <wp:docPr id="5" name="Picture 5"/>
+            <wp:cNvGraphicFramePr>
+              <a:graphicFrameLocks noChangeAspect="1"/>
+            </wp:cNvGraphicFramePr>
+            <a:graphic>
+              <a:graphicData uri="http://schemas.openxmlformats.org/drawingml/2006/picture">
+                <pic:pic>
+                  <pic:nvPicPr>
+                    <pic:cNvPr id="0" name="u2-coal-nuclear.png"/>
+                    <pic:cNvPicPr/>
+                  </pic:nvPicPr>
+                  <pic:blipFill>
+                    <a:blip r:embed="rId13"/>
+                    <a:stretch>
+                      <a:fillRect/>
+                    </a:stretch>
+                  </pic:blipFill>
+                  <pic:spPr>
+                    <a:xfrm>
+                      <a:off x="0" y="0"/>
+                      <a:ext cx="5669280" cy="1887853"/>
+                    </a:xfrm>
+                    <a:prstGeom prst="rect"/>
+                  </pic:spPr>
+                </pic:pic>
+              </a:graphicData>
+            </a:graphic>
+          </wp:inline>
+        </w:drawing>
+      </w:r>
+    </w:p>
+    <w:p>
+      <w:pPr>
+        <w:keepNext/>
+        <w:spacing w:after="60" w:before="80"/>
+      </w:pPr>
+      <w:r>
+        <w:rPr>
+          <w:rFonts w:ascii="Calibri" w:hAnsi="Calibri"/>
+          <w:b/>
+          <w:sz w:val="27"/>
+        </w:rPr>
+        <w:t xml:space="preserve">24. </w:t>
+      </w:r>
+      <w:r>
+        <w:rPr>
+          <w:rFonts w:ascii="Calibri" w:hAnsi="Calibri"/>
+          <w:b w:val="0"/>
+          <w:sz w:val="27"/>
+        </w:rPr>
+        <w:t>Although coal power plants and nuclear power plants use different fuels, what shared step do both use to generate electricity?</w:t>
+      </w:r>
+    </w:p>
+    <w:p>
+      <w:pPr>
+        <w:keepNext/>
+        <w:spacing w:after="40" w:before="0"/>
+      </w:pPr>
+      <w:r>
+        <w:rPr>
+          <w:rFonts w:ascii="Calibri" w:hAnsi="Calibri"/>
+          <w:b/>
+          <w:sz w:val="26"/>
+        </w:rPr>
+        <w:t xml:space="preserve">A. </w:t>
+      </w:r>
+      <w:r>
+        <w:rPr>
+          <w:rFonts w:ascii="Calibri" w:hAnsi="Calibri"/>
+          <w:b w:val="0"/>
+          <w:sz w:val="26"/>
+        </w:rPr>
+        <w:t>They both burn fossil fuel plants underground.</w:t>
+      </w:r>
+    </w:p>
+    <w:p>
+      <w:pPr>
+        <w:keepNext/>
+        <w:spacing w:after="40" w:before="0"/>
+      </w:pPr>
+      <w:r>
+        <w:rPr>
+          <w:rFonts w:ascii="Calibri" w:hAnsi="Calibri"/>
+          <w:b/>
+          <w:sz w:val="26"/>
+        </w:rPr>
+        <w:t xml:space="preserve">B. </w:t>
+      </w:r>
+      <w:r>
+        <w:rPr>
+          <w:rFonts w:ascii="Calibri" w:hAnsi="Calibri"/>
+          <w:b w:val="0"/>
+          <w:sz w:val="26"/>
+        </w:rPr>
+        <w:t>They both use rooftop solar cells to heat water.</w:t>
+      </w:r>
+    </w:p>
+    <w:p>
+      <w:pPr>
+        <w:keepNext/>
+        <w:spacing w:after="40" w:before="0"/>
+      </w:pPr>
+      <w:r>
+        <w:rPr>
+          <w:rFonts w:ascii="Calibri" w:hAnsi="Calibri"/>
+          <w:b/>
+          <w:sz w:val="26"/>
+        </w:rPr>
+        <w:t xml:space="preserve">C. </w:t>
+      </w:r>
+      <w:r>
+        <w:rPr>
+          <w:rFonts w:ascii="Calibri" w:hAnsi="Calibri"/>
+          <w:b w:val="0"/>
+          <w:sz w:val="26"/>
+        </w:rPr>
+        <w:t>They both use heat to turn water into steam that spins a turbine generator.</w:t>
+      </w:r>
+    </w:p>
+    <w:p>
+      <w:pPr>
+        <w:spacing w:after="40" w:before="0"/>
+      </w:pPr>
+      <w:r>
+        <w:rPr>
+          <w:rFonts w:ascii="Calibri" w:hAnsi="Calibri"/>
+          <w:b/>
+          <w:sz w:val="26"/>
+        </w:rPr>
+        <w:t xml:space="preserve">D. </w:t>
+      </w:r>
+      <w:r>
+        <w:rPr>
+          <w:rFonts w:ascii="Calibri" w:hAnsi="Calibri"/>
+          <w:b w:val="0"/>
+          <w:sz w:val="26"/>
+        </w:rPr>
+        <w:t>They both rely directly on flowing river currents.</w:t>
       </w:r>
     </w:p>
     <w:p>
@@ -2872,7 +2856,7 @@
           <w:b w:val="0"/>
           <w:sz w:val="27"/>
         </w:rPr>
-        <w:t>A location has strong sunlight most days but very little moving water. Which resource would work better there, based on availability?</w:t>
+        <w:t>A mountain town wants to switch to renewable energy. The area has strong, steady wind gusts every day, but it is cloudy most of the year and has no large rivers. Which renewable resource is the most reliable choice for this town?</w:t>
       </w:r>
     </w:p>
     <w:p>
@@ -2894,7 +2878,7 @@
           <w:b w:val="0"/>
           <w:sz w:val="26"/>
         </w:rPr>
-        <w:t>Hydroelectric power, because it needs moving water</w:t>
+        <w:t>Hydroelectric power</w:t>
       </w:r>
     </w:p>
     <w:p>
@@ -2916,7 +2900,7 @@
           <w:b w:val="0"/>
           <w:sz w:val="26"/>
         </w:rPr>
-        <w:t>Geothermal energy, because it needs strong sunlight</w:t>
+        <w:t>Solar power</w:t>
       </w:r>
     </w:p>
     <w:p>
@@ -2938,7 +2922,7 @@
           <w:b w:val="0"/>
           <w:sz w:val="26"/>
         </w:rPr>
-        <w:t>Solar power, because the location has strong sunlight most days</w:t>
+        <w:t>Coal energy</w:t>
       </w:r>
     </w:p>
     <w:p>
@@ -2959,7 +2943,7 @@
           <w:b w:val="0"/>
           <w:sz w:val="26"/>
         </w:rPr>
-        <w:t>Wind power, because it needs strong sunlight</w:t>
+        <w:t>Wind power</w:t>
       </w:r>
     </w:p>
     <w:sectPr>
